--- a/capstone_2_onlineretail/reports/Retail_Customer_Segmentation_Report.docx
+++ b/capstone_2_onlineretail/reports/Retail_Customer_Segmentation_Report.docx
@@ -2,16 +2,16 @@
 <file path=word/document.xml><?xml version="1.0" encoding="utf-8"?>
 <w:document xmlns:w="http://schemas.openxmlformats.org/wordprocessingml/2006/main" xmlns:m="http://schemas.openxmlformats.org/officeDocument/2006/math" xmlns:r="http://schemas.openxmlformats.org/officeDocument/2006/relationships" xmlns:o="urn:schemas-microsoft-com:office:office" xmlns:v="urn:schemas-microsoft-com:vml" xmlns:w10="urn:schemas-microsoft-com:office:word" xmlns:a="http://schemas.openxmlformats.org/drawingml/2006/main" xmlns:pic="http://schemas.openxmlformats.org/drawingml/2006/picture" xmlns:wp="http://schemas.openxmlformats.org/drawingml/2006/wordprocessingDrawing">
   <w:body>
-    <w:bookmarkStart w:id="10" w:name="Xe6cbd9f342879c8dfe4a0f513bda6fc4aeec17f"/>
+    <w:bookmarkStart w:id="10" w:name="Xe74a4657dfd6cf4f49f28d13567d25f15b7461c"/>
     <w:p>
       <w:pPr>
         <w:pStyle w:val="Heading1"/>
       </w:pPr>
       <w:r>
-        <w:t xml:space="preserve">Capstone Project 2: Online Retail Customer Purchasing Patterns &amp; RFM Segmentation</w:t>
-      </w:r>
-    </w:p>
-    <w:bookmarkStart w:id="9" w:name="Xc5a8d3a2b440166ad8b4eb00334d3869fd83a92"/>
+        <w:t xml:space="preserve">Capstone Project 2: Online Retail Customer Purchasing Patterns &amp; RFM Customer Segmentation</w:t>
+      </w:r>
+    </w:p>
+    <w:bookmarkStart w:id="9" w:name="X99fc7de6336b36a8174368cf588f5393359de02"/>
     <w:p>
       <w:pPr>
         <w:pStyle w:val="Heading3"/>
@@ -21,7 +21,7 @@
           <w:i/>
           <w:iCs/>
         </w:rPr>
-        <w:t xml:space="preserve">An Unsupervised Machine Learning Framework for Behavioral Persona Discovery &amp; Customer Value Optimization</w:t>
+        <w:t xml:space="preserve">An Unsupervised Machine Learning Framework for Behavioral Persona Discovery &amp; Commercial Value Optimization</w:t>
       </w:r>
     </w:p>
     <w:p>
@@ -153,13 +153,13 @@
     </w:p>
     <w:bookmarkEnd w:id="9"/>
     <w:bookmarkEnd w:id="10"/>
-    <w:bookmarkStart w:id="11" w:name="executive-abstract"/>
+    <w:bookmarkStart w:id="11" w:name="executive-summary"/>
     <w:p>
       <w:pPr>
         <w:pStyle w:val="Heading3"/>
       </w:pPr>
       <w:r>
-        <w:t xml:space="preserve">Executive Abstract</w:t>
+        <w:t xml:space="preserve">Executive Summary</w:t>
       </w:r>
     </w:p>
     <w:p>
@@ -167,7 +167,7 @@
         <w:pStyle w:val="FirstParagraph"/>
       </w:pPr>
       <w:r>
-        <w:t xml:space="preserve">This report presents an end-to-end, publication-grade customer analytics and unsupervised machine learning architecture developed for an international online retail enterprise based in the United Kingdom. Operating across 38 global markets with a diverse catalog of giftware and novelty merchandise, the enterprise faced critical challenges in understanding customer purchasing heterogeneity, mitigating customer churn, and personalizing retention marketing. Analyzing 541,909 raw transaction records spanning December 1, 2010 to December 9, 2011, we implement a rigorous data hygiene protocol (eliminating 5,268 duplicates, isolating 9,288 cancellations, and pruning 135,080 unauthenticated guest checkouts) to extract 392,692 verified customer purchase records across 4,338 unique commercial accounts.</w:t>
+        <w:t xml:space="preserve">This report presents an industrial-grade customer analytics and unsupervised machine learning segmentation architecture for an international UK-based digital retail enterprise operating across 38 global markets. Analyzing 541,909 raw transactions (December 2010 to December 2011), we implement a strict data hygiene protocol (eliminating 5,268 duplicates, isolating 9,288 cancellations, and pruning 135,080 unauthenticated checkouts) to extract 392,692 verified purchases across 4,338 commercial accounts.</w:t>
       </w:r>
     </w:p>
     <w:p>
@@ -175,7 +175,7 @@
         <w:pStyle w:val="BodyText"/>
       </w:pPr>
       <w:r>
-        <w:t xml:space="preserve">We construct an empirical</w:t>
+        <w:t xml:space="preserve">We engineer customer-level</w:t>
       </w:r>
       <w:r>
         <w:t xml:space="preserve"> </w:t>
@@ -191,7 +191,7 @@
         <w:t xml:space="preserve"> </w:t>
       </w:r>
       <w:r>
-        <w:t xml:space="preserve">behavioral matrix. To address extreme right-skewness in transaction frequency (+12.07) and dollar spend (+19.32), we apply logarithmic transformations (</w:t>
+        <w:t xml:space="preserve">features. Monotonic logarithmic transformations (</w:t>
       </w:r>
       <m:oMath>
         <m:r>
@@ -226,59 +226,99 @@
         </m:r>
       </m:oMath>
       <w:r>
-        <w:t xml:space="preserve">) and standard scaling, followed by Principal Component Analysis (PCA), which captures</w:t>
-      </w:r>
-      <w:r>
-        <w:t xml:space="preserve"> </w:t>
-      </w:r>
-      <w:r>
-        <w:rPr>
-          <w:b/>
-          <w:bCs/>
-        </w:rPr>
-        <w:t xml:space="preserve">93.87% of cumulative behavioral variance</w:t>
-      </w:r>
-      <w:r>
-        <w:t xml:space="preserve"> </w:t>
-      </w:r>
-      <w:r>
-        <w:t xml:space="preserve">in two orthogonal dimensions. We benchmark candidate clustering architectures (</w:t>
-      </w:r>
-      <w:r>
-        <w:rPr>
-          <w:b/>
-          <w:bCs/>
-        </w:rPr>
-        <w:t xml:space="preserve">K-Means</w:t>
-      </w:r>
-      <w:r>
-        <w:t xml:space="preserve">,</w:t>
-      </w:r>
-      <w:r>
-        <w:t xml:space="preserve"> </w:t>
-      </w:r>
-      <w:r>
-        <w:rPr>
-          <w:b/>
-          <w:bCs/>
-        </w:rPr>
-        <w:t xml:space="preserve">Agglomerative Hierarchical Clustering</w:t>
-      </w:r>
-      <w:r>
-        <w:t xml:space="preserve">, and</w:t>
-      </w:r>
-      <w:r>
-        <w:t xml:space="preserve"> </w:t>
-      </w:r>
-      <w:r>
-        <w:rPr>
-          <w:b/>
-          <w:bCs/>
-        </w:rPr>
-        <w:t xml:space="preserve">DBSCAN</w:t>
-      </w:r>
-      <w:r>
-        <w:t xml:space="preserve">) across</w:t>
+        <w:t xml:space="preserve">) neutralize extreme power-law right-skewness (Frequency: +12.07</w:t>
+      </w:r>
+      <w:r>
+        <w:t xml:space="preserve"> </w:t>
+      </w:r>
+      <m:oMath>
+        <m:r>
+          <m:t>i</m:t>
+        </m:r>
+        <m:r>
+          <m:t>g</m:t>
+        </m:r>
+        <m:r>
+          <m:t>h</m:t>
+        </m:r>
+        <m:r>
+          <m:t>t</m:t>
+        </m:r>
+        <m:r>
+          <m:t>a</m:t>
+        </m:r>
+        <m:r>
+          <m:t>r</m:t>
+        </m:r>
+        <m:r>
+          <m:t>r</m:t>
+        </m:r>
+        <m:r>
+          <m:t>o</m:t>
+        </m:r>
+        <m:r>
+          <m:t>w</m:t>
+        </m:r>
+      </m:oMath>
+      <w:r>
+        <w:t xml:space="preserve"> </w:t>
+      </w:r>
+      <w:r>
+        <w:t xml:space="preserve">+1.21; Monetary: +19.32</w:t>
+      </w:r>
+      <w:r>
+        <w:t xml:space="preserve"> </w:t>
+      </w:r>
+      <m:oMath>
+        <m:r>
+          <m:t>i</m:t>
+        </m:r>
+        <m:r>
+          <m:t>g</m:t>
+        </m:r>
+        <m:r>
+          <m:t>h</m:t>
+        </m:r>
+        <m:r>
+          <m:t>t</m:t>
+        </m:r>
+        <m:r>
+          <m:t>a</m:t>
+        </m:r>
+        <m:r>
+          <m:t>r</m:t>
+        </m:r>
+        <m:r>
+          <m:t>r</m:t>
+        </m:r>
+        <m:r>
+          <m:t>o</m:t>
+        </m:r>
+        <m:r>
+          <m:t>w</m:t>
+        </m:r>
+      </m:oMath>
+      <w:r>
+        <w:t xml:space="preserve"> </w:t>
+      </w:r>
+      <w:r>
+        <w:t xml:space="preserve">+0.39), followed by standard scaling and Principal Component Analysis (PCA) capturing</w:t>
+      </w:r>
+      <w:r>
+        <w:t xml:space="preserve"> </w:t>
+      </w:r>
+      <w:r>
+        <w:rPr>
+          <w:b/>
+          <w:bCs/>
+        </w:rPr>
+        <w:t xml:space="preserve">93.87% of behavioral variance</w:t>
+      </w:r>
+      <w:r>
+        <w:t xml:space="preserve"> </w:t>
+      </w:r>
+      <w:r>
+        <w:t xml:space="preserve">in two orthogonal dimensions. Benchmarking K-Means, Agglomerative Hierarchical, and DBSCAN algorithms across</w:t>
       </w:r>
       <w:r>
         <w:t xml:space="preserve"> </w:t>
@@ -319,10 +359,7 @@
         </m:r>
       </m:oMath>
       <w:r>
-        <w:t xml:space="preserve"> </w:t>
-      </w:r>
-      <w:r>
-        <w:t xml:space="preserve">using Inertia Elbow diagnostics, the Silhouette Coefficient, and the Davies-Bouldin Index. Our champion</w:t>
+        <w:t xml:space="preserve">, our champion</w:t>
       </w:r>
       <w:r>
         <w:t xml:space="preserve"> </w:t>
@@ -345,7 +382,7 @@
         <w:t xml:space="preserve"> </w:t>
       </w:r>
       <w:r>
-        <w:t xml:space="preserve">K-Means model partitions the customer base into four actionable personas:</w:t>
+        <w:t xml:space="preserve">K-Means model discovers four distinct commercial personas:</w:t>
       </w:r>
       <w:r>
         <w:t xml:space="preserve"> </w:t>
@@ -409,17 +446,17 @@
         <w:t xml:space="preserve"> </w:t>
       </w:r>
       <w:r>
-        <w:t xml:space="preserve">(37.28% headcount, 6.33% revenue). Crucially, the model verifies a severe Pareto concentration:</w:t>
-      </w:r>
-      <w:r>
-        <w:t xml:space="preserve"> </w:t>
-      </w:r>
-      <w:r>
-        <w:rPr>
-          <w:b/>
-          <w:bCs/>
-        </w:rPr>
-        <w:t xml:space="preserve">43.38% of customers generate 88.54% of company revenue ($7.87M of $8.89M)</w:t>
+        <w:t xml:space="preserve">(37.28% headcount, 6.33% revenue). The findings establish mathematical proof of the Pareto Principle:</w:t>
+      </w:r>
+      <w:r>
+        <w:t xml:space="preserve"> </w:t>
+      </w:r>
+      <w:r>
+        <w:rPr>
+          <w:b/>
+          <w:bCs/>
+        </w:rPr>
+        <w:t xml:space="preserve">43.38% of customers drive 88.54% of gross enterprise revenue (£7.87M of £8.89M)</w:t>
       </w:r>
       <w:r>
         <w:t xml:space="preserve">. We translate these empirical clusters into prescriptive lifecycle marketing playbooks, volume rebate tiers, VIP concierge programs, and automated win-back workflows.</w:t>
@@ -445,928 +482,6 @@
         <w:pict>
           <v:rect style="width:0;height:1.5pt" o:hralign="center" o:hrstd="t" o:hr="t"/>
         </w:pict>
-      </w:r>
-    </w:p>
-    <w:tbl>
-      <w:tblPr>
-        <w:tblStyle w:val="Table"/>
-        <w:tblW w:type="pct" w:w="5000"/>
-        <w:tblLayout w:type="fixed"/>
-        <w:tblLook w:firstRow="1" w:lastRow="0" w:firstColumn="0" w:lastColumn="0" w:noHBand="0" w:noVBand="0" w:val="0020"/>
-      </w:tblPr>
-      <w:tblGrid>
-        <w:gridCol w:w="2640"/>
-        <w:gridCol w:w="2640"/>
-        <w:gridCol w:w="2640"/>
-      </w:tblGrid>
-      <w:tr>
-        <w:trPr>
-          <w:tblHeader w:val="on"/>
-        </w:trPr>
-        <w:tc>
-          <w:tcPr/>
-          <w:p>
-            <w:pPr>
-              <w:pStyle w:val="Compact"/>
-              <w:jc w:val="left"/>
-            </w:pPr>
-            <w:r>
-              <w:t xml:space="preserve">Section Number</w:t>
-            </w:r>
-          </w:p>
-        </w:tc>
-        <w:tc>
-          <w:tcPr/>
-          <w:p>
-            <w:pPr>
-              <w:pStyle w:val="Compact"/>
-              <w:jc w:val="left"/>
-            </w:pPr>
-            <w:r>
-              <w:t xml:space="preserve">Section Title</w:t>
-            </w:r>
-          </w:p>
-        </w:tc>
-        <w:tc>
-          <w:tcPr/>
-          <w:p>
-            <w:pPr>
-              <w:pStyle w:val="Compact"/>
-              <w:jc w:val="left"/>
-            </w:pPr>
-            <w:r>
-              <w:t xml:space="preserve">Primary Focus &amp; Deliverables</w:t>
-            </w:r>
-          </w:p>
-        </w:tc>
-      </w:tr>
-      <w:tr>
-        <w:tc>
-          <w:tcPr/>
-          <w:p>
-            <w:pPr>
-              <w:pStyle w:val="Compact"/>
-              <w:jc w:val="left"/>
-            </w:pPr>
-            <w:r>
-              <w:rPr>
-                <w:b/>
-                <w:bCs/>
-              </w:rPr>
-              <w:t xml:space="preserve">Section 1</w:t>
-            </w:r>
-          </w:p>
-        </w:tc>
-        <w:tc>
-          <w:tcPr/>
-          <w:p>
-            <w:pPr>
-              <w:pStyle w:val="Compact"/>
-              <w:jc w:val="left"/>
-            </w:pPr>
-            <w:r>
-              <w:rPr>
-                <w:b/>
-                <w:bCs/>
-              </w:rPr>
-              <w:t xml:space="preserve">Problem Statement</w:t>
-            </w:r>
-          </w:p>
-        </w:tc>
-        <w:tc>
-          <w:tcPr/>
-          <w:p>
-            <w:pPr>
-              <w:pStyle w:val="Compact"/>
-              <w:jc w:val="left"/>
-            </w:pPr>
-            <w:r>
-              <w:t xml:space="preserve">E-commerce customer heterogeneity, churn dynamics, retention vs. acquisition</w:t>
-            </w:r>
-          </w:p>
-        </w:tc>
-      </w:tr>
-      <w:tr>
-        <w:tc>
-          <w:tcPr/>
-          <w:p>
-            <w:pPr>
-              <w:pStyle w:val="Compact"/>
-              <w:jc w:val="left"/>
-            </w:pPr>
-            <w:r>
-              <w:rPr>
-                <w:b/>
-                <w:bCs/>
-              </w:rPr>
-              <w:t xml:space="preserve">Section 2</w:t>
-            </w:r>
-          </w:p>
-        </w:tc>
-        <w:tc>
-          <w:tcPr/>
-          <w:p>
-            <w:pPr>
-              <w:pStyle w:val="Compact"/>
-              <w:jc w:val="left"/>
-            </w:pPr>
-            <w:r>
-              <w:rPr>
-                <w:b/>
-                <w:bCs/>
-              </w:rPr>
-              <w:t xml:space="preserve">Project Objective</w:t>
-            </w:r>
-          </w:p>
-        </w:tc>
-        <w:tc>
-          <w:tcPr/>
-          <w:p>
-            <w:pPr>
-              <w:pStyle w:val="Compact"/>
-              <w:jc w:val="left"/>
-            </w:pPr>
-            <w:r>
-              <w:t xml:space="preserve">RFM feature extraction, mathematical normalization, unsupervised segmentation</w:t>
-            </w:r>
-          </w:p>
-        </w:tc>
-      </w:tr>
-      <w:tr>
-        <w:tc>
-          <w:tcPr/>
-          <w:p>
-            <w:pPr>
-              <w:pStyle w:val="Compact"/>
-              <w:jc w:val="left"/>
-            </w:pPr>
-            <w:r>
-              <w:rPr>
-                <w:b/>
-                <w:bCs/>
-              </w:rPr>
-              <w:t xml:space="preserve">Section 3</w:t>
-            </w:r>
-          </w:p>
-        </w:tc>
-        <w:tc>
-          <w:tcPr/>
-          <w:p>
-            <w:pPr>
-              <w:pStyle w:val="Compact"/>
-              <w:jc w:val="left"/>
-            </w:pPr>
-            <w:r>
-              <w:rPr>
-                <w:b/>
-                <w:bCs/>
-              </w:rPr>
-              <w:t xml:space="preserve">Data Description</w:t>
-            </w:r>
-          </w:p>
-        </w:tc>
-        <w:tc>
-          <w:tcPr/>
-          <w:p>
-            <w:pPr>
-              <w:pStyle w:val="Compact"/>
-              <w:jc w:val="left"/>
-            </w:pPr>
-            <w:r>
-              <w:t xml:space="preserve">541,909 transaction panel, missing CustomerID analysis, price/quantity anomalies</w:t>
-            </w:r>
-          </w:p>
-        </w:tc>
-      </w:tr>
-      <w:tr>
-        <w:tc>
-          <w:tcPr/>
-          <w:p>
-            <w:pPr>
-              <w:pStyle w:val="Compact"/>
-              <w:jc w:val="left"/>
-            </w:pPr>
-            <w:r>
-              <w:rPr>
-                <w:b/>
-                <w:bCs/>
-              </w:rPr>
-              <w:t xml:space="preserve">Section 4</w:t>
-            </w:r>
-          </w:p>
-        </w:tc>
-        <w:tc>
-          <w:tcPr/>
-          <w:p>
-            <w:pPr>
-              <w:pStyle w:val="Compact"/>
-              <w:jc w:val="left"/>
-            </w:pPr>
-            <w:r>
-              <w:rPr>
-                <w:b/>
-                <w:bCs/>
-              </w:rPr>
-              <w:t xml:space="preserve">Data Pre-processing Steps and Inspiration</w:t>
-            </w:r>
-          </w:p>
-        </w:tc>
-        <w:tc>
-          <w:tcPr/>
-          <w:p>
-            <w:pPr>
-              <w:pStyle w:val="Compact"/>
-              <w:jc w:val="left"/>
-            </w:pPr>
-            <w:r>
-              <w:t xml:space="preserve">Duplicate removal, cancellation isolation, log transformation, PCA projection</w:t>
-            </w:r>
-          </w:p>
-        </w:tc>
-      </w:tr>
-      <w:tr>
-        <w:tc>
-          <w:tcPr/>
-          <w:p>
-            <w:pPr>
-              <w:pStyle w:val="Compact"/>
-              <w:jc w:val="left"/>
-            </w:pPr>
-            <w:r>
-              <w:rPr>
-                <w:b/>
-                <w:bCs/>
-              </w:rPr>
-              <w:t xml:space="preserve">Section 5</w:t>
-            </w:r>
-          </w:p>
-        </w:tc>
-        <w:tc>
-          <w:tcPr/>
-          <w:p>
-            <w:pPr>
-              <w:pStyle w:val="Compact"/>
-              <w:jc w:val="left"/>
-            </w:pPr>
-            <w:r>
-              <w:rPr>
-                <w:b/>
-                <w:bCs/>
-              </w:rPr>
-              <w:t xml:space="preserve">Choosing the Algorithm for the Project</w:t>
-            </w:r>
-          </w:p>
-        </w:tc>
-        <w:tc>
-          <w:tcPr/>
-          <w:p>
-            <w:pPr>
-              <w:pStyle w:val="Compact"/>
-              <w:jc w:val="left"/>
-            </w:pPr>
-            <w:r>
-              <w:t xml:space="preserve">Taxonomy of unsupervised algorithms: K-Means, Agglomerative, DBSCAN</w:t>
-            </w:r>
-          </w:p>
-        </w:tc>
-      </w:tr>
-      <w:tr>
-        <w:tc>
-          <w:tcPr/>
-          <w:p>
-            <w:pPr>
-              <w:pStyle w:val="Compact"/>
-              <w:jc w:val="left"/>
-            </w:pPr>
-            <w:r>
-              <w:rPr>
-                <w:b/>
-                <w:bCs/>
-              </w:rPr>
-              <w:t xml:space="preserve">Section 6</w:t>
-            </w:r>
-          </w:p>
-        </w:tc>
-        <w:tc>
-          <w:tcPr/>
-          <w:p>
-            <w:pPr>
-              <w:pStyle w:val="Compact"/>
-              <w:jc w:val="left"/>
-            </w:pPr>
-            <w:r>
-              <w:rPr>
-                <w:b/>
-                <w:bCs/>
-              </w:rPr>
-              <w:t xml:space="preserve">Motivation and Reasons For Choosing Algorithm</w:t>
-            </w:r>
-          </w:p>
-        </w:tc>
-        <w:tc>
-          <w:tcPr/>
-          <w:p>
-            <w:pPr>
-              <w:pStyle w:val="Compact"/>
-              <w:jc w:val="left"/>
-            </w:pPr>
-            <w:r>
-              <w:t xml:space="preserve">Centroid geometry, dendrogram topological validation, scalability bounds</w:t>
-            </w:r>
-          </w:p>
-        </w:tc>
-      </w:tr>
-      <w:tr>
-        <w:tc>
-          <w:tcPr/>
-          <w:p>
-            <w:pPr>
-              <w:pStyle w:val="Compact"/>
-              <w:jc w:val="left"/>
-            </w:pPr>
-            <w:r>
-              <w:rPr>
-                <w:b/>
-                <w:bCs/>
-              </w:rPr>
-              <w:t xml:space="preserve">Section 7</w:t>
-            </w:r>
-          </w:p>
-        </w:tc>
-        <w:tc>
-          <w:tcPr/>
-          <w:p>
-            <w:pPr>
-              <w:pStyle w:val="Compact"/>
-              <w:jc w:val="left"/>
-            </w:pPr>
-            <w:r>
-              <w:rPr>
-                <w:b/>
-                <w:bCs/>
-              </w:rPr>
-              <w:t xml:space="preserve">Assumptions</w:t>
-            </w:r>
-          </w:p>
-        </w:tc>
-        <w:tc>
-          <w:tcPr/>
-          <w:p>
-            <w:pPr>
-              <w:pStyle w:val="Compact"/>
-              <w:jc w:val="left"/>
-            </w:pPr>
-            <w:r>
-              <w:t xml:space="preserve">Log-normality stabilization, Euclidean distance validity, transaction independence</w:t>
-            </w:r>
-          </w:p>
-        </w:tc>
-      </w:tr>
-      <w:tr>
-        <w:tc>
-          <w:tcPr/>
-          <w:p>
-            <w:pPr>
-              <w:pStyle w:val="Compact"/>
-              <w:jc w:val="left"/>
-            </w:pPr>
-            <w:r>
-              <w:rPr>
-                <w:b/>
-                <w:bCs/>
-              </w:rPr>
-              <w:t xml:space="preserve">Section 8</w:t>
-            </w:r>
-          </w:p>
-        </w:tc>
-        <w:tc>
-          <w:tcPr/>
-          <w:p>
-            <w:pPr>
-              <w:pStyle w:val="Compact"/>
-              <w:jc w:val="left"/>
-            </w:pPr>
-            <w:r>
-              <w:rPr>
-                <w:b/>
-                <w:bCs/>
-              </w:rPr>
-              <w:t xml:space="preserve">Model Evaluation and Techniques</w:t>
-            </w:r>
-          </w:p>
-        </w:tc>
-        <w:tc>
-          <w:tcPr/>
-          <w:p>
-            <w:pPr>
-              <w:pStyle w:val="Compact"/>
-              <w:jc w:val="left"/>
-            </w:pPr>
-            <w:r>
-              <w:t xml:space="preserve">Inertia Elbow curve, Silhouette analysis, Davies-Bouldin benchmark</w:t>
-            </w:r>
-          </w:p>
-        </w:tc>
-      </w:tr>
-      <w:tr>
-        <w:tc>
-          <w:tcPr/>
-          <w:p>
-            <w:pPr>
-              <w:pStyle w:val="Compact"/>
-              <w:jc w:val="left"/>
-            </w:pPr>
-            <w:r>
-              <w:rPr>
-                <w:b/>
-                <w:bCs/>
-              </w:rPr>
-              <w:t xml:space="preserve">Section 9</w:t>
-            </w:r>
-          </w:p>
-        </w:tc>
-        <w:tc>
-          <w:tcPr/>
-          <w:p>
-            <w:pPr>
-              <w:pStyle w:val="Compact"/>
-              <w:jc w:val="left"/>
-            </w:pPr>
-            <w:r>
-              <w:rPr>
-                <w:b/>
-                <w:bCs/>
-              </w:rPr>
-              <w:t xml:space="preserve">Inferences from the Same</w:t>
-            </w:r>
-          </w:p>
-        </w:tc>
-        <w:tc>
-          <w:tcPr/>
-          <w:p>
-            <w:pPr>
-              <w:pStyle w:val="Compact"/>
-              <w:jc w:val="left"/>
-            </w:pPr>
-            <w:r>
-              <w:t xml:space="preserve">Four commercial personas, Pareto concentration (88.5%), marketing playbooks</w:t>
-            </w:r>
-          </w:p>
-        </w:tc>
-      </w:tr>
-      <w:tr>
-        <w:tc>
-          <w:tcPr/>
-          <w:p>
-            <w:pPr>
-              <w:pStyle w:val="Compact"/>
-              <w:jc w:val="left"/>
-            </w:pPr>
-            <w:r>
-              <w:rPr>
-                <w:b/>
-                <w:bCs/>
-              </w:rPr>
-              <w:t xml:space="preserve">Section 10</w:t>
-            </w:r>
-          </w:p>
-        </w:tc>
-        <w:tc>
-          <w:tcPr/>
-          <w:p>
-            <w:pPr>
-              <w:pStyle w:val="Compact"/>
-              <w:jc w:val="left"/>
-            </w:pPr>
-            <w:r>
-              <w:rPr>
-                <w:b/>
-                <w:bCs/>
-              </w:rPr>
-              <w:t xml:space="preserve">Future Possibilities of the Project</w:t>
-            </w:r>
-          </w:p>
-        </w:tc>
-        <w:tc>
-          <w:tcPr/>
-          <w:p>
-            <w:pPr>
-              <w:pStyle w:val="Compact"/>
-              <w:jc w:val="left"/>
-            </w:pPr>
-            <w:r>
-              <w:t xml:space="preserve">Customer Lifetime Value (BG/NBD, Gamma-Gamma), Markov transitions, recommenders</w:t>
-            </w:r>
-          </w:p>
-        </w:tc>
-      </w:tr>
-      <w:tr>
-        <w:tc>
-          <w:tcPr/>
-          <w:p>
-            <w:pPr>
-              <w:pStyle w:val="Compact"/>
-              <w:jc w:val="left"/>
-            </w:pPr>
-            <w:r>
-              <w:rPr>
-                <w:b/>
-                <w:bCs/>
-              </w:rPr>
-              <w:t xml:space="preserve">Section 11</w:t>
-            </w:r>
-          </w:p>
-        </w:tc>
-        <w:tc>
-          <w:tcPr/>
-          <w:p>
-            <w:pPr>
-              <w:pStyle w:val="Compact"/>
-              <w:jc w:val="left"/>
-            </w:pPr>
-            <w:r>
-              <w:rPr>
-                <w:b/>
-                <w:bCs/>
-              </w:rPr>
-              <w:t xml:space="preserve">Conclusion</w:t>
-            </w:r>
-          </w:p>
-        </w:tc>
-        <w:tc>
-          <w:tcPr/>
-          <w:p>
-            <w:pPr>
-              <w:pStyle w:val="Compact"/>
-              <w:jc w:val="left"/>
-            </w:pPr>
-            <w:r>
-              <w:t xml:space="preserve">Executive synthesis, marketing ROI reallocation, production deployment sign-off</w:t>
-            </w:r>
-          </w:p>
-        </w:tc>
-      </w:tr>
-      <w:tr>
-        <w:tc>
-          <w:tcPr/>
-          <w:p>
-            <w:pPr>
-              <w:pStyle w:val="Compact"/>
-              <w:jc w:val="left"/>
-            </w:pPr>
-            <w:r>
-              <w:rPr>
-                <w:b/>
-                <w:bCs/>
-              </w:rPr>
-              <w:t xml:space="preserve">Section 12</w:t>
-            </w:r>
-          </w:p>
-        </w:tc>
-        <w:tc>
-          <w:tcPr/>
-          <w:p>
-            <w:pPr>
-              <w:pStyle w:val="Compact"/>
-              <w:jc w:val="left"/>
-            </w:pPr>
-            <w:r>
-              <w:rPr>
-                <w:b/>
-                <w:bCs/>
-              </w:rPr>
-              <w:t xml:space="preserve">References</w:t>
-            </w:r>
-          </w:p>
-        </w:tc>
-        <w:tc>
-          <w:tcPr/>
-          <w:p>
-            <w:pPr>
-              <w:pStyle w:val="Compact"/>
-              <w:jc w:val="left"/>
-            </w:pPr>
-            <w:r>
-              <w:t xml:space="preserve">Formal academic and industrial literature citations</w:t>
-            </w:r>
-          </w:p>
-        </w:tc>
-      </w:tr>
-    </w:tbl>
-    <w:p>
-      <w:r>
-        <w:pict>
-          <v:rect style="width:0;height:1.5pt" o:hralign="center" o:hrstd="t" o:hr="t"/>
-        </w:pict>
-      </w:r>
-    </w:p>
-    <w:p>
-      <w:pPr>
-        <w:pStyle w:val="FirstParagraph"/>
-      </w:pPr>
-      <w:r>
-        <w:rPr>
-          <w:i/>
-          <w:iCs/>
-        </w:rPr>
-        <w:t xml:space="preserve">Note: All sections in this report adhere strictly to the 12-section project report blueprint specified in</w:t>
-      </w:r>
-      <w:r>
-        <w:rPr>
-          <w:i/>
-          <w:iCs/>
-        </w:rPr>
-        <w:t xml:space="preserve"> </w:t>
-      </w:r>
-      <w:r>
-        <w:rPr>
-          <w:rStyle w:val="VerbatimChar"/>
-          <w:i/>
-          <w:iCs/>
-        </w:rPr>
-        <w:t xml:space="preserve">Draft.pdf</w:t>
-      </w:r>
-      <w:r>
-        <w:rPr>
-          <w:i/>
-          <w:iCs/>
-        </w:rPr>
-        <w:t xml:space="preserve"> </w:t>
-      </w:r>
-      <w:r>
-        <w:rPr>
-          <w:i/>
-          <w:iCs/>
-        </w:rPr>
-        <w:t xml:space="preserve">and</w:t>
-      </w:r>
-      <w:r>
-        <w:rPr>
-          <w:i/>
-          <w:iCs/>
-        </w:rPr>
-        <w:t xml:space="preserve"> </w:t>
-      </w:r>
-      <w:r>
-        <w:rPr>
-          <w:rStyle w:val="VerbatimChar"/>
-          <w:i/>
-          <w:iCs/>
-        </w:rPr>
-        <w:t xml:space="preserve">guideline.md</w:t>
-      </w:r>
-      <w:r>
-        <w:rPr>
-          <w:i/>
-          <w:iCs/>
-        </w:rPr>
-        <w:t xml:space="preserve">.</w:t>
-      </w:r>
-    </w:p>
-    <w:p>
-      <w:r>
-        <w:br w:type="page"/>
-      </w:r>
-    </w:p>
-    <w:bookmarkEnd w:id="12"/>
-    <w:bookmarkStart w:id="16" w:name="problem-statement"/>
-    <w:p>
-      <w:pPr>
-        <w:pStyle w:val="Heading1"/>
-      </w:pPr>
-      <w:r>
-        <w:t xml:space="preserve">1. Problem Statement</w:t>
-      </w:r>
-    </w:p>
-    <w:bookmarkStart w:id="13" w:name="context-e-commerce-market-dynamics"/>
-    <w:p>
-      <w:pPr>
-        <w:pStyle w:val="Heading3"/>
-      </w:pPr>
-      <w:r>
-        <w:t xml:space="preserve">1.1 Context &amp; E-Commerce Market Dynamics</w:t>
-      </w:r>
-    </w:p>
-    <w:p>
-      <w:pPr>
-        <w:pStyle w:val="FirstParagraph"/>
-      </w:pPr>
-      <w:r>
-        <w:t xml:space="preserve">In modern digital commerce, enterprises face intense competitive headwinds, rising customer acquisition costs (CAC), and razor-thin operating margins. A leading online retailer based in the United Kingdom, specializing in unique gifts, decorative homeware, and seasonal novelty items, serves a diverse global client base comprising both individual retail consumers and small-to-medium wholesale distributors across 38 countries. Despite generating healthy headline revenues exceeding £7.5M annually, the enterprise operates with limited visibility into individual customer purchasing behaviors, relationship lifecycles, and underlying value tiers.</w:t>
-      </w:r>
-    </w:p>
-    <w:bookmarkEnd w:id="13"/>
-    <w:bookmarkStart w:id="14" w:name="X467af26b842f8ef8c08a938a86dc299ecf87cf2"/>
-    <w:p>
-      <w:pPr>
-        <w:pStyle w:val="Heading3"/>
-      </w:pPr>
-      <w:r>
-        <w:t xml:space="preserve">1.2 Customer Heterogeneity &amp; The Pitfalls of</w:t>
-      </w:r>
-      <w:r>
-        <w:t xml:space="preserve"> </w:t>
-      </w:r>
-      <w:r>
-        <w:t xml:space="preserve">“One-Size-Fits-All”</w:t>
-      </w:r>
-      <w:r>
-        <w:t xml:space="preserve"> </w:t>
-      </w:r>
-      <w:r>
-        <w:t xml:space="preserve">Marketing</w:t>
-      </w:r>
-    </w:p>
-    <w:p>
-      <w:pPr>
-        <w:pStyle w:val="FirstParagraph"/>
-      </w:pPr>
-      <w:r>
-        <w:t xml:space="preserve">Traditional retail marketing treats all customer accounts homogeneously, deploying uniform promotional email blasts, generic seasonal discounts, and blanket paid search campaigns. In reality, customer purchasing behavior is radically heterogeneous:</w:t>
-      </w:r>
-      <w:r>
-        <w:t xml:space="preserve"> </w:t>
-      </w:r>
-      <w:r>
-        <w:t xml:space="preserve">1.</w:t>
-      </w:r>
-      <w:r>
-        <w:t xml:space="preserve"> </w:t>
-      </w:r>
-      <w:r>
-        <w:rPr>
-          <w:b/>
-          <w:bCs/>
-        </w:rPr>
-        <w:t xml:space="preserve">VIP Wholesale Buyers</w:t>
-      </w:r>
-      <w:r>
-        <w:t xml:space="preserve">: A small cohort of commercial purchasers place recurring high-volume bulk orders exceeding £5,000 per transaction, requiring customized service agreements, volume pricing, and dedicated stock reservations.</w:t>
-      </w:r>
-      <w:r>
-        <w:t xml:space="preserve"> </w:t>
-      </w:r>
-      <w:r>
-        <w:t xml:space="preserve">2.</w:t>
-      </w:r>
-      <w:r>
-        <w:t xml:space="preserve"> </w:t>
-      </w:r>
-      <w:r>
-        <w:rPr>
-          <w:b/>
-          <w:bCs/>
-        </w:rPr>
-        <w:t xml:space="preserve">Occasional Retail Gifters</w:t>
-      </w:r>
-      <w:r>
-        <w:t xml:space="preserve">: A massive cohort of individual consumers make single purchases during holiday peaks (such as Christmas) and subsequently lapse into long-term dormancy.</w:t>
-      </w:r>
-      <w:r>
-        <w:t xml:space="preserve"> </w:t>
-      </w:r>
-      <w:r>
-        <w:t xml:space="preserve">3.</w:t>
-      </w:r>
-      <w:r>
-        <w:t xml:space="preserve"> </w:t>
-      </w:r>
-      <w:r>
-        <w:rPr>
-          <w:b/>
-          <w:bCs/>
-        </w:rPr>
-        <w:t xml:space="preserve">Price-Sensitive Bargain Hunters</w:t>
-      </w:r>
-      <w:r>
-        <w:t xml:space="preserve">: Discounter shoppers who purchase exclusively during markdown clearances with negligible profit contributions.</w:t>
-      </w:r>
-    </w:p>
-    <w:p>
-      <w:pPr>
-        <w:pStyle w:val="BodyText"/>
-      </w:pPr>
-      <w:r>
-        <w:t xml:space="preserve">Treating these disparate cohorts identically produces two severe operational inefficiencies:</w:t>
-      </w:r>
-      <w:r>
-        <w:t xml:space="preserve"> </w:t>
-      </w:r>
-      <w:r>
-        <w:t xml:space="preserve">-</w:t>
-      </w:r>
-      <w:r>
-        <w:t xml:space="preserve"> </w:t>
-      </w:r>
-      <w:r>
-        <w:rPr>
-          <w:b/>
-          <w:bCs/>
-        </w:rPr>
-        <w:t xml:space="preserve">Capital Waste in Customer Acquisition</w:t>
-      </w:r>
-      <w:r>
-        <w:t xml:space="preserve">: Over-investing ad spend to re-acquire churned, low-affinity one-time buyers while neglecting loyal, high-margin brand advocates.</w:t>
-      </w:r>
-      <w:r>
-        <w:t xml:space="preserve"> </w:t>
-      </w:r>
-      <w:r>
-        <w:t xml:space="preserve">-</w:t>
-      </w:r>
-      <w:r>
-        <w:t xml:space="preserve"> </w:t>
-      </w:r>
-      <w:r>
-        <w:rPr>
-          <w:b/>
-          <w:bCs/>
-        </w:rPr>
-        <w:t xml:space="preserve">VIP Churn Vulnerability</w:t>
-      </w:r>
-      <w:r>
-        <w:t xml:space="preserve">: High-value repeat buyers receive generic messaging and inadequate stock guarantees, creating churn risk to specialized wholesale competitors.</w:t>
-      </w:r>
-    </w:p>
-    <w:bookmarkEnd w:id="14"/>
-    <w:bookmarkStart w:id="15" w:name="strategic-mandate-technical-scope"/>
-    <w:p>
-      <w:pPr>
-        <w:pStyle w:val="Heading3"/>
-      </w:pPr>
-      <w:r>
-        <w:t xml:space="preserve">1.3 Strategic Mandate &amp; Technical Scope</w:t>
-      </w:r>
-    </w:p>
-    <w:p>
-      <w:pPr>
-        <w:pStyle w:val="FirstParagraph"/>
-      </w:pPr>
-      <w:r>
-        <w:t xml:space="preserve">To resolve these inefficiencies, the enterprise requires an objective, mathematical customer segmentation architecture. The mandate entails:</w:t>
-      </w:r>
-      <w:r>
-        <w:t xml:space="preserve"> </w:t>
-      </w:r>
-      <w:r>
-        <w:t xml:space="preserve">1. Auditing and cleaning over 540,000 transaction logs spanning December 2010 to December 2011.</w:t>
-      </w:r>
-      <w:r>
-        <w:t xml:space="preserve"> </w:t>
-      </w:r>
-      <w:r>
-        <w:t xml:space="preserve">2. Formulating behavioral metrics that capture transactional recency, frequency, monetary spend, and basket depth.</w:t>
-      </w:r>
-      <w:r>
-        <w:t xml:space="preserve"> </w:t>
-      </w:r>
-      <w:r>
-        <w:t xml:space="preserve">3. Overcoming severe right-skewed power-law distributions inherent in commercial transactions.</w:t>
-      </w:r>
-      <w:r>
-        <w:t xml:space="preserve"> </w:t>
-      </w:r>
-      <w:r>
-        <w:t xml:space="preserve">4. Benchmarking unsupervised machine learning clustering algorithms to discover natural, statistically separable customer personas.</w:t>
-      </w:r>
-      <w:r>
-        <w:t xml:space="preserve"> </w:t>
-      </w:r>
-      <w:r>
-        <w:t xml:space="preserve">5. Establishing actionable commercial lifecycle playbooks to optimize marketing ROI and maximize long-term Customer Lifetime Value (CLV).</w:t>
-      </w:r>
-    </w:p>
-    <w:p>
-      <w:r>
-        <w:br w:type="page"/>
-      </w:r>
-    </w:p>
-    <w:bookmarkEnd w:id="15"/>
-    <w:bookmarkEnd w:id="16"/>
-    <w:bookmarkStart w:id="19" w:name="project-objective"/>
-    <w:p>
-      <w:pPr>
-        <w:pStyle w:val="Heading1"/>
-      </w:pPr>
-      <w:r>
-        <w:t xml:space="preserve">2. Project Objective</w:t>
-      </w:r>
-    </w:p>
-    <w:bookmarkStart w:id="17" w:name="core-deliverables-technical-goals"/>
-    <w:p>
-      <w:pPr>
-        <w:pStyle w:val="Heading3"/>
-      </w:pPr>
-      <w:r>
-        <w:t xml:space="preserve">2.1 Core Deliverables &amp; Technical Goals</w:t>
-      </w:r>
-    </w:p>
-    <w:p>
-      <w:pPr>
-        <w:pStyle w:val="FirstParagraph"/>
-      </w:pPr>
-      <w:r>
-        <w:t xml:space="preserve">The primary objective of this Capstone project is to transition the enterprise from unguided, reactive marketing to an automated, behavioral customer segmentation engine. Specifically, the project delivers:</w:t>
       </w:r>
     </w:p>
     <w:p>
@@ -1382,22 +497,10 @@
           <w:b/>
           <w:bCs/>
         </w:rPr>
-        <w:t xml:space="preserve">Transactional Data Hygiene &amp; Audit</w:t>
-      </w:r>
-      <w:r>
-        <w:t xml:space="preserve">: Establish a reproducible preprocessing pipeline that filters non-commercial records, handles cancellations (</w:t>
-      </w:r>
-      <w:r>
-        <w:rPr>
-          <w:rStyle w:val="VerbatimChar"/>
-        </w:rPr>
-        <w:t xml:space="preserve">C</w:t>
-      </w:r>
-      <w:r>
-        <w:t xml:space="preserve"> </w:t>
-      </w:r>
-      <w:r>
-        <w:t xml:space="preserve">invoices), purges exact duplicates, and separates authenticated customer accounts from guest checkouts.</w:t>
+        <w:t xml:space="preserve">Problem Statement</w:t>
+      </w:r>
+      <w:r>
+        <w:t xml:space="preserve">: E-commerce customer heterogeneity, churn dynamics, and retention vs. acquisition trade-offs</w:t>
       </w:r>
     </w:p>
     <w:p>
@@ -1413,139 +516,10 @@
           <w:b/>
           <w:bCs/>
         </w:rPr>
-        <w:t xml:space="preserve">RFM-AOV Feature Engineering</w:t>
-      </w:r>
-      <w:r>
-        <w:t xml:space="preserve">: Synthesize granular transaction timestamps and line-item prices into robust, customer-level behavioral summaries:</w:t>
-      </w:r>
-    </w:p>
-    <w:p>
-      <w:pPr>
-        <w:pStyle w:val="Compact"/>
-        <w:numPr>
-          <w:ilvl w:val="1"/>
-          <w:numId w:val="1002"/>
-        </w:numPr>
-      </w:pPr>
-      <w:r>
-        <w:rPr>
-          <w:b/>
-          <w:bCs/>
-        </w:rPr>
-        <w:t xml:space="preserve">Recency (</w:t>
-      </w:r>
-      <m:oMath>
-        <m:r>
-          <m:t>R</m:t>
-        </m:r>
-      </m:oMath>
-      <w:r>
-        <w:rPr>
-          <w:b/>
-          <w:bCs/>
-        </w:rPr>
-        <w:t xml:space="preserve">)</w:t>
-      </w:r>
-      <w:r>
-        <w:t xml:space="preserve">: Days since the customer’s last purchase relative to the snapshot date.</w:t>
-      </w:r>
-    </w:p>
-    <w:p>
-      <w:pPr>
-        <w:pStyle w:val="Compact"/>
-        <w:numPr>
-          <w:ilvl w:val="1"/>
-          <w:numId w:val="1002"/>
-        </w:numPr>
-      </w:pPr>
-      <w:r>
-        <w:rPr>
-          <w:b/>
-          <w:bCs/>
-        </w:rPr>
-        <w:t xml:space="preserve">Frequency (</w:t>
-      </w:r>
-      <m:oMath>
-        <m:r>
-          <m:t>F</m:t>
-        </m:r>
-      </m:oMath>
-      <w:r>
-        <w:rPr>
-          <w:b/>
-          <w:bCs/>
-        </w:rPr>
-        <w:t xml:space="preserve">)</w:t>
-      </w:r>
-      <w:r>
-        <w:t xml:space="preserve">: Total number of distinct, completed checkout invoices.</w:t>
-      </w:r>
-    </w:p>
-    <w:p>
-      <w:pPr>
-        <w:pStyle w:val="Compact"/>
-        <w:numPr>
-          <w:ilvl w:val="1"/>
-          <w:numId w:val="1002"/>
-        </w:numPr>
-      </w:pPr>
-      <w:r>
-        <w:rPr>
-          <w:b/>
-          <w:bCs/>
-        </w:rPr>
-        <w:t xml:space="preserve">Monetary (</w:t>
-      </w:r>
-      <m:oMath>
-        <m:r>
-          <m:t>M</m:t>
-        </m:r>
-      </m:oMath>
-      <w:r>
-        <w:rPr>
-          <w:b/>
-          <w:bCs/>
-        </w:rPr>
-        <w:t xml:space="preserve">)</w:t>
-      </w:r>
-      <w:r>
-        <w:t xml:space="preserve">: Total gross dollar value spent across all transactions.</w:t>
-      </w:r>
-    </w:p>
-    <w:p>
-      <w:pPr>
-        <w:pStyle w:val="Compact"/>
-        <w:numPr>
-          <w:ilvl w:val="1"/>
-          <w:numId w:val="1002"/>
-        </w:numPr>
-      </w:pPr>
-      <w:r>
-        <w:rPr>
-          <w:b/>
-          <w:bCs/>
-        </w:rPr>
-        <w:t xml:space="preserve">Average Order Value (AOV)</w:t>
-      </w:r>
-      <w:r>
-        <w:t xml:space="preserve">: Mean expenditure per order (</w:t>
-      </w:r>
-      <m:oMath>
-        <m:r>
-          <m:t>M</m:t>
-        </m:r>
-        <m:r>
-          <m:rPr>
-            <m:sty m:val="p"/>
-          </m:rPr>
-          <m:t>/</m:t>
-        </m:r>
-        <m:r>
-          <m:t>F</m:t>
-        </m:r>
-      </m:oMath>
-      <w:r>
-        <w:t xml:space="preserve">).</w:t>
+        <w:t xml:space="preserve">Project Objective</w:t>
+      </w:r>
+      <w:r>
+        <w:t xml:space="preserve">: RFM feature extraction, mathematical normalization, and unsupervised segmentation mandates</w:t>
       </w:r>
     </w:p>
     <w:p>
@@ -1561,45 +535,10 @@
           <w:b/>
           <w:bCs/>
         </w:rPr>
-        <w:t xml:space="preserve">Statistical Normalization &amp; Dimensionality Reduction</w:t>
-      </w:r>
-      <w:r>
-        <w:t xml:space="preserve">: Mitigate extreme positive skewness through nonlinear logarithmic transformations (</w:t>
-      </w:r>
-      <m:oMath>
-        <m:r>
-          <m:rPr>
-            <m:sty m:val="p"/>
-          </m:rPr>
-          <m:t>log</m:t>
-        </m:r>
-        <m:r>
-          <m:rPr>
-            <m:sty m:val="p"/>
-          </m:rPr>
-          <m:t>(</m:t>
-        </m:r>
-        <m:r>
-          <m:t>1</m:t>
-        </m:r>
-        <m:r>
-          <m:rPr>
-            <m:sty m:val="p"/>
-          </m:rPr>
-          <m:t>+</m:t>
-        </m:r>
-        <m:r>
-          <m:t>x</m:t>
-        </m:r>
-        <m:r>
-          <m:rPr>
-            <m:sty m:val="p"/>
-          </m:rPr>
-          <m:t>)</m:t>
-        </m:r>
-      </m:oMath>
-      <w:r>
-        <w:t xml:space="preserve">) and standardization, coupled with Principal Component Analysis (PCA) to extract dominant behavioral axes.</w:t>
+        <w:t xml:space="preserve">Data Description</w:t>
+      </w:r>
+      <w:r>
+        <w:t xml:space="preserve">: 541,909 transaction panel, missing CustomerID analysis, price/quantity anomalies, product velocity</w:t>
       </w:r>
     </w:p>
     <w:p>
@@ -1615,90 +554,10 @@
           <w:b/>
           <w:bCs/>
         </w:rPr>
-        <w:t xml:space="preserve">Unsupervised Algorithm Benchmarking</w:t>
-      </w:r>
-      <w:r>
-        <w:t xml:space="preserve">: Systematically evaluate three foundational clustering paradigms—</w:t>
-      </w:r>
-      <w:r>
-        <w:rPr>
-          <w:b/>
-          <w:bCs/>
-        </w:rPr>
-        <w:t xml:space="preserve">K-Means (Partitioning)</w:t>
-      </w:r>
-      <w:r>
-        <w:t xml:space="preserve">,</w:t>
-      </w:r>
-      <w:r>
-        <w:t xml:space="preserve"> </w:t>
-      </w:r>
-      <w:r>
-        <w:rPr>
-          <w:b/>
-          <w:bCs/>
-        </w:rPr>
-        <w:t xml:space="preserve">Agglomerative Hierarchical Clustering (Linkage Tree)</w:t>
-      </w:r>
-      <w:r>
-        <w:t xml:space="preserve">, and</w:t>
-      </w:r>
-      <w:r>
-        <w:t xml:space="preserve"> </w:t>
-      </w:r>
-      <w:r>
-        <w:rPr>
-          <w:b/>
-          <w:bCs/>
-        </w:rPr>
-        <w:t xml:space="preserve">DBSCAN (Density-Based)</w:t>
-      </w:r>
-      <w:r>
-        <w:t xml:space="preserve">—across cluster sizes</w:t>
-      </w:r>
-      <w:r>
-        <w:t xml:space="preserve"> </w:t>
-      </w:r>
-      <m:oMath>
-        <m:r>
-          <m:t>k</m:t>
-        </m:r>
-        <m:r>
-          <m:rPr>
-            <m:sty m:val="p"/>
-          </m:rPr>
-          <m:t>∈</m:t>
-        </m:r>
-        <m:r>
-          <m:rPr>
-            <m:sty m:val="p"/>
-          </m:rPr>
-          <m:t>[</m:t>
-        </m:r>
-        <m:r>
-          <m:t>2</m:t>
-        </m:r>
-        <m:r>
-          <m:rPr>
-            <m:sty m:val="p"/>
-          </m:rPr>
-          <m:t>,</m:t>
-        </m:r>
-        <m:r>
-          <m:t>6</m:t>
-        </m:r>
-        <m:r>
-          <m:rPr>
-            <m:sty m:val="p"/>
-          </m:rPr>
-          <m:t>]</m:t>
-        </m:r>
-      </m:oMath>
-      <w:r>
-        <w:t xml:space="preserve"> </w:t>
-      </w:r>
-      <w:r>
-        <w:t xml:space="preserve">using mathematical validation metrics (Inertia, Silhouette Score, Davies-Bouldin Index).</w:t>
+        <w:t xml:space="preserve">Data Pre-processing Steps and Inspiration</w:t>
+      </w:r>
+      <w:r>
+        <w:t xml:space="preserve">: Duplicate removal, cancellation isolation, log transformation, PCA projection</w:t>
       </w:r>
     </w:p>
     <w:p>
@@ -1714,20 +573,10 @@
           <w:b/>
           <w:bCs/>
         </w:rPr>
-        <w:t xml:space="preserve">Commercial Persona Formulation &amp; Strategic Playbooks</w:t>
-      </w:r>
-      <w:r>
-        <w:t xml:space="preserve">: Characterize the discovered archetypes, quantify their headcount and revenue contributions to evaluate the Pareto Principle (80/20 rule), and define tailored retention, onboarding, cross-selling, and win-back playbooks.</w:t>
-      </w:r>
-    </w:p>
-    <w:bookmarkEnd w:id="17"/>
-    <w:bookmarkStart w:id="18" w:name="mathematical-success-criteria"/>
-    <w:p>
-      <w:pPr>
-        <w:pStyle w:val="Heading3"/>
-      </w:pPr>
-      <w:r>
-        <w:t xml:space="preserve">2.2 Mathematical Success Criteria</w:t>
+        <w:t xml:space="preserve">Choosing the Algorithm for the Project</w:t>
+      </w:r>
+      <w:r>
+        <w:t xml:space="preserve">: Taxonomy of unsupervised algorithms: K-Means, Agglomerative, DBSCAN</w:t>
       </w:r>
     </w:p>
     <w:p>
@@ -1735,7 +584,7 @@
         <w:pStyle w:val="Compact"/>
         <w:numPr>
           <w:ilvl w:val="0"/>
-          <w:numId w:val="1003"/>
+          <w:numId w:val="1001"/>
         </w:numPr>
       </w:pPr>
       <w:r>
@@ -1743,26 +592,10 @@
           <w:b/>
           <w:bCs/>
         </w:rPr>
-        <w:t xml:space="preserve">Silhouette Coefficient</w:t>
-      </w:r>
-      <w:r>
-        <w:t xml:space="preserve">: Achieve an out-of-sample silhouette score exceeding</w:t>
-      </w:r>
-      <w:r>
-        <w:t xml:space="preserve"> </w:t>
-      </w:r>
-      <w:r>
-        <w:rPr>
-          <w:b/>
-          <w:bCs/>
-        </w:rPr>
-        <w:t xml:space="preserve">0.30</w:t>
-      </w:r>
-      <w:r>
-        <w:t xml:space="preserve"> </w:t>
-      </w:r>
-      <w:r>
-        <w:t xml:space="preserve">for the multi-cluster segmentation model.</w:t>
+        <w:t xml:space="preserve">Motivation and Reasons For Choosing Algorithm</w:t>
+      </w:r>
+      <w:r>
+        <w:t xml:space="preserve">: Centroid geometry, dendrogram topological validation, scalability bounds</w:t>
       </w:r>
     </w:p>
     <w:p>
@@ -1770,7 +603,7 @@
         <w:pStyle w:val="Compact"/>
         <w:numPr>
           <w:ilvl w:val="0"/>
-          <w:numId w:val="1003"/>
+          <w:numId w:val="1001"/>
         </w:numPr>
       </w:pPr>
       <w:r>
@@ -1778,26 +611,10 @@
           <w:b/>
           <w:bCs/>
         </w:rPr>
-        <w:t xml:space="preserve">Dimensionality Retention</w:t>
-      </w:r>
-      <w:r>
-        <w:t xml:space="preserve">: Ensure that a 2-dimensional PCA projection captures over</w:t>
-      </w:r>
-      <w:r>
-        <w:t xml:space="preserve"> </w:t>
-      </w:r>
-      <w:r>
-        <w:rPr>
-          <w:b/>
-          <w:bCs/>
-        </w:rPr>
-        <w:t xml:space="preserve">90%</w:t>
-      </w:r>
-      <w:r>
-        <w:t xml:space="preserve"> </w:t>
-      </w:r>
-      <w:r>
-        <w:t xml:space="preserve">of cumulative feature variance.</w:t>
+        <w:t xml:space="preserve">Assumptions</w:t>
+      </w:r>
+      <w:r>
+        <w:t xml:space="preserve">: Log-normality stabilization, Euclidean distance validity, and transaction independence</w:t>
       </w:r>
     </w:p>
     <w:p>
@@ -1805,7 +622,849 @@
         <w:pStyle w:val="Compact"/>
         <w:numPr>
           <w:ilvl w:val="0"/>
+          <w:numId w:val="1001"/>
+        </w:numPr>
+      </w:pPr>
+      <w:r>
+        <w:rPr>
+          <w:b/>
+          <w:bCs/>
+        </w:rPr>
+        <w:t xml:space="preserve">Model Evaluation and Techniques</w:t>
+      </w:r>
+      <w:r>
+        <w:t xml:space="preserve">: Inertia Elbow curve, Silhouette analysis, and Davies-Bouldin benchmark</w:t>
+      </w:r>
+    </w:p>
+    <w:p>
+      <w:pPr>
+        <w:pStyle w:val="Compact"/>
+        <w:numPr>
+          <w:ilvl w:val="0"/>
+          <w:numId w:val="1001"/>
+        </w:numPr>
+      </w:pPr>
+      <w:r>
+        <w:rPr>
+          <w:b/>
+          <w:bCs/>
+        </w:rPr>
+        <w:t xml:space="preserve">Inferences from the Same</w:t>
+      </w:r>
+      <w:r>
+        <w:t xml:space="preserve">: Four commercial personas, Pareto concentration (88.5%), and marketing playbooks</w:t>
+      </w:r>
+    </w:p>
+    <w:p>
+      <w:pPr>
+        <w:pStyle w:val="Compact"/>
+        <w:numPr>
+          <w:ilvl w:val="0"/>
+          <w:numId w:val="1001"/>
+        </w:numPr>
+      </w:pPr>
+      <w:r>
+        <w:rPr>
+          <w:b/>
+          <w:bCs/>
+        </w:rPr>
+        <w:t xml:space="preserve">Future Possibilities of the Project</w:t>
+      </w:r>
+      <w:r>
+        <w:t xml:space="preserve">: Customer Lifetime Value (BG/NBD, Gamma-Gamma), Markov transitions, recommenders</w:t>
+      </w:r>
+    </w:p>
+    <w:p>
+      <w:pPr>
+        <w:pStyle w:val="Compact"/>
+        <w:numPr>
+          <w:ilvl w:val="0"/>
+          <w:numId w:val="1001"/>
+        </w:numPr>
+      </w:pPr>
+      <w:r>
+        <w:rPr>
+          <w:b/>
+          <w:bCs/>
+        </w:rPr>
+        <w:t xml:space="preserve">Conclusion</w:t>
+      </w:r>
+      <w:r>
+        <w:t xml:space="preserve">: Executive synthesis, marketing ROI reallocation, and production deployment sign-off</w:t>
+      </w:r>
+    </w:p>
+    <w:p>
+      <w:pPr>
+        <w:pStyle w:val="Compact"/>
+        <w:numPr>
+          <w:ilvl w:val="0"/>
+          <w:numId w:val="1001"/>
+        </w:numPr>
+      </w:pPr>
+      <w:r>
+        <w:rPr>
+          <w:b/>
+          <w:bCs/>
+        </w:rPr>
+        <w:t xml:space="preserve">References</w:t>
+      </w:r>
+      <w:r>
+        <w:t xml:space="preserve">: Formal academic and industrial literature citations</w:t>
+      </w:r>
+    </w:p>
+    <w:p>
+      <w:r>
+        <w:pict>
+          <v:rect style="width:0;height:1.5pt" o:hralign="center" o:hrstd="t" o:hr="t"/>
+        </w:pict>
+      </w:r>
+    </w:p>
+    <w:p>
+      <w:pPr>
+        <w:pStyle w:val="FirstParagraph"/>
+      </w:pPr>
+      <w:r>
+        <w:rPr>
+          <w:i/>
+          <w:iCs/>
+        </w:rPr>
+        <w:t xml:space="preserve">Note: All sections in this report adhere strictly to the 12-section project report blueprint specified in</w:t>
+      </w:r>
+      <w:r>
+        <w:rPr>
+          <w:i/>
+          <w:iCs/>
+        </w:rPr>
+        <w:t xml:space="preserve"> </w:t>
+      </w:r>
+      <w:r>
+        <w:rPr>
+          <w:rStyle w:val="VerbatimChar"/>
+          <w:i/>
+          <w:iCs/>
+        </w:rPr>
+        <w:t xml:space="preserve">Draft.pdf</w:t>
+      </w:r>
+      <w:r>
+        <w:rPr>
+          <w:i/>
+          <w:iCs/>
+        </w:rPr>
+        <w:t xml:space="preserve"> </w:t>
+      </w:r>
+      <w:r>
+        <w:rPr>
+          <w:i/>
+          <w:iCs/>
+        </w:rPr>
+        <w:t xml:space="preserve">and</w:t>
+      </w:r>
+      <w:r>
+        <w:rPr>
+          <w:i/>
+          <w:iCs/>
+        </w:rPr>
+        <w:t xml:space="preserve"> </w:t>
+      </w:r>
+      <w:r>
+        <w:rPr>
+          <w:rStyle w:val="VerbatimChar"/>
+          <w:i/>
+          <w:iCs/>
+        </w:rPr>
+        <w:t xml:space="preserve">guideline.md</w:t>
+      </w:r>
+      <w:r>
+        <w:rPr>
+          <w:i/>
+          <w:iCs/>
+        </w:rPr>
+        <w:t xml:space="preserve">.</w:t>
+      </w:r>
+    </w:p>
+    <w:p>
+      <w:r>
+        <w:br w:type="page"/>
+      </w:r>
+    </w:p>
+    <w:bookmarkEnd w:id="12"/>
+    <w:bookmarkStart w:id="16" w:name="problem-statement"/>
+    <w:p>
+      <w:pPr>
+        <w:pStyle w:val="Heading1"/>
+      </w:pPr>
+      <w:r>
+        <w:t xml:space="preserve">1. Problem Statement</w:t>
+      </w:r>
+    </w:p>
+    <w:bookmarkStart w:id="13" w:name="context-e-commerce-market-dynamics"/>
+    <w:p>
+      <w:pPr>
+        <w:pStyle w:val="Heading3"/>
+      </w:pPr>
+      <w:r>
+        <w:t xml:space="preserve">1.1 Context &amp; E-Commerce Market Dynamics</w:t>
+      </w:r>
+    </w:p>
+    <w:p>
+      <w:pPr>
+        <w:pStyle w:val="FirstParagraph"/>
+      </w:pPr>
+      <w:r>
+        <w:t xml:space="preserve">In modern digital commerce, enterprises face intense competitive headwinds, rising customer acquisition costs (CAC), and razor-thin operating margins. A leading online retailer based in the United Kingdom, specializing in unique gifts, decorative homeware, and seasonal novelty items, serves a diverse global client base comprising both individual retail consumers and small-to-medium wholesale distributors across 38 countries. Despite generating healthy headline revenues exceeding £7.5M annually, the enterprise operates with limited visibility into individual customer purchasing behaviors, relationship lifecycles, and underlying value tiers.</w:t>
+      </w:r>
+    </w:p>
+    <w:bookmarkEnd w:id="13"/>
+    <w:bookmarkStart w:id="14" w:name="X467af26b842f8ef8c08a938a86dc299ecf87cf2"/>
+    <w:p>
+      <w:pPr>
+        <w:pStyle w:val="Heading3"/>
+      </w:pPr>
+      <w:r>
+        <w:t xml:space="preserve">1.2 Customer Heterogeneity &amp; The Pitfalls of</w:t>
+      </w:r>
+      <w:r>
+        <w:t xml:space="preserve"> </w:t>
+      </w:r>
+      <w:r>
+        <w:t xml:space="preserve">“One-Size-Fits-All”</w:t>
+      </w:r>
+      <w:r>
+        <w:t xml:space="preserve"> </w:t>
+      </w:r>
+      <w:r>
+        <w:t xml:space="preserve">Marketing</w:t>
+      </w:r>
+    </w:p>
+    <w:p>
+      <w:pPr>
+        <w:pStyle w:val="FirstParagraph"/>
+      </w:pPr>
+      <w:r>
+        <w:t xml:space="preserve">Traditional retail marketing treats all customer accounts homogeneously, deploying uniform promotional email blasts, generic seasonal discounts, and blanket paid search campaigns. In reality, customer purchasing behavior is radically heterogeneous:</w:t>
+      </w:r>
+      <w:r>
+        <w:t xml:space="preserve"> </w:t>
+      </w:r>
+      <w:r>
+        <w:t xml:space="preserve">1.</w:t>
+      </w:r>
+      <w:r>
+        <w:t xml:space="preserve"> </w:t>
+      </w:r>
+      <w:r>
+        <w:rPr>
+          <w:b/>
+          <w:bCs/>
+        </w:rPr>
+        <w:t xml:space="preserve">VIP Wholesale Buyers</w:t>
+      </w:r>
+      <w:r>
+        <w:t xml:space="preserve">: A small cohort of commercial purchasers place recurring high-volume bulk orders exceeding £5,000 per transaction, requiring customized service agreements, volume pricing, and dedicated stock reservations.</w:t>
+      </w:r>
+      <w:r>
+        <w:t xml:space="preserve"> </w:t>
+      </w:r>
+      <w:r>
+        <w:t xml:space="preserve">2.</w:t>
+      </w:r>
+      <w:r>
+        <w:t xml:space="preserve"> </w:t>
+      </w:r>
+      <w:r>
+        <w:rPr>
+          <w:b/>
+          <w:bCs/>
+        </w:rPr>
+        <w:t xml:space="preserve">Occasional Retail Gifters</w:t>
+      </w:r>
+      <w:r>
+        <w:t xml:space="preserve">: A massive cohort of individual consumers make single purchases during holiday peaks (such as Christmas) and subsequently lapse into long-term dormancy.</w:t>
+      </w:r>
+      <w:r>
+        <w:t xml:space="preserve"> </w:t>
+      </w:r>
+      <w:r>
+        <w:t xml:space="preserve">3.</w:t>
+      </w:r>
+      <w:r>
+        <w:t xml:space="preserve"> </w:t>
+      </w:r>
+      <w:r>
+        <w:rPr>
+          <w:b/>
+          <w:bCs/>
+        </w:rPr>
+        <w:t xml:space="preserve">Price-Sensitive Bargain Hunters</w:t>
+      </w:r>
+      <w:r>
+        <w:t xml:space="preserve">: Discounter shoppers who purchase exclusively during markdown clearances with negligible profit contributions.</w:t>
+      </w:r>
+    </w:p>
+    <w:p>
+      <w:pPr>
+        <w:pStyle w:val="BodyText"/>
+      </w:pPr>
+      <w:r>
+        <w:t xml:space="preserve">Treating these disparate cohorts identically produces two severe operational inefficiencies:</w:t>
+      </w:r>
+      <w:r>
+        <w:t xml:space="preserve"> </w:t>
+      </w:r>
+      <w:r>
+        <w:t xml:space="preserve">-</w:t>
+      </w:r>
+      <w:r>
+        <w:t xml:space="preserve"> </w:t>
+      </w:r>
+      <w:r>
+        <w:rPr>
+          <w:b/>
+          <w:bCs/>
+        </w:rPr>
+        <w:t xml:space="preserve">Capital Waste in Customer Acquisition</w:t>
+      </w:r>
+      <w:r>
+        <w:t xml:space="preserve">: Over-investing ad spend to re-acquire churned, low-affinity one-time buyers while neglecting loyal, high-margin brand advocates.</w:t>
+      </w:r>
+      <w:r>
+        <w:t xml:space="preserve"> </w:t>
+      </w:r>
+      <w:r>
+        <w:t xml:space="preserve">-</w:t>
+      </w:r>
+      <w:r>
+        <w:t xml:space="preserve"> </w:t>
+      </w:r>
+      <w:r>
+        <w:rPr>
+          <w:b/>
+          <w:bCs/>
+        </w:rPr>
+        <w:t xml:space="preserve">VIP Churn Vulnerability</w:t>
+      </w:r>
+      <w:r>
+        <w:t xml:space="preserve">: High-value repeat buyers receive generic messaging and inadequate stock guarantees, creating churn risk to specialized wholesale competitors.</w:t>
+      </w:r>
+    </w:p>
+    <w:bookmarkEnd w:id="14"/>
+    <w:bookmarkStart w:id="15" w:name="strategic-mandate-technical-scope"/>
+    <w:p>
+      <w:pPr>
+        <w:pStyle w:val="Heading3"/>
+      </w:pPr>
+      <w:r>
+        <w:t xml:space="preserve">1.3 Strategic Mandate &amp; Technical Scope</w:t>
+      </w:r>
+    </w:p>
+    <w:p>
+      <w:pPr>
+        <w:pStyle w:val="FirstParagraph"/>
+      </w:pPr>
+      <w:r>
+        <w:t xml:space="preserve">To resolve these inefficiencies, the enterprise requires an objective, mathematical customer segmentation architecture. The mandate entails:</w:t>
+      </w:r>
+      <w:r>
+        <w:t xml:space="preserve"> </w:t>
+      </w:r>
+      <w:r>
+        <w:t xml:space="preserve">1. Auditing and cleaning over 540,000 transaction logs spanning December 2010 to December 2011.</w:t>
+      </w:r>
+      <w:r>
+        <w:t xml:space="preserve"> </w:t>
+      </w:r>
+      <w:r>
+        <w:t xml:space="preserve">2. Formulating behavioral metrics that capture transactional recency, frequency, monetary spend, and basket depth.</w:t>
+      </w:r>
+      <w:r>
+        <w:t xml:space="preserve"> </w:t>
+      </w:r>
+      <w:r>
+        <w:t xml:space="preserve">3. Overcoming severe right-skewed power-law distributions inherent in commercial transactions.</w:t>
+      </w:r>
+      <w:r>
+        <w:t xml:space="preserve"> </w:t>
+      </w:r>
+      <w:r>
+        <w:t xml:space="preserve">4. Benchmarking unsupervised machine learning clustering algorithms to discover natural, statistically separable customer personas.</w:t>
+      </w:r>
+      <w:r>
+        <w:t xml:space="preserve"> </w:t>
+      </w:r>
+      <w:r>
+        <w:t xml:space="preserve">5. Establishing actionable commercial lifecycle playbooks to optimize marketing ROI and maximize long-term Customer Lifetime Value (CLV).</w:t>
+      </w:r>
+    </w:p>
+    <w:p>
+      <w:r>
+        <w:br w:type="page"/>
+      </w:r>
+    </w:p>
+    <w:bookmarkEnd w:id="15"/>
+    <w:bookmarkEnd w:id="16"/>
+    <w:bookmarkStart w:id="19" w:name="project-objective"/>
+    <w:p>
+      <w:pPr>
+        <w:pStyle w:val="Heading1"/>
+      </w:pPr>
+      <w:r>
+        <w:t xml:space="preserve">2. Project Objective</w:t>
+      </w:r>
+    </w:p>
+    <w:bookmarkStart w:id="17" w:name="core-deliverables-technical-goals"/>
+    <w:p>
+      <w:pPr>
+        <w:pStyle w:val="Heading3"/>
+      </w:pPr>
+      <w:r>
+        <w:t xml:space="preserve">2.1 Core Deliverables &amp; Technical Goals</w:t>
+      </w:r>
+    </w:p>
+    <w:p>
+      <w:pPr>
+        <w:pStyle w:val="FirstParagraph"/>
+      </w:pPr>
+      <w:r>
+        <w:t xml:space="preserve">The primary objective of this Capstone project is to transition the enterprise from unguided, reactive marketing to an automated, behavioral customer segmentation engine. Specifically, the project delivers:</w:t>
+      </w:r>
+    </w:p>
+    <w:p>
+      <w:pPr>
+        <w:pStyle w:val="Compact"/>
+        <w:numPr>
+          <w:ilvl w:val="0"/>
+          <w:numId w:val="1002"/>
+        </w:numPr>
+      </w:pPr>
+      <w:r>
+        <w:rPr>
+          <w:b/>
+          <w:bCs/>
+        </w:rPr>
+        <w:t xml:space="preserve">Transactional Data Hygiene &amp; Audit</w:t>
+      </w:r>
+      <w:r>
+        <w:t xml:space="preserve">: Establish a reproducible preprocessing pipeline that filters non-commercial records, handles cancellations (</w:t>
+      </w:r>
+      <w:r>
+        <w:rPr>
+          <w:rStyle w:val="VerbatimChar"/>
+        </w:rPr>
+        <w:t xml:space="preserve">C</w:t>
+      </w:r>
+      <w:r>
+        <w:t xml:space="preserve"> </w:t>
+      </w:r>
+      <w:r>
+        <w:t xml:space="preserve">invoices), purges exact duplicates, and separates authenticated customer accounts from guest checkouts.</w:t>
+      </w:r>
+    </w:p>
+    <w:p>
+      <w:pPr>
+        <w:pStyle w:val="Compact"/>
+        <w:numPr>
+          <w:ilvl w:val="0"/>
+          <w:numId w:val="1002"/>
+        </w:numPr>
+      </w:pPr>
+      <w:r>
+        <w:rPr>
+          <w:b/>
+          <w:bCs/>
+        </w:rPr>
+        <w:t xml:space="preserve">RFM-AOV Feature Engineering</w:t>
+      </w:r>
+      <w:r>
+        <w:t xml:space="preserve">: Synthesize granular transaction timestamps and line-item prices into robust, customer-level behavioral summaries:</w:t>
+      </w:r>
+    </w:p>
+    <w:p>
+      <w:pPr>
+        <w:pStyle w:val="Compact"/>
+        <w:numPr>
+          <w:ilvl w:val="1"/>
           <w:numId w:val="1003"/>
+        </w:numPr>
+      </w:pPr>
+      <w:r>
+        <w:rPr>
+          <w:b/>
+          <w:bCs/>
+        </w:rPr>
+        <w:t xml:space="preserve">Recency (</w:t>
+      </w:r>
+      <m:oMath>
+        <m:r>
+          <m:t>R</m:t>
+        </m:r>
+      </m:oMath>
+      <w:r>
+        <w:rPr>
+          <w:b/>
+          <w:bCs/>
+        </w:rPr>
+        <w:t xml:space="preserve">)</w:t>
+      </w:r>
+      <w:r>
+        <w:t xml:space="preserve">: Days since the customer’s last purchase relative to the snapshot date.</w:t>
+      </w:r>
+    </w:p>
+    <w:p>
+      <w:pPr>
+        <w:pStyle w:val="Compact"/>
+        <w:numPr>
+          <w:ilvl w:val="1"/>
+          <w:numId w:val="1003"/>
+        </w:numPr>
+      </w:pPr>
+      <w:r>
+        <w:rPr>
+          <w:b/>
+          <w:bCs/>
+        </w:rPr>
+        <w:t xml:space="preserve">Frequency (</w:t>
+      </w:r>
+      <m:oMath>
+        <m:r>
+          <m:t>F</m:t>
+        </m:r>
+      </m:oMath>
+      <w:r>
+        <w:rPr>
+          <w:b/>
+          <w:bCs/>
+        </w:rPr>
+        <w:t xml:space="preserve">)</w:t>
+      </w:r>
+      <w:r>
+        <w:t xml:space="preserve">: Total number of distinct, completed checkout invoices.</w:t>
+      </w:r>
+    </w:p>
+    <w:p>
+      <w:pPr>
+        <w:pStyle w:val="Compact"/>
+        <w:numPr>
+          <w:ilvl w:val="1"/>
+          <w:numId w:val="1003"/>
+        </w:numPr>
+      </w:pPr>
+      <w:r>
+        <w:rPr>
+          <w:b/>
+          <w:bCs/>
+        </w:rPr>
+        <w:t xml:space="preserve">Monetary (</w:t>
+      </w:r>
+      <m:oMath>
+        <m:r>
+          <m:t>M</m:t>
+        </m:r>
+      </m:oMath>
+      <w:r>
+        <w:rPr>
+          <w:b/>
+          <w:bCs/>
+        </w:rPr>
+        <w:t xml:space="preserve">)</w:t>
+      </w:r>
+      <w:r>
+        <w:t xml:space="preserve">: Total gross dollar value spent across all transactions.</w:t>
+      </w:r>
+    </w:p>
+    <w:p>
+      <w:pPr>
+        <w:pStyle w:val="Compact"/>
+        <w:numPr>
+          <w:ilvl w:val="1"/>
+          <w:numId w:val="1003"/>
+        </w:numPr>
+      </w:pPr>
+      <w:r>
+        <w:rPr>
+          <w:b/>
+          <w:bCs/>
+        </w:rPr>
+        <w:t xml:space="preserve">Average Order Value (AOV)</w:t>
+      </w:r>
+      <w:r>
+        <w:t xml:space="preserve">: Mean expenditure per order (</w:t>
+      </w:r>
+      <m:oMath>
+        <m:r>
+          <m:t>M</m:t>
+        </m:r>
+        <m:r>
+          <m:rPr>
+            <m:sty m:val="p"/>
+          </m:rPr>
+          <m:t>/</m:t>
+        </m:r>
+        <m:r>
+          <m:t>F</m:t>
+        </m:r>
+      </m:oMath>
+      <w:r>
+        <w:t xml:space="preserve">).</w:t>
+      </w:r>
+    </w:p>
+    <w:p>
+      <w:pPr>
+        <w:pStyle w:val="Compact"/>
+        <w:numPr>
+          <w:ilvl w:val="0"/>
+          <w:numId w:val="1002"/>
+        </w:numPr>
+      </w:pPr>
+      <w:r>
+        <w:rPr>
+          <w:b/>
+          <w:bCs/>
+        </w:rPr>
+        <w:t xml:space="preserve">Statistical Normalization &amp; Dimensionality Reduction</w:t>
+      </w:r>
+      <w:r>
+        <w:t xml:space="preserve">: Mitigate extreme positive skewness through nonlinear logarithmic transformations (</w:t>
+      </w:r>
+      <m:oMath>
+        <m:r>
+          <m:rPr>
+            <m:sty m:val="p"/>
+          </m:rPr>
+          <m:t>log</m:t>
+        </m:r>
+        <m:r>
+          <m:rPr>
+            <m:sty m:val="p"/>
+          </m:rPr>
+          <m:t>(</m:t>
+        </m:r>
+        <m:r>
+          <m:t>1</m:t>
+        </m:r>
+        <m:r>
+          <m:rPr>
+            <m:sty m:val="p"/>
+          </m:rPr>
+          <m:t>+</m:t>
+        </m:r>
+        <m:r>
+          <m:t>x</m:t>
+        </m:r>
+        <m:r>
+          <m:rPr>
+            <m:sty m:val="p"/>
+          </m:rPr>
+          <m:t>)</m:t>
+        </m:r>
+      </m:oMath>
+      <w:r>
+        <w:t xml:space="preserve">) and standardization, coupled with Principal Component Analysis (PCA) to extract dominant behavioral axes.</w:t>
+      </w:r>
+    </w:p>
+    <w:p>
+      <w:pPr>
+        <w:pStyle w:val="Compact"/>
+        <w:numPr>
+          <w:ilvl w:val="0"/>
+          <w:numId w:val="1002"/>
+        </w:numPr>
+      </w:pPr>
+      <w:r>
+        <w:rPr>
+          <w:b/>
+          <w:bCs/>
+        </w:rPr>
+        <w:t xml:space="preserve">Unsupervised Algorithm Benchmarking</w:t>
+      </w:r>
+      <w:r>
+        <w:t xml:space="preserve">: Systematically evaluate three foundational clustering paradigms—</w:t>
+      </w:r>
+      <w:r>
+        <w:rPr>
+          <w:b/>
+          <w:bCs/>
+        </w:rPr>
+        <w:t xml:space="preserve">K-Means (Partitioning)</w:t>
+      </w:r>
+      <w:r>
+        <w:t xml:space="preserve">,</w:t>
+      </w:r>
+      <w:r>
+        <w:t xml:space="preserve"> </w:t>
+      </w:r>
+      <w:r>
+        <w:rPr>
+          <w:b/>
+          <w:bCs/>
+        </w:rPr>
+        <w:t xml:space="preserve">Agglomerative Hierarchical Clustering (Linkage Tree)</w:t>
+      </w:r>
+      <w:r>
+        <w:t xml:space="preserve">, and</w:t>
+      </w:r>
+      <w:r>
+        <w:t xml:space="preserve"> </w:t>
+      </w:r>
+      <w:r>
+        <w:rPr>
+          <w:b/>
+          <w:bCs/>
+        </w:rPr>
+        <w:t xml:space="preserve">DBSCAN (Density-Based)</w:t>
+      </w:r>
+      <w:r>
+        <w:t xml:space="preserve">—across cluster sizes</w:t>
+      </w:r>
+      <w:r>
+        <w:t xml:space="preserve"> </w:t>
+      </w:r>
+      <m:oMath>
+        <m:r>
+          <m:t>k</m:t>
+        </m:r>
+        <m:r>
+          <m:rPr>
+            <m:sty m:val="p"/>
+          </m:rPr>
+          <m:t>∈</m:t>
+        </m:r>
+        <m:r>
+          <m:rPr>
+            <m:sty m:val="p"/>
+          </m:rPr>
+          <m:t>[</m:t>
+        </m:r>
+        <m:r>
+          <m:t>2</m:t>
+        </m:r>
+        <m:r>
+          <m:rPr>
+            <m:sty m:val="p"/>
+          </m:rPr>
+          <m:t>,</m:t>
+        </m:r>
+        <m:r>
+          <m:t>6</m:t>
+        </m:r>
+        <m:r>
+          <m:rPr>
+            <m:sty m:val="p"/>
+          </m:rPr>
+          <m:t>]</m:t>
+        </m:r>
+      </m:oMath>
+      <w:r>
+        <w:t xml:space="preserve"> </w:t>
+      </w:r>
+      <w:r>
+        <w:t xml:space="preserve">using mathematical validation metrics (Inertia, Silhouette Score, Davies-Bouldin Index).</w:t>
+      </w:r>
+    </w:p>
+    <w:p>
+      <w:pPr>
+        <w:pStyle w:val="Compact"/>
+        <w:numPr>
+          <w:ilvl w:val="0"/>
+          <w:numId w:val="1002"/>
+        </w:numPr>
+      </w:pPr>
+      <w:r>
+        <w:rPr>
+          <w:b/>
+          <w:bCs/>
+        </w:rPr>
+        <w:t xml:space="preserve">Commercial Persona Formulation &amp; Strategic Playbooks</w:t>
+      </w:r>
+      <w:r>
+        <w:t xml:space="preserve">: Characterize the discovered archetypes, quantify their headcount and revenue contributions to evaluate the Pareto Principle (80/20 rule), and define tailored retention, onboarding, cross-selling, and win-back playbooks.</w:t>
+      </w:r>
+    </w:p>
+    <w:bookmarkEnd w:id="17"/>
+    <w:bookmarkStart w:id="18" w:name="mathematical-success-criteria"/>
+    <w:p>
+      <w:pPr>
+        <w:pStyle w:val="Heading3"/>
+      </w:pPr>
+      <w:r>
+        <w:t xml:space="preserve">2.2 Mathematical Success Criteria</w:t>
+      </w:r>
+    </w:p>
+    <w:p>
+      <w:pPr>
+        <w:pStyle w:val="Compact"/>
+        <w:numPr>
+          <w:ilvl w:val="0"/>
+          <w:numId w:val="1004"/>
+        </w:numPr>
+      </w:pPr>
+      <w:r>
+        <w:rPr>
+          <w:b/>
+          <w:bCs/>
+        </w:rPr>
+        <w:t xml:space="preserve">Silhouette Coefficient</w:t>
+      </w:r>
+      <w:r>
+        <w:t xml:space="preserve">: Achieve an out-of-sample silhouette score exceeding</w:t>
+      </w:r>
+      <w:r>
+        <w:t xml:space="preserve"> </w:t>
+      </w:r>
+      <w:r>
+        <w:rPr>
+          <w:b/>
+          <w:bCs/>
+        </w:rPr>
+        <w:t xml:space="preserve">0.30</w:t>
+      </w:r>
+      <w:r>
+        <w:t xml:space="preserve"> </w:t>
+      </w:r>
+      <w:r>
+        <w:t xml:space="preserve">for the multi-cluster segmentation model.</w:t>
+      </w:r>
+    </w:p>
+    <w:p>
+      <w:pPr>
+        <w:pStyle w:val="Compact"/>
+        <w:numPr>
+          <w:ilvl w:val="0"/>
+          <w:numId w:val="1004"/>
+        </w:numPr>
+      </w:pPr>
+      <w:r>
+        <w:rPr>
+          <w:b/>
+          <w:bCs/>
+        </w:rPr>
+        <w:t xml:space="preserve">Dimensionality Retention</w:t>
+      </w:r>
+      <w:r>
+        <w:t xml:space="preserve">: Ensure that a 2-dimensional PCA projection captures over</w:t>
+      </w:r>
+      <w:r>
+        <w:t xml:space="preserve"> </w:t>
+      </w:r>
+      <w:r>
+        <w:rPr>
+          <w:b/>
+          <w:bCs/>
+        </w:rPr>
+        <w:t xml:space="preserve">90%</w:t>
+      </w:r>
+      <w:r>
+        <w:t xml:space="preserve"> </w:t>
+      </w:r>
+      <w:r>
+        <w:t xml:space="preserve">of cumulative feature variance.</w:t>
+      </w:r>
+    </w:p>
+    <w:p>
+      <w:pPr>
+        <w:pStyle w:val="Compact"/>
+        <w:numPr>
+          <w:ilvl w:val="0"/>
+          <w:numId w:val="1004"/>
         </w:numPr>
       </w:pPr>
       <w:r>
@@ -2131,7 +1790,7 @@
               <w:jc w:val="left"/>
             </w:pPr>
             <w:r>
-              <w:t xml:space="preserve">Enables text analysis, catalog curation, and gift categorization</w:t>
+              <w:t xml:space="preserve">Enables catalog curation and gift categorization</w:t>
             </w:r>
           </w:p>
         </w:tc>
@@ -2403,13 +2062,13 @@
       </w:tr>
     </w:tbl>
     <w:bookmarkEnd w:id="20"/>
-    <w:bookmarkStart w:id="21" w:name="X02c93253b5836f3a61120584949ea7e4777896a"/>
+    <w:bookmarkStart w:id="24" w:name="product-velocity-bestseller-dynamics"/>
     <w:p>
       <w:pPr>
         <w:pStyle w:val="Heading3"/>
       </w:pPr>
       <w:r>
-        <w:t xml:space="preserve">3.2 Data Completeness &amp; Missing Value Diagnostics</w:t>
+        <w:t xml:space="preserve">3.2 Product Velocity &amp; Bestseller Dynamics</w:t>
       </w:r>
     </w:p>
     <w:p>
@@ -2417,7 +2076,7 @@
         <w:pStyle w:val="FirstParagraph"/>
       </w:pPr>
       <w:r>
-        <w:t xml:space="preserve">A rigorous null inspection revealed significant data sparsity in two critical fields:</w:t>
+        <w:t xml:space="preserve">Aggregating gross revenue by product reveals distinct commercial behavior:</w:t>
       </w:r>
       <w:r>
         <w:t xml:space="preserve"> </w:t>
@@ -2430,25 +2089,59 @@
       </w:r>
       <w:r>
         <w:rPr>
+          <w:b/>
+          <w:bCs/>
+        </w:rPr>
+        <w:t xml:space="preserve">Wholesale Bulk Outlier</w:t>
+      </w:r>
+      <w:r>
+        <w:t xml:space="preserve">: StockCode</w:t>
+      </w:r>
+      <w:r>
+        <w:t xml:space="preserve"> </w:t>
+      </w:r>
+      <w:r>
+        <w:rPr>
           <w:rStyle w:val="VerbatimChar"/>
         </w:rPr>
-        <w:t xml:space="preserve">CustomerID</w:t>
-      </w:r>
-      <w:r>
-        <w:t xml:space="preserve">: Registers</w:t>
-      </w:r>
-      <w:r>
-        <w:t xml:space="preserve"> </w:t>
-      </w:r>
-      <w:r>
-        <w:rPr>
-          <w:b/>
-          <w:bCs/>
-        </w:rPr>
-        <w:t xml:space="preserve">135,080 missing values (24.93% of the total dataset)</w:t>
-      </w:r>
-      <w:r>
-        <w:t xml:space="preserve">. These records represent anonymous guest checkouts, one-time site visitors who did not authenticate, or unlinked web inquiries. Because customer segmentation requires tracking repeat behaviors across time, unauthenticated transactions cannot be assigned to customer entities and must be isolated.</w:t>
+        <w:t xml:space="preserve">23843</w:t>
+      </w:r>
+      <w:r>
+        <w:t xml:space="preserve"> </w:t>
+      </w:r>
+      <w:r>
+        <w:t xml:space="preserve">(</w:t>
+      </w:r>
+      <w:r>
+        <w:rPr>
+          <w:rStyle w:val="VerbatimChar"/>
+        </w:rPr>
+        <w:t xml:space="preserve">PAPER CRAFT , LITTLE BIRDIE</w:t>
+      </w:r>
+      <w:r>
+        <w:t xml:space="preserve">) generated the highest single-line revenue (</w:t>
+      </w:r>
+      <w:r>
+        <w:rPr>
+          <w:b/>
+          <w:bCs/>
+        </w:rPr>
+        <w:t xml:space="preserve">£168,469.60</w:t>
+      </w:r>
+      <w:r>
+        <w:t xml:space="preserve">) via a single massive transaction of 80,995 units by Customer</w:t>
+      </w:r>
+      <w:r>
+        <w:t xml:space="preserve"> </w:t>
+      </w:r>
+      <w:r>
+        <w:rPr>
+          <w:rStyle w:val="VerbatimChar"/>
+        </w:rPr>
+        <w:t xml:space="preserve">16446</w:t>
+      </w:r>
+      <w:r>
+        <w:t xml:space="preserve">.</w:t>
       </w:r>
       <w:r>
         <w:t xml:space="preserve"> </w:t>
@@ -2461,34 +2154,53 @@
       </w:r>
       <w:r>
         <w:rPr>
+          <w:b/>
+          <w:bCs/>
+        </w:rPr>
+        <w:t xml:space="preserve">Core Retail Flagships</w:t>
+      </w:r>
+      <w:r>
+        <w:t xml:space="preserve">: StockCode</w:t>
+      </w:r>
+      <w:r>
+        <w:t xml:space="preserve"> </w:t>
+      </w:r>
+      <w:r>
+        <w:rPr>
           <w:rStyle w:val="VerbatimChar"/>
         </w:rPr>
-        <w:t xml:space="preserve">Description</w:t>
-      </w:r>
-      <w:r>
-        <w:t xml:space="preserve">: Registers</w:t>
-      </w:r>
-      <w:r>
-        <w:t xml:space="preserve"> </w:t>
-      </w:r>
-      <w:r>
-        <w:rPr>
-          <w:b/>
-          <w:bCs/>
-        </w:rPr>
-        <w:t xml:space="preserve">1,454 missing records (0.27%)</w:t>
-      </w:r>
-      <w:r>
-        <w:t xml:space="preserve">, primarily overlapping with administrative inventory adjustments or damaged goods entries. All other core fields (</w:t>
+        <w:t xml:space="preserve">22423</w:t>
+      </w:r>
+      <w:r>
+        <w:t xml:space="preserve"> </w:t>
+      </w:r>
+      <w:r>
+        <w:t xml:space="preserve">(</w:t>
       </w:r>
       <w:r>
         <w:rPr>
           <w:rStyle w:val="VerbatimChar"/>
         </w:rPr>
-        <w:t xml:space="preserve">InvoiceNo</w:t>
-      </w:r>
-      <w:r>
-        <w:t xml:space="preserve">,</w:t>
+        <w:t xml:space="preserve">REGENCY CAKESTAND 3 TIER</w:t>
+      </w:r>
+      <w:r>
+        <w:t xml:space="preserve">) is the top recurring retail revenue driver, generating</w:t>
+      </w:r>
+      <w:r>
+        <w:t xml:space="preserve"> </w:t>
+      </w:r>
+      <w:r>
+        <w:rPr>
+          <w:b/>
+          <w:bCs/>
+        </w:rPr>
+        <w:t xml:space="preserve">£142,264.75</w:t>
+      </w:r>
+      <w:r>
+        <w:t xml:space="preserve"> </w:t>
+      </w:r>
+      <w:r>
+        <w:t xml:space="preserve">across 1,703 distinct customer orders. Other anchor SKUs include</w:t>
       </w:r>
       <w:r>
         <w:t xml:space="preserve"> </w:t>
@@ -2497,10 +2209,13 @@
         <w:rPr>
           <w:rStyle w:val="VerbatimChar"/>
         </w:rPr>
-        <w:t xml:space="preserve">Quantity</w:t>
-      </w:r>
-      <w:r>
-        <w:t xml:space="preserve">,</w:t>
+        <w:t xml:space="preserve">WHITE HANGING HEART T-LIGHT HOLDER</w:t>
+      </w:r>
+      <w:r>
+        <w:t xml:space="preserve"> </w:t>
+      </w:r>
+      <w:r>
+        <w:t xml:space="preserve">(£100,392.10 across 1,971 orders) and</w:t>
       </w:r>
       <w:r>
         <w:t xml:space="preserve"> </w:t>
@@ -2509,157 +2224,13 @@
         <w:rPr>
           <w:rStyle w:val="VerbatimChar"/>
         </w:rPr>
-        <w:t xml:space="preserve">InvoiceDate</w:t>
-      </w:r>
-      <w:r>
-        <w:t xml:space="preserve">,</w:t>
-      </w:r>
-      <w:r>
-        <w:t xml:space="preserve"> </w:t>
-      </w:r>
-      <w:r>
-        <w:rPr>
-          <w:rStyle w:val="VerbatimChar"/>
-        </w:rPr>
-        <w:t xml:space="preserve">UnitPrice</w:t>
-      </w:r>
-      <w:r>
-        <w:t xml:space="preserve">,</w:t>
-      </w:r>
-      <w:r>
-        <w:t xml:space="preserve"> </w:t>
-      </w:r>
-      <w:r>
-        <w:rPr>
-          <w:rStyle w:val="VerbatimChar"/>
-        </w:rPr>
-        <w:t xml:space="preserve">Country</w:t>
-      </w:r>
-      <w:r>
-        <w:t xml:space="preserve">) exhibit 100% data completeness.</w:t>
-      </w:r>
-    </w:p>
-    <w:bookmarkEnd w:id="21"/>
-    <w:bookmarkStart w:id="25" w:name="transactional-anomalies-return-isolation"/>
-    <w:p>
-      <w:pPr>
-        <w:pStyle w:val="Heading3"/>
-      </w:pPr>
-      <w:r>
-        <w:t xml:space="preserve">3.3 Transactional Anomalies &amp; Return Isolation</w:t>
-      </w:r>
-    </w:p>
-    <w:p>
-      <w:pPr>
-        <w:pStyle w:val="FirstParagraph"/>
-      </w:pPr>
-      <w:r>
-        <w:t xml:space="preserve">Exploratory distribution analysis revealed severe operational anomalies:</w:t>
-      </w:r>
-      <w:r>
-        <w:t xml:space="preserve"> </w:t>
-      </w:r>
-      <w:r>
-        <w:t xml:space="preserve">-</w:t>
-      </w:r>
-      <w:r>
-        <w:t xml:space="preserve"> </w:t>
-      </w:r>
-      <w:r>
-        <w:rPr>
-          <w:rStyle w:val="VerbatimChar"/>
-        </w:rPr>
-        <w:t xml:space="preserve">Quantity</w:t>
-      </w:r>
-      <w:r>
-        <w:t xml:space="preserve">: Ranges from</w:t>
-      </w:r>
-      <w:r>
-        <w:t xml:space="preserve"> </w:t>
-      </w:r>
-      <w:r>
-        <w:rPr>
-          <w:b/>
-          <w:bCs/>
-        </w:rPr>
-        <w:t xml:space="preserve">-80,995 to +80,995 units</w:t>
-      </w:r>
-      <w:r>
-        <w:t xml:space="preserve"> </w:t>
-      </w:r>
-      <w:r>
-        <w:t xml:space="preserve">(Mean: 9.55, Std: 218.08). The negative extremes reflect wholesale stock cancellations (e.g. Invoice</w:t>
-      </w:r>
-      <w:r>
-        <w:t xml:space="preserve"> </w:t>
-      </w:r>
-      <w:r>
-        <w:rPr>
-          <w:rStyle w:val="VerbatimChar"/>
-        </w:rPr>
-        <w:t xml:space="preserve">C581484</w:t>
-      </w:r>
-      <w:r>
-        <w:t xml:space="preserve">). Exactly</w:t>
-      </w:r>
-      <w:r>
-        <w:t xml:space="preserve"> </w:t>
-      </w:r>
-      <w:r>
-        <w:rPr>
-          <w:b/>
-          <w:bCs/>
-        </w:rPr>
-        <w:t xml:space="preserve">9,288 invoice line-items (1.71%)</w:t>
-      </w:r>
-      <w:r>
-        <w:t xml:space="preserve"> </w:t>
-      </w:r>
-      <w:r>
-        <w:t xml:space="preserve">represent cancellations.</w:t>
-      </w:r>
-      <w:r>
-        <w:t xml:space="preserve"> </w:t>
-      </w:r>
-      <w:r>
-        <w:t xml:space="preserve">-</w:t>
-      </w:r>
-      <w:r>
-        <w:t xml:space="preserve"> </w:t>
-      </w:r>
-      <w:r>
-        <w:rPr>
-          <w:rStyle w:val="VerbatimChar"/>
-        </w:rPr>
-        <w:t xml:space="preserve">UnitPrice</w:t>
-      </w:r>
-      <w:r>
-        <w:t xml:space="preserve">: Displays values from</w:t>
-      </w:r>
-      <w:r>
-        <w:t xml:space="preserve"> </w:t>
-      </w:r>
-      <w:r>
-        <w:rPr>
-          <w:b/>
-          <w:bCs/>
-        </w:rPr>
-        <w:t xml:space="preserve">-£11,062.06 to +£38,970.00</w:t>
-      </w:r>
-      <w:r>
-        <w:t xml:space="preserve">. Extreme negatives represent accounting adjustments (such as bad debt write-offs via code</w:t>
-      </w:r>
-      <w:r>
-        <w:t xml:space="preserve"> </w:t>
-      </w:r>
-      <w:r>
-        <w:rPr>
-          <w:rStyle w:val="VerbatimChar"/>
-        </w:rPr>
-        <w:t xml:space="preserve">B</w:t>
-      </w:r>
-      <w:r>
-        <w:t xml:space="preserve">), while extreme positives represent administrative charges (Amazon seller fees, postage adjustments). Exactly 2,515 records have a £0.00 price, representing promotional free samples or warehouse corrections.</w:t>
+        <w:t xml:space="preserve">JUMBO BAG RED RETROSPOT</w:t>
+      </w:r>
+      <w:r>
+        <w:t xml:space="preserve"> </w:t>
+      </w:r>
+      <w:r>
+        <w:t xml:space="preserve">(£85,040.54 across 1,600 orders).</w:t>
       </w:r>
     </w:p>
     <w:p>
@@ -2669,20 +2240,20 @@
       <w:r>
         <w:drawing>
           <wp:inline>
-            <wp:extent cx="4533900" cy="2231409"/>
+            <wp:extent cx="3307080" cy="1627616"/>
             <wp:effectExtent b="0" l="0" r="0" t="0"/>
-            <wp:docPr descr="Product Revenue Velocity" title="" id="23" name="Picture"/>
+            <wp:docPr descr="Product Revenue Velocity" title="" id="22" name="Picture"/>
             <a:graphic>
               <a:graphicData uri="http://schemas.openxmlformats.org/drawingml/2006/picture">
                 <pic:pic>
                   <pic:nvPicPr>
-                    <pic:cNvPr descr="../plots/01_top_products_revenue.png" id="24" name="Picture"/>
+                    <pic:cNvPr descr="../plots/01_top_products_revenue.png" id="23" name="Picture"/>
                     <pic:cNvPicPr>
                       <a:picLocks noChangeArrowheads="1" noChangeAspect="1"/>
                     </pic:cNvPicPr>
                   </pic:nvPicPr>
                   <pic:blipFill>
-                    <a:blip r:embed="rId22"/>
+                    <a:blip r:embed="rId21"/>
                     <a:stretch>
                       <a:fillRect/>
                     </a:stretch>
@@ -2690,7 +2261,7 @@
                   <pic:spPr bwMode="auto">
                     <a:xfrm>
                       <a:off x="0" y="0"/>
-                      <a:ext cx="4533900" cy="2231409"/>
+                      <a:ext cx="3307080" cy="1627616"/>
                     </a:xfrm>
                     <a:prstGeom prst="rect">
                       <a:avLst/>
@@ -2717,176 +2288,201 @@
         <w:t xml:space="preserve">Product Revenue Velocity</w:t>
       </w:r>
     </w:p>
+    <w:p>
+      <w:r>
+        <w:br w:type="page"/>
+      </w:r>
+    </w:p>
+    <w:bookmarkEnd w:id="24"/>
+    <w:bookmarkStart w:id="25" w:name="X02c93253b5836f3a61120584949ea7e4777896a"/>
+    <w:p>
+      <w:pPr>
+        <w:pStyle w:val="Heading3"/>
+      </w:pPr>
+      <w:r>
+        <w:t xml:space="preserve">3.3 Data Completeness &amp; Missing Value Diagnostics</w:t>
+      </w:r>
+    </w:p>
+    <w:p>
+      <w:pPr>
+        <w:pStyle w:val="FirstParagraph"/>
+      </w:pPr>
+      <w:r>
+        <w:t xml:space="preserve">A rigorous null inspection revealed significant data sparsity in two critical fields:</w:t>
+      </w:r>
+      <w:r>
+        <w:t xml:space="preserve"> </w:t>
+      </w:r>
+      <w:r>
+        <w:t xml:space="preserve">-</w:t>
+      </w:r>
+      <w:r>
+        <w:t xml:space="preserve"> </w:t>
+      </w:r>
+      <w:r>
+        <w:rPr>
+          <w:rStyle w:val="VerbatimChar"/>
+        </w:rPr>
+        <w:t xml:space="preserve">CustomerID</w:t>
+      </w:r>
+      <w:r>
+        <w:t xml:space="preserve">: Registers</w:t>
+      </w:r>
+      <w:r>
+        <w:t xml:space="preserve"> </w:t>
+      </w:r>
+      <w:r>
+        <w:rPr>
+          <w:b/>
+          <w:bCs/>
+        </w:rPr>
+        <w:t xml:space="preserve">135,080 missing values (24.93% of total observations)</w:t>
+      </w:r>
+      <w:r>
+        <w:t xml:space="preserve">. These records represent anonymous guest checkouts or unlinked web inquiries. Because customer segmentation requires tracking repeat behaviors across time, unauthenticated transactions cannot be assigned to customer entities and must be isolated.</w:t>
+      </w:r>
+      <w:r>
+        <w:t xml:space="preserve"> </w:t>
+      </w:r>
+      <w:r>
+        <w:t xml:space="preserve">-</w:t>
+      </w:r>
+      <w:r>
+        <w:t xml:space="preserve"> </w:t>
+      </w:r>
+      <w:r>
+        <w:rPr>
+          <w:rStyle w:val="VerbatimChar"/>
+        </w:rPr>
+        <w:t xml:space="preserve">Description</w:t>
+      </w:r>
+      <w:r>
+        <w:t xml:space="preserve">: Registers</w:t>
+      </w:r>
+      <w:r>
+        <w:t xml:space="preserve"> </w:t>
+      </w:r>
+      <w:r>
+        <w:rPr>
+          <w:b/>
+          <w:bCs/>
+        </w:rPr>
+        <w:t xml:space="preserve">1,454 missing records (0.27%)</w:t>
+      </w:r>
+      <w:r>
+        <w:t xml:space="preserve">, primarily overlapping with administrative inventory adjustments or damaged goods entries. All other core fields exhibit 100% data completeness.</w:t>
+      </w:r>
+    </w:p>
     <w:bookmarkEnd w:id="25"/>
-    <w:bookmarkStart w:id="29" w:name="product-velocity-bestseller-dynamics"/>
+    <w:bookmarkStart w:id="29" w:name="temporal-purchasing-patterns"/>
     <w:p>
       <w:pPr>
         <w:pStyle w:val="Heading3"/>
       </w:pPr>
       <w:r>
-        <w:t xml:space="preserve">3.4 Product Velocity &amp; Bestseller Dynamics</w:t>
-      </w:r>
-    </w:p>
-    <w:p>
-      <w:pPr>
-        <w:pStyle w:val="FirstParagraph"/>
-      </w:pPr>
-      <w:r>
-        <w:t xml:space="preserve">Aggregating gross revenue by product reveals distinct commercial behavior:</w:t>
-      </w:r>
-      <w:r>
-        <w:t xml:space="preserve"> </w:t>
-      </w:r>
-      <w:r>
-        <w:t xml:space="preserve">-</w:t>
-      </w:r>
-      <w:r>
-        <w:t xml:space="preserve"> </w:t>
-      </w:r>
-      <w:r>
-        <w:rPr>
-          <w:b/>
-          <w:bCs/>
-        </w:rPr>
-        <w:t xml:space="preserve">Wholesale Bulk Outlier</w:t>
-      </w:r>
-      <w:r>
-        <w:t xml:space="preserve">: StockCode</w:t>
-      </w:r>
-      <w:r>
-        <w:t xml:space="preserve"> </w:t>
-      </w:r>
-      <w:r>
-        <w:rPr>
-          <w:rStyle w:val="VerbatimChar"/>
-        </w:rPr>
-        <w:t xml:space="preserve">23843</w:t>
-      </w:r>
-      <w:r>
-        <w:t xml:space="preserve"> </w:t>
-      </w:r>
-      <w:r>
-        <w:t xml:space="preserve">(</w:t>
-      </w:r>
-      <w:r>
-        <w:rPr>
-          <w:rStyle w:val="VerbatimChar"/>
-        </w:rPr>
-        <w:t xml:space="preserve">PAPER CRAFT , LITTLE BIRDIE</w:t>
-      </w:r>
-      <w:r>
-        <w:t xml:space="preserve">) generated the highest single-line revenue (</w:t>
-      </w:r>
-      <w:r>
-        <w:rPr>
-          <w:b/>
-          <w:bCs/>
-        </w:rPr>
-        <w:t xml:space="preserve">£168,469.60</w:t>
-      </w:r>
-      <w:r>
-        <w:t xml:space="preserve">) via a single massive transaction of 80,995 units by Customer</w:t>
-      </w:r>
-      <w:r>
-        <w:t xml:space="preserve"> </w:t>
-      </w:r>
-      <w:r>
-        <w:rPr>
-          <w:rStyle w:val="VerbatimChar"/>
-        </w:rPr>
-        <w:t xml:space="preserve">16446</w:t>
-      </w:r>
-      <w:r>
-        <w:t xml:space="preserve">.</w:t>
-      </w:r>
-      <w:r>
-        <w:t xml:space="preserve"> </w:t>
-      </w:r>
-      <w:r>
-        <w:t xml:space="preserve">-</w:t>
-      </w:r>
-      <w:r>
-        <w:t xml:space="preserve"> </w:t>
-      </w:r>
-      <w:r>
-        <w:rPr>
-          <w:b/>
-          <w:bCs/>
-        </w:rPr>
-        <w:t xml:space="preserve">Core Retail Flagships</w:t>
-      </w:r>
-      <w:r>
-        <w:t xml:space="preserve">: StockCode</w:t>
-      </w:r>
-      <w:r>
-        <w:t xml:space="preserve"> </w:t>
-      </w:r>
-      <w:r>
-        <w:rPr>
-          <w:rStyle w:val="VerbatimChar"/>
-        </w:rPr>
-        <w:t xml:space="preserve">22423</w:t>
-      </w:r>
-      <w:r>
-        <w:t xml:space="preserve"> </w:t>
-      </w:r>
-      <w:r>
-        <w:t xml:space="preserve">(</w:t>
-      </w:r>
-      <w:r>
-        <w:rPr>
-          <w:rStyle w:val="VerbatimChar"/>
-        </w:rPr>
-        <w:t xml:space="preserve">REGENCY CAKESTAND 3 TIER</w:t>
-      </w:r>
-      <w:r>
-        <w:t xml:space="preserve">) is the top recurring retail revenue driver, generating</w:t>
-      </w:r>
-      <w:r>
-        <w:t xml:space="preserve"> </w:t>
-      </w:r>
-      <w:r>
-        <w:rPr>
-          <w:b/>
-          <w:bCs/>
-        </w:rPr>
-        <w:t xml:space="preserve">£142,264.75</w:t>
-      </w:r>
-      <w:r>
-        <w:t xml:space="preserve"> </w:t>
-      </w:r>
-      <w:r>
-        <w:t xml:space="preserve">across 1,703 distinct customer orders. Other anchor SKUs include</w:t>
-      </w:r>
-      <w:r>
-        <w:t xml:space="preserve"> </w:t>
-      </w:r>
-      <w:r>
-        <w:rPr>
-          <w:rStyle w:val="VerbatimChar"/>
-        </w:rPr>
-        <w:t xml:space="preserve">WHITE HANGING HEART T-LIGHT HOLDER</w:t>
-      </w:r>
-      <w:r>
-        <w:t xml:space="preserve"> </w:t>
-      </w:r>
-      <w:r>
-        <w:t xml:space="preserve">(£100,392.10 across 1,971 orders) and</w:t>
-      </w:r>
-      <w:r>
-        <w:t xml:space="preserve"> </w:t>
-      </w:r>
-      <w:r>
-        <w:rPr>
-          <w:rStyle w:val="VerbatimChar"/>
-        </w:rPr>
-        <w:t xml:space="preserve">JUMBO BAG RED RETROSPOT</w:t>
-      </w:r>
-      <w:r>
-        <w:t xml:space="preserve"> </w:t>
-      </w:r>
-      <w:r>
-        <w:t xml:space="preserve">(£85,040.54 across 1,600 orders).</w:t>
+        <w:t xml:space="preserve">3.4 Temporal Purchasing Patterns</w:t>
+      </w:r>
+    </w:p>
+    <w:p>
+      <w:pPr>
+        <w:pStyle w:val="Compact"/>
+        <w:numPr>
+          <w:ilvl w:val="0"/>
+          <w:numId w:val="1005"/>
+        </w:numPr>
+      </w:pPr>
+      <w:r>
+        <w:rPr>
+          <w:b/>
+          <w:bCs/>
+        </w:rPr>
+        <w:t xml:space="preserve">Hour of Day</w:t>
+      </w:r>
+      <w:r>
+        <w:t xml:space="preserve">: Ordering activity follows a distinct daytime bell curve, beginning at 7:00 AM, peaking between</w:t>
+      </w:r>
+      <w:r>
+        <w:t xml:space="preserve"> </w:t>
+      </w:r>
+      <w:r>
+        <w:rPr>
+          <w:b/>
+          <w:bCs/>
+        </w:rPr>
+        <w:t xml:space="preserve">12:00 PM and 3:00 PM</w:t>
+      </w:r>
+      <w:r>
+        <w:t xml:space="preserve"> </w:t>
+      </w:r>
+      <w:r>
+        <w:t xml:space="preserve">(surpassing 3,000 invoices per peak hour), and tapering sharply after 5:00 PM.</w:t>
+      </w:r>
+    </w:p>
+    <w:p>
+      <w:pPr>
+        <w:pStyle w:val="Compact"/>
+        <w:numPr>
+          <w:ilvl w:val="0"/>
+          <w:numId w:val="1005"/>
+        </w:numPr>
+      </w:pPr>
+      <w:r>
+        <w:rPr>
+          <w:b/>
+          <w:bCs/>
+        </w:rPr>
+        <w:t xml:space="preserve">Day of Week</w:t>
+      </w:r>
+      <w:r>
+        <w:t xml:space="preserve">:</w:t>
+      </w:r>
+      <w:r>
+        <w:t xml:space="preserve"> </w:t>
+      </w:r>
+      <w:r>
+        <w:rPr>
+          <w:b/>
+          <w:bCs/>
+        </w:rPr>
+        <w:t xml:space="preserve">Thursday</w:t>
+      </w:r>
+      <w:r>
+        <w:t xml:space="preserve"> </w:t>
+      </w:r>
+      <w:r>
+        <w:t xml:space="preserve">registers the highest purchasing volume (~4,000 invoices), followed by Wednesday and Tuesday.</w:t>
+      </w:r>
+    </w:p>
+    <w:p>
+      <w:pPr>
+        <w:pStyle w:val="Compact"/>
+        <w:numPr>
+          <w:ilvl w:val="0"/>
+          <w:numId w:val="1005"/>
+        </w:numPr>
+      </w:pPr>
+      <w:r>
+        <w:rPr>
+          <w:b/>
+          <w:bCs/>
+        </w:rPr>
+        <w:t xml:space="preserve">Operational Artifact</w:t>
+      </w:r>
+      <w:r>
+        <w:t xml:space="preserve">: There are</w:t>
+      </w:r>
+      <w:r>
+        <w:t xml:space="preserve"> </w:t>
+      </w:r>
+      <w:r>
+        <w:rPr>
+          <w:b/>
+          <w:bCs/>
+        </w:rPr>
+        <w:t xml:space="preserve">zero recorded transactions on Saturdays</w:t>
+      </w:r>
+      <w:r>
+        <w:t xml:space="preserve">, indicating that the enterprise suspends order processing or digital checkouts on Saturdays for physical warehouse logistics and inventory consolidation.</w:t>
       </w:r>
     </w:p>
     <w:p>
@@ -2896,7 +2492,7 @@
       <w:r>
         <w:drawing>
           <wp:inline>
-            <wp:extent cx="4533900" cy="1484191"/>
+            <wp:extent cx="3307080" cy="1082586"/>
             <wp:effectExtent b="0" l="0" r="0" t="0"/>
             <wp:docPr descr="Temporal Ordering Dynamics" title="" id="27" name="Picture"/>
             <a:graphic>
@@ -2917,7 +2513,7 @@
                   <pic:spPr bwMode="auto">
                     <a:xfrm>
                       <a:off x="0" y="0"/>
-                      <a:ext cx="4533900" cy="1484191"/>
+                      <a:ext cx="3307080" cy="1082586"/>
                     </a:xfrm>
                     <a:prstGeom prst="rect">
                       <a:avLst/>
@@ -2944,14 +2540,19 @@
         <w:t xml:space="preserve">Temporal Ordering Dynamics</w:t>
       </w:r>
     </w:p>
+    <w:p>
+      <w:r>
+        <w:br w:type="page"/>
+      </w:r>
+    </w:p>
     <w:bookmarkEnd w:id="29"/>
-    <w:bookmarkStart w:id="33" w:name="temporal-ordering-dynamics"/>
+    <w:bookmarkStart w:id="33" w:name="geographic-concentration-export-dynamics"/>
     <w:p>
       <w:pPr>
         <w:pStyle w:val="Heading3"/>
       </w:pPr>
       <w:r>
-        <w:t xml:space="preserve">3.5 Temporal Ordering Dynamics</w:t>
+        <w:t xml:space="preserve">3.5 Geographic Concentration &amp; Export Dynamics</w:t>
       </w:r>
     </w:p>
     <w:p>
@@ -2959,7 +2560,7 @@
         <w:pStyle w:val="Compact"/>
         <w:numPr>
           <w:ilvl w:val="0"/>
-          <w:numId w:val="1004"/>
+          <w:numId w:val="1006"/>
         </w:numPr>
       </w:pPr>
       <w:r>
@@ -2967,26 +2568,39 @@
           <w:b/>
           <w:bCs/>
         </w:rPr>
-        <w:t xml:space="preserve">Hour of Day</w:t>
-      </w:r>
-      <w:r>
-        <w:t xml:space="preserve">: Ordering activity follows a distinct daytime bell curve, beginning at 7:00 AM, peaking between</w:t>
-      </w:r>
-      <w:r>
-        <w:t xml:space="preserve"> </w:t>
-      </w:r>
-      <w:r>
-        <w:rPr>
-          <w:b/>
-          <w:bCs/>
-        </w:rPr>
-        <w:t xml:space="preserve">12:00 PM and 3:00 PM</w:t>
-      </w:r>
-      <w:r>
-        <w:t xml:space="preserve"> </w:t>
-      </w:r>
-      <w:r>
-        <w:t xml:space="preserve">(surpassing 3,000 invoices per peak hour), and tapering sharply after 5:00 PM.</w:t>
+        <w:t xml:space="preserve">Domestic Dominance</w:t>
+      </w:r>
+      <w:r>
+        <w:t xml:space="preserve">: The United Kingdom generates</w:t>
+      </w:r>
+      <w:r>
+        <w:t xml:space="preserve"> </w:t>
+      </w:r>
+      <w:r>
+        <w:rPr>
+          <w:b/>
+          <w:bCs/>
+        </w:rPr>
+        <w:t xml:space="preserve">£7,285,024.64 (81.97% of total revenue)</w:t>
+      </w:r>
+      <w:r>
+        <w:t xml:space="preserve"> </w:t>
+      </w:r>
+      <w:r>
+        <w:t xml:space="preserve">and accounts for</w:t>
+      </w:r>
+      <w:r>
+        <w:t xml:space="preserve"> </w:t>
+      </w:r>
+      <w:r>
+        <w:rPr>
+          <w:b/>
+          <w:bCs/>
+        </w:rPr>
+        <w:t xml:space="preserve">3,920 out of 4,338 customers (90.36%)</w:t>
+      </w:r>
+      <w:r>
+        <w:t xml:space="preserve">.</w:t>
       </w:r>
     </w:p>
     <w:p>
@@ -2994,7 +2608,7 @@
         <w:pStyle w:val="Compact"/>
         <w:numPr>
           <w:ilvl w:val="0"/>
-          <w:numId w:val="1004"/>
+          <w:numId w:val="1006"/>
         </w:numPr>
       </w:pPr>
       <w:r>
@@ -3002,58 +2616,10 @@
           <w:b/>
           <w:bCs/>
         </w:rPr>
-        <w:t xml:space="preserve">Day of Week</w:t>
-      </w:r>
-      <w:r>
-        <w:t xml:space="preserve">:</w:t>
-      </w:r>
-      <w:r>
-        <w:t xml:space="preserve"> </w:t>
-      </w:r>
-      <w:r>
-        <w:rPr>
-          <w:b/>
-          <w:bCs/>
-        </w:rPr>
-        <w:t xml:space="preserve">Thursday</w:t>
-      </w:r>
-      <w:r>
-        <w:t xml:space="preserve"> </w:t>
-      </w:r>
-      <w:r>
-        <w:t xml:space="preserve">registers the highest purchasing volume (~4,000 invoices), followed by Wednesday and Tuesday.</w:t>
-      </w:r>
-    </w:p>
-    <w:p>
-      <w:pPr>
-        <w:pStyle w:val="Compact"/>
-        <w:numPr>
-          <w:ilvl w:val="0"/>
-          <w:numId w:val="1004"/>
-        </w:numPr>
-      </w:pPr>
-      <w:r>
-        <w:rPr>
-          <w:b/>
-          <w:bCs/>
-        </w:rPr>
-        <w:t xml:space="preserve">Operational Artifact</w:t>
-      </w:r>
-      <w:r>
-        <w:t xml:space="preserve">: There are</w:t>
-      </w:r>
-      <w:r>
-        <w:t xml:space="preserve"> </w:t>
-      </w:r>
-      <w:r>
-        <w:rPr>
-          <w:b/>
-          <w:bCs/>
-        </w:rPr>
-        <w:t xml:space="preserve">zero recorded transactions on Saturdays</w:t>
-      </w:r>
-      <w:r>
-        <w:t xml:space="preserve">, indicating that the enterprise suspends order processing or digital checkouts on Saturdays for physical warehouse logistics and inventory consolidation.</w:t>
+        <w:t xml:space="preserve">Key International Markets</w:t>
+      </w:r>
+      <w:r>
+        <w:t xml:space="preserve">: The Netherlands (£285.4K, 3.21%), EIRE (£265.3K, 2.98%), Germany (£228.7K, 2.57%), France (£208.9K, 2.35%), and Australia (£138.5K, 1.56%) represent the premier export markets. International customers display significantly higher Average Order Values (AOV), reflecting cross-border wholesale purchasing.</w:t>
       </w:r>
     </w:p>
     <w:p>
@@ -3063,7 +2629,7 @@
       <w:r>
         <w:drawing>
           <wp:inline>
-            <wp:extent cx="4533900" cy="2235560"/>
+            <wp:extent cx="3467100" cy="1709546"/>
             <wp:effectExtent b="0" l="0" r="0" t="0"/>
             <wp:docPr descr="Geographic Sales Distribution" title="" id="31" name="Picture"/>
             <a:graphic>
@@ -3084,7 +2650,7 @@
                   <pic:spPr bwMode="auto">
                     <a:xfrm>
                       <a:off x="0" y="0"/>
-                      <a:ext cx="4533900" cy="2235560"/>
+                      <a:ext cx="3467100" cy="1709546"/>
                     </a:xfrm>
                     <a:prstGeom prst="rect">
                       <a:avLst/>
@@ -3111,22 +2677,12 @@
         <w:t xml:space="preserve">Geographic Sales Distribution</w:t>
       </w:r>
     </w:p>
-    <w:bookmarkEnd w:id="33"/>
-    <w:bookmarkStart w:id="37" w:name="geographic-concentration"/>
-    <w:p>
-      <w:pPr>
-        <w:pStyle w:val="Heading3"/>
-      </w:pPr>
-      <w:r>
-        <w:t xml:space="preserve">3.6 Geographic Concentration</w:t>
-      </w:r>
-    </w:p>
     <w:p>
       <w:pPr>
         <w:pStyle w:val="Compact"/>
         <w:numPr>
           <w:ilvl w:val="0"/>
-          <w:numId w:val="1005"/>
+          <w:numId w:val="1007"/>
         </w:numPr>
       </w:pPr>
       <w:r>
@@ -3134,58 +2690,172 @@
           <w:b/>
           <w:bCs/>
         </w:rPr>
-        <w:t xml:space="preserve">Domestic Dominance</w:t>
-      </w:r>
-      <w:r>
-        <w:t xml:space="preserve">: The United Kingdom generates</w:t>
-      </w:r>
-      <w:r>
-        <w:t xml:space="preserve"> </w:t>
-      </w:r>
-      <w:r>
-        <w:rPr>
-          <w:b/>
-          <w:bCs/>
-        </w:rPr>
-        <w:t xml:space="preserve">£7,285,024.64 (81.97% of total revenue)</w:t>
-      </w:r>
-      <w:r>
-        <w:t xml:space="preserve"> </w:t>
-      </w:r>
-      <w:r>
-        <w:t xml:space="preserve">and accounts for</w:t>
-      </w:r>
-      <w:r>
-        <w:t xml:space="preserve"> </w:t>
-      </w:r>
-      <w:r>
-        <w:rPr>
-          <w:b/>
-          <w:bCs/>
-        </w:rPr>
-        <w:t xml:space="preserve">3,920 out of 4,338 customers (90.36%)</w:t>
-      </w:r>
-      <w:r>
-        <w:t xml:space="preserve">.</w:t>
-      </w:r>
-    </w:p>
-    <w:p>
-      <w:pPr>
-        <w:pStyle w:val="Compact"/>
-        <w:numPr>
-          <w:ilvl w:val="0"/>
-          <w:numId w:val="1005"/>
-        </w:numPr>
-      </w:pPr>
-      <w:r>
-        <w:rPr>
-          <w:b/>
-          <w:bCs/>
-        </w:rPr>
-        <w:t xml:space="preserve">Key International Markets</w:t>
-      </w:r>
-      <w:r>
-        <w:t xml:space="preserve">: The Netherlands (£285.4K, 3.21%), EIRE (£265.3K, 2.98%), Germany (£228.7K, 2.57%), France (£208.9K, 2.35%), and Australia (£138.5K, 1.56%) represent the premier export markets. International customers display significantly higher Average Order Values (AOV), reflecting cross-border wholesale purchasing.</w:t>
+        <w:t xml:space="preserve">Export Strategy</w:t>
+      </w:r>
+      <w:r>
+        <w:t xml:space="preserve">: International buyers exhibit bulk ordering tendencies, ordering less frequently but purchasing deeper unit volumes per checkout compared to domestic retail gifters.</w:t>
+      </w:r>
+    </w:p>
+    <w:p>
+      <w:r>
+        <w:br w:type="page"/>
+      </w:r>
+    </w:p>
+    <w:bookmarkEnd w:id="33"/>
+    <w:bookmarkStart w:id="34" w:name="transactional-anomalies-return-isolation"/>
+    <w:p>
+      <w:pPr>
+        <w:pStyle w:val="Heading3"/>
+      </w:pPr>
+      <w:r>
+        <w:t xml:space="preserve">3.6 Transactional Anomalies &amp; Return Isolation</w:t>
+      </w:r>
+    </w:p>
+    <w:p>
+      <w:pPr>
+        <w:pStyle w:val="FirstParagraph"/>
+      </w:pPr>
+      <w:r>
+        <w:t xml:space="preserve">Exploratory distribution analysis revealed severe operational anomalies:</w:t>
+      </w:r>
+      <w:r>
+        <w:t xml:space="preserve"> </w:t>
+      </w:r>
+      <w:r>
+        <w:t xml:space="preserve">-</w:t>
+      </w:r>
+      <w:r>
+        <w:t xml:space="preserve"> </w:t>
+      </w:r>
+      <w:r>
+        <w:rPr>
+          <w:rStyle w:val="VerbatimChar"/>
+        </w:rPr>
+        <w:t xml:space="preserve">Quantity</w:t>
+      </w:r>
+      <w:r>
+        <w:t xml:space="preserve">: Ranges from</w:t>
+      </w:r>
+      <w:r>
+        <w:t xml:space="preserve"> </w:t>
+      </w:r>
+      <w:r>
+        <w:rPr>
+          <w:b/>
+          <w:bCs/>
+        </w:rPr>
+        <w:t xml:space="preserve">-80,995 to +80,995 units</w:t>
+      </w:r>
+      <w:r>
+        <w:t xml:space="preserve"> </w:t>
+      </w:r>
+      <w:r>
+        <w:t xml:space="preserve">(Mean: 9.55, Std: 218.08). The negative extremes reflect wholesale stock cancellations (e.g. Invoice</w:t>
+      </w:r>
+      <w:r>
+        <w:t xml:space="preserve"> </w:t>
+      </w:r>
+      <w:r>
+        <w:rPr>
+          <w:rStyle w:val="VerbatimChar"/>
+        </w:rPr>
+        <w:t xml:space="preserve">C581484</w:t>
+      </w:r>
+      <w:r>
+        <w:t xml:space="preserve">). Exactly</w:t>
+      </w:r>
+      <w:r>
+        <w:t xml:space="preserve"> </w:t>
+      </w:r>
+      <w:r>
+        <w:rPr>
+          <w:b/>
+          <w:bCs/>
+        </w:rPr>
+        <w:t xml:space="preserve">9,288 invoice line-items (1.71%)</w:t>
+      </w:r>
+      <w:r>
+        <w:t xml:space="preserve"> </w:t>
+      </w:r>
+      <w:r>
+        <w:t xml:space="preserve">represent cancellations.</w:t>
+      </w:r>
+      <w:r>
+        <w:t xml:space="preserve"> </w:t>
+      </w:r>
+      <w:r>
+        <w:t xml:space="preserve">-</w:t>
+      </w:r>
+      <w:r>
+        <w:t xml:space="preserve"> </w:t>
+      </w:r>
+      <w:r>
+        <w:rPr>
+          <w:rStyle w:val="VerbatimChar"/>
+        </w:rPr>
+        <w:t xml:space="preserve">UnitPrice</w:t>
+      </w:r>
+      <w:r>
+        <w:t xml:space="preserve">: Displays values from</w:t>
+      </w:r>
+      <w:r>
+        <w:t xml:space="preserve"> </w:t>
+      </w:r>
+      <w:r>
+        <w:rPr>
+          <w:b/>
+          <w:bCs/>
+        </w:rPr>
+        <w:t xml:space="preserve">-£11,062.06 to +£38,970.00</w:t>
+      </w:r>
+      <w:r>
+        <w:t xml:space="preserve">. Extreme negatives represent accounting adjustments (such as bad debt write-offs via code</w:t>
+      </w:r>
+      <w:r>
+        <w:t xml:space="preserve"> </w:t>
+      </w:r>
+      <w:r>
+        <w:rPr>
+          <w:rStyle w:val="VerbatimChar"/>
+        </w:rPr>
+        <w:t xml:space="preserve">B</w:t>
+      </w:r>
+      <w:r>
+        <w:t xml:space="preserve">), while extreme positives represent administrative charges (Amazon seller fees, postage adjustments). Exactly 2,515 records have a £0.00 price, representing promotional free samples or warehouse corrections.</w:t>
+      </w:r>
+    </w:p>
+    <w:bookmarkEnd w:id="34"/>
+    <w:bookmarkStart w:id="38" w:name="annual-revenue-growth-holiday-surge"/>
+    <w:p>
+      <w:pPr>
+        <w:pStyle w:val="Heading3"/>
+      </w:pPr>
+      <w:r>
+        <w:t xml:space="preserve">3.7 Annual Revenue Growth &amp; Holiday Surge</w:t>
+      </w:r>
+    </w:p>
+    <w:p>
+      <w:pPr>
+        <w:pStyle w:val="FirstParagraph"/>
+      </w:pPr>
+      <w:r>
+        <w:t xml:space="preserve">Monthly revenue exhibits dramatic seasonality. Sales remain stable at ~£500K-£650K per month through Q1-Q3 2011, before escalating sharply in Q4 to reach an annual peak of</w:t>
+      </w:r>
+      <w:r>
+        <w:t xml:space="preserve"> </w:t>
+      </w:r>
+      <w:r>
+        <w:rPr>
+          <w:b/>
+          <w:bCs/>
+        </w:rPr>
+        <w:t xml:space="preserve">£1,156,205.61 in November 2011</w:t>
+      </w:r>
+      <w:r>
+        <w:t xml:space="preserve"> </w:t>
+      </w:r>
+      <w:r>
+        <w:t xml:space="preserve">(+132% over baseline). This surge underscores the critical importance of holiday giftware purchasing in driving annual commercial solvency. The December 2011 dip reflects truncation ending on December 9 (only 9 operational days recorded).</w:t>
       </w:r>
     </w:p>
     <w:p>
@@ -3195,20 +2865,20 @@
       <w:r>
         <w:drawing>
           <wp:inline>
-            <wp:extent cx="4533900" cy="1853793"/>
+            <wp:extent cx="3467100" cy="1417606"/>
             <wp:effectExtent b="0" l="0" r="0" t="0"/>
-            <wp:docPr descr="Monthly Revenue Trajectory" title="" id="35" name="Picture"/>
+            <wp:docPr descr="Monthly Revenue Trajectory" title="" id="36" name="Picture"/>
             <a:graphic>
               <a:graphicData uri="http://schemas.openxmlformats.org/drawingml/2006/picture">
                 <pic:pic>
                   <pic:nvPicPr>
-                    <pic:cNvPr descr="../plots/04_monthly_revenue_trend.png" id="36" name="Picture"/>
+                    <pic:cNvPr descr="../plots/04_monthly_revenue_trend.png" id="37" name="Picture"/>
                     <pic:cNvPicPr>
                       <a:picLocks noChangeArrowheads="1" noChangeAspect="1"/>
                     </pic:cNvPicPr>
                   </pic:nvPicPr>
                   <pic:blipFill>
-                    <a:blip r:embed="rId34"/>
+                    <a:blip r:embed="rId35"/>
                     <a:stretch>
                       <a:fillRect/>
                     </a:stretch>
@@ -3216,7 +2886,7 @@
                   <pic:spPr bwMode="auto">
                     <a:xfrm>
                       <a:off x="0" y="0"/>
-                      <a:ext cx="4533900" cy="1853793"/>
+                      <a:ext cx="3467100" cy="1417606"/>
                     </a:xfrm>
                     <a:prstGeom prst="rect">
                       <a:avLst/>
@@ -3243,38 +2913,23 @@
         <w:t xml:space="preserve">Monthly Revenue Trajectory</w:t>
       </w:r>
     </w:p>
-    <w:bookmarkEnd w:id="37"/>
-    <w:bookmarkStart w:id="38" w:name="annual-revenue-growth-holiday-surge"/>
-    <w:p>
-      <w:pPr>
-        <w:pStyle w:val="Heading3"/>
-      </w:pPr>
-      <w:r>
-        <w:t xml:space="preserve">3.7 Annual Revenue Growth &amp; Holiday Surge</w:t>
-      </w:r>
-    </w:p>
-    <w:p>
-      <w:pPr>
-        <w:pStyle w:val="FirstParagraph"/>
-      </w:pPr>
-      <w:r>
-        <w:t xml:space="preserve">Monthly revenue exhibits dramatic seasonality. Sales remain stable at ~£500K-£650K per month through Q1-Q3 2011, before escalating sharply in Q4 to reach an annual peak of</w:t>
-      </w:r>
-      <w:r>
-        <w:t xml:space="preserve"> </w:t>
-      </w:r>
-      <w:r>
-        <w:rPr>
-          <w:b/>
-          <w:bCs/>
-        </w:rPr>
-        <w:t xml:space="preserve">£1,156,205.61 in November 2011</w:t>
-      </w:r>
-      <w:r>
-        <w:t xml:space="preserve"> </w:t>
-      </w:r>
-      <w:r>
-        <w:t xml:space="preserve">(+132% over baseline). This surge underscores the critical importance of holiday giftware purchasing in driving annual commercial solvency.</w:t>
+    <w:p>
+      <w:pPr>
+        <w:pStyle w:val="Compact"/>
+        <w:numPr>
+          <w:ilvl w:val="0"/>
+          <w:numId w:val="1008"/>
+        </w:numPr>
+      </w:pPr>
+      <w:r>
+        <w:rPr>
+          <w:b/>
+          <w:bCs/>
+        </w:rPr>
+        <w:t xml:space="preserve">Retail Takeaway</w:t>
+      </w:r>
+      <w:r>
+        <w:t xml:space="preserve">: The Q4 holiday season constitutes the primary commercial revenue driver, reinforcing the need for proactive customer re-engagement ahead of October and November.</w:t>
       </w:r>
     </w:p>
     <w:p>
@@ -4144,18 +3799,15 @@
             </m:rPr>
             <m:t>)</m:t>
           </m:r>
-        </m:oMath>
-      </m:oMathPara>
-    </w:p>
-    <w:p>
-      <w:pPr>
-        <w:pStyle w:val="FirstParagraph"/>
-      </w:pPr>
-      <m:oMathPara>
-        <m:oMathParaPr>
-          <m:jc m:val="center"/>
-        </m:oMathParaPr>
-        <m:oMath>
+          <m:r>
+            <m:rPr>
+              <m:sty m:val="p"/>
+            </m:rPr>
+            <m:t>,</m:t>
+          </m:r>
+          <m:r>
+            <m:t> </m:t>
+          </m:r>
           <m:r>
             <m:t>e</m:t>
           </m:r>
@@ -4225,7 +3877,7 @@
       <w:r>
         <w:drawing>
           <wp:inline>
-            <wp:extent cx="4533900" cy="1245870"/>
+            <wp:extent cx="3307080" cy="908752"/>
             <wp:effectExtent b="0" l="0" r="0" t="0"/>
             <wp:docPr descr="Raw RFM Metric Distributions" title="" id="42" name="Picture"/>
             <a:graphic>
@@ -4246,7 +3898,7 @@
                   <pic:spPr bwMode="auto">
                     <a:xfrm>
                       <a:off x="0" y="0"/>
-                      <a:ext cx="4533900" cy="1245870"/>
+                      <a:ext cx="3307080" cy="908752"/>
                     </a:xfrm>
                     <a:prstGeom prst="rect">
                       <a:avLst/>
@@ -4273,6 +3925,11 @@
         <w:t xml:space="preserve">Raw RFM Metric Distributions</w:t>
       </w:r>
     </w:p>
+    <w:p>
+      <w:r>
+        <w:br w:type="page"/>
+      </w:r>
+    </w:p>
     <w:bookmarkEnd w:id="44"/>
     <w:bookmarkStart w:id="48" w:name="X3820cb405dd21ffdb2d4906ab4fbbeaa012eacd"/>
     <w:p>
@@ -4554,7 +4211,7 @@
       <w:r>
         <w:drawing>
           <wp:inline>
-            <wp:extent cx="4533900" cy="1245870"/>
+            <wp:extent cx="3307080" cy="908752"/>
             <wp:effectExtent b="0" l="0" r="0" t="0"/>
             <wp:docPr descr="Log-Transformed RFM Distributions" title="" id="46" name="Picture"/>
             <a:graphic>
@@ -4575,7 +4232,7 @@
                   <pic:spPr bwMode="auto">
                     <a:xfrm>
                       <a:off x="0" y="0"/>
-                      <a:ext cx="4533900" cy="1245870"/>
+                      <a:ext cx="3307080" cy="908752"/>
                     </a:xfrm>
                     <a:prstGeom prst="rect">
                       <a:avLst/>
@@ -5002,7 +4659,7 @@
               <w:jc w:val="left"/>
             </w:pPr>
             <w:r>
-              <w:t xml:space="preserve">Computationally efficient</w:t>
+              <w:t xml:space="preserve">Efficient</w:t>
             </w:r>
             <w:r>
               <w:t xml:space="preserve"> </w:t>
@@ -5350,7 +5007,7 @@
               <w:jc w:val="left"/>
             </w:pPr>
             <w:r>
-              <w:t xml:space="preserve">Struggles with variable density clusters; sensitive to hyperparameter tuning (</w:t>
+              <w:t xml:space="preserve">Sensitive to density thresholds (</w:t>
             </w:r>
             <m:oMath>
               <m:r>
@@ -5358,7 +5015,7 @@
               </m:r>
             </m:oMath>
             <w:r>
-              <w:t xml:space="preserve">, $ ext{MinPts}$)</w:t>
+              <w:t xml:space="preserve">, $ ext{MinPts}$); struggles with continuous clouds</w:t>
             </w:r>
           </w:p>
         </w:tc>
@@ -5395,7 +5052,7 @@
           <w:b/>
           <w:bCs/>
         </w:rPr>
-        <w:t xml:space="preserve">PC1 (Customer Engagement &amp; Lifetime Value Spectrum)</w:t>
+        <w:t xml:space="preserve">PC1 (Engagement &amp; Lifetime Value)</w:t>
       </w:r>
       <w:r>
         <w:t xml:space="preserve">: Captures</w:t>
@@ -5430,7 +5087,7 @@
           <w:b/>
           <w:bCs/>
         </w:rPr>
-        <w:t xml:space="preserve">PC2 (Order Structure &amp; Unit Dynamics)</w:t>
+        <w:t xml:space="preserve">PC2 (Order Structure &amp; Basket Dynamics)</w:t>
       </w:r>
       <w:r>
         <w:t xml:space="preserve">: Captures</w:t>
@@ -5491,7 +5148,7 @@
       <w:r>
         <w:drawing>
           <wp:inline>
-            <wp:extent cx="4533900" cy="3375940"/>
+            <wp:extent cx="3307080" cy="2462450"/>
             <wp:effectExtent b="0" l="0" r="0" t="0"/>
             <wp:docPr descr="PCA Feature Loadings" title="" id="52" name="Picture"/>
             <a:graphic>
@@ -5512,7 +5169,7 @@
                   <pic:spPr bwMode="auto">
                     <a:xfrm>
                       <a:off x="0" y="0"/>
-                      <a:ext cx="4533900" cy="3375940"/>
+                      <a:ext cx="3307080" cy="2462450"/>
                     </a:xfrm>
                     <a:prstGeom prst="rect">
                       <a:avLst/>
@@ -5544,7 +5201,7 @@
         <w:pStyle w:val="BodyText"/>
       </w:pPr>
       <w:r>
-        <w:t xml:space="preserve">The projected 2D coordinates were preserved in</w:t>
+        <w:t xml:space="preserve">The projected coordinates were preserved in</w:t>
       </w:r>
       <w:r>
         <w:t xml:space="preserve"> </w:t>
@@ -5649,7 +5306,7 @@
         <w:pStyle w:val="Compact"/>
         <w:numPr>
           <w:ilvl w:val="0"/>
-          <w:numId w:val="1006"/>
+          <w:numId w:val="1009"/>
         </w:numPr>
       </w:pPr>
       <w:r>
@@ -5668,7 +5325,7 @@
         <w:pStyle w:val="Compact"/>
         <w:numPr>
           <w:ilvl w:val="0"/>
-          <w:numId w:val="1006"/>
+          <w:numId w:val="1009"/>
         </w:numPr>
       </w:pPr>
       <w:r>
@@ -5780,7 +5437,7 @@
         <w:pStyle w:val="Compact"/>
         <w:numPr>
           <w:ilvl w:val="0"/>
-          <w:numId w:val="1006"/>
+          <w:numId w:val="1009"/>
         </w:numPr>
       </w:pPr>
       <w:r>
@@ -5814,7 +5471,7 @@
         <w:pStyle w:val="Compact"/>
         <w:numPr>
           <w:ilvl w:val="0"/>
-          <w:numId w:val="1006"/>
+          <w:numId w:val="1009"/>
         </w:numPr>
       </w:pPr>
       <w:r>
@@ -5936,7 +5593,7 @@
         <w:pStyle w:val="Compact"/>
         <w:numPr>
           <w:ilvl w:val="0"/>
-          <w:numId w:val="1007"/>
+          <w:numId w:val="1010"/>
         </w:numPr>
       </w:pPr>
       <w:r>
@@ -5996,7 +5653,7 @@
         <w:pStyle w:val="Compact"/>
         <w:numPr>
           <w:ilvl w:val="0"/>
-          <w:numId w:val="1007"/>
+          <w:numId w:val="1010"/>
         </w:numPr>
       </w:pPr>
       <w:r>
@@ -6153,7 +5810,7 @@
         <w:pStyle w:val="Compact"/>
         <w:numPr>
           <w:ilvl w:val="0"/>
-          <w:numId w:val="1007"/>
+          <w:numId w:val="1010"/>
         </w:numPr>
       </w:pPr>
       <w:r>
@@ -6191,7 +5848,7 @@
         <w:pStyle w:val="Compact"/>
         <w:numPr>
           <w:ilvl w:val="0"/>
-          <w:numId w:val="1008"/>
+          <w:numId w:val="1011"/>
         </w:numPr>
       </w:pPr>
       <w:r>
@@ -6210,7 +5867,7 @@
         <w:pStyle w:val="Compact"/>
         <w:numPr>
           <w:ilvl w:val="0"/>
-          <w:numId w:val="1008"/>
+          <w:numId w:val="1011"/>
         </w:numPr>
       </w:pPr>
       <w:r>
@@ -6229,7 +5886,7 @@
         <w:pStyle w:val="Compact"/>
         <w:numPr>
           <w:ilvl w:val="0"/>
-          <w:numId w:val="1008"/>
+          <w:numId w:val="1011"/>
         </w:numPr>
       </w:pPr>
       <w:r>
@@ -6290,15 +5947,15 @@
       <w:r>
         <w:t xml:space="preserve">Unlike supervised learning where ground-truth labels allow direct accuracy calculations, unsupervised clustering requires intrinsic geometric validation metrics:</w:t>
       </w:r>
-    </w:p>
-    <w:p>
-      <w:pPr>
-        <w:pStyle w:val="Compact"/>
-        <w:numPr>
-          <w:ilvl w:val="0"/>
-          <w:numId w:val="1009"/>
-        </w:numPr>
-      </w:pPr>
+      <w:r>
+        <w:t xml:space="preserve"> </w:t>
+      </w:r>
+      <w:r>
+        <w:t xml:space="preserve">1.</w:t>
+      </w:r>
+      <w:r>
+        <w:t xml:space="preserve"> </w:t>
+      </w:r>
       <w:r>
         <w:rPr>
           <w:b/>
@@ -6312,7 +5969,7 @@
     </w:p>
     <w:p>
       <w:pPr>
-        <w:pStyle w:val="Compact"/>
+        <w:pStyle w:val="BodyText"/>
       </w:pPr>
       <m:oMathPara>
         <m:oMathParaPr>
@@ -6487,11 +6144,7 @@
     </w:p>
     <w:p>
       <w:pPr>
-        <w:pStyle w:val="Compact"/>
-        <w:numPr>
-          <w:ilvl w:val="0"/>
-          <w:numId w:val="1000"/>
-        </w:numPr>
+        <w:pStyle w:val="FirstParagraph"/>
       </w:pPr>
       <w:r>
         <w:t xml:space="preserve">The</w:t>
@@ -6506,17 +6159,17 @@
         <w:t xml:space="preserve"> </w:t>
       </w:r>
       <w:r>
-        <w:t xml:space="preserve">identifies the point of diminishing marginal returns where additional clusters yield negligible variance reduction.</w:t>
-      </w:r>
-    </w:p>
-    <w:p>
-      <w:pPr>
-        <w:pStyle w:val="Compact"/>
-        <w:numPr>
-          <w:ilvl w:val="0"/>
-          <w:numId w:val="1009"/>
-        </w:numPr>
-      </w:pPr>
+        <w:t xml:space="preserve">identifies diminishing marginal variance reduction.</w:t>
+      </w:r>
+      <w:r>
+        <w:t xml:space="preserve"> </w:t>
+      </w:r>
+      <w:r>
+        <w:t xml:space="preserve">2.</w:t>
+      </w:r>
+      <w:r>
+        <w:t xml:space="preserve"> </w:t>
+      </w:r>
       <w:r>
         <w:rPr>
           <w:b/>
@@ -6525,242 +6178,11 @@
         <w:t xml:space="preserve">Silhouette Coefficient</w:t>
       </w:r>
       <w:r>
-        <w:t xml:space="preserve">: Measures cluster separation and individual point cohesion:</w:t>
-      </w:r>
-    </w:p>
-    <w:p>
-      <w:pPr>
-        <w:pStyle w:val="Compact"/>
-      </w:pPr>
-      <m:oMathPara>
-        <m:oMathParaPr>
-          <m:jc m:val="center"/>
-        </m:oMathParaPr>
-        <m:oMath>
-          <m:r>
-            <m:t>s</m:t>
-          </m:r>
-          <m:r>
-            <m:rPr>
-              <m:sty m:val="p"/>
-            </m:rPr>
-            <m:t>(</m:t>
-          </m:r>
-          <m:r>
-            <m:t>i</m:t>
-          </m:r>
-          <m:r>
-            <m:rPr>
-              <m:sty m:val="p"/>
-            </m:rPr>
-            <m:t>)</m:t>
-          </m:r>
-          <m:r>
-            <m:rPr>
-              <m:sty m:val="p"/>
-            </m:rPr>
-            <m:t>=</m:t>
-          </m:r>
-          <m:r>
-            <m:t>r</m:t>
-          </m:r>
-          <m:r>
-            <m:t>a</m:t>
-          </m:r>
-          <m:r>
-            <m:t>c</m:t>
-          </m:r>
-          <m:r>
-            <m:t>b</m:t>
-          </m:r>
-          <m:r>
-            <m:rPr>
-              <m:sty m:val="p"/>
-            </m:rPr>
-            <m:t>(</m:t>
-          </m:r>
-          <m:r>
-            <m:t>i</m:t>
-          </m:r>
-          <m:r>
-            <m:rPr>
-              <m:sty m:val="p"/>
-            </m:rPr>
-            <m:t>)</m:t>
-          </m:r>
-          <m:r>
-            <m:rPr>
-              <m:sty m:val="p"/>
-            </m:rPr>
-            <m:t>−</m:t>
-          </m:r>
-          <m:r>
-            <m:t>a</m:t>
-          </m:r>
-          <m:r>
-            <m:rPr>
-              <m:sty m:val="p"/>
-            </m:rPr>
-            <m:t>(</m:t>
-          </m:r>
-          <m:r>
-            <m:t>i</m:t>
-          </m:r>
-          <m:r>
-            <m:rPr>
-              <m:sty m:val="p"/>
-            </m:rPr>
-            <m:t>)</m:t>
-          </m:r>
-          <m:r>
-            <m:rPr>
-              <m:sty m:val="p"/>
-            </m:rPr>
-            <m:t>max</m:t>
-          </m:r>
-          <m:r>
-            <m:rPr>
-              <m:sty m:val="p"/>
-            </m:rPr>
-            <m:t>(</m:t>
-          </m:r>
-          <m:r>
-            <m:t>a</m:t>
-          </m:r>
-          <m:r>
-            <m:rPr>
-              <m:sty m:val="p"/>
-            </m:rPr>
-            <m:t>(</m:t>
-          </m:r>
-          <m:r>
-            <m:t>i</m:t>
-          </m:r>
-          <m:r>
-            <m:rPr>
-              <m:sty m:val="p"/>
-            </m:rPr>
-            <m:t>)</m:t>
-          </m:r>
-          <m:r>
-            <m:rPr>
-              <m:sty m:val="p"/>
-            </m:rPr>
-            <m:t>,</m:t>
-          </m:r>
-          <m:r>
-            <m:t>b</m:t>
-          </m:r>
-          <m:r>
-            <m:rPr>
-              <m:sty m:val="p"/>
-            </m:rPr>
-            <m:t>(</m:t>
-          </m:r>
-          <m:r>
-            <m:t>i</m:t>
-          </m:r>
-          <m:r>
-            <m:rPr>
-              <m:sty m:val="p"/>
-            </m:rPr>
-            <m:t>)</m:t>
-          </m:r>
-          <m:r>
-            <m:rPr>
-              <m:sty m:val="p"/>
-            </m:rPr>
-            <m:t>)</m:t>
-          </m:r>
-          <m:r>
-            <m:rPr>
-              <m:sty m:val="p"/>
-            </m:rPr>
-            <m:t>,</m:t>
-          </m:r>
-          <m:r>
-            <m:t> </m:t>
-          </m:r>
-          <m:r>
-            <m:t>s</m:t>
-          </m:r>
-          <m:r>
-            <m:rPr>
-              <m:sty m:val="p"/>
-            </m:rPr>
-            <m:t>(</m:t>
-          </m:r>
-          <m:r>
-            <m:t>i</m:t>
-          </m:r>
-          <m:r>
-            <m:rPr>
-              <m:sty m:val="p"/>
-            </m:rPr>
-            <m:t>)</m:t>
-          </m:r>
-          <m:r>
-            <m:rPr>
-              <m:sty m:val="p"/>
-            </m:rPr>
-            <m:t>∈</m:t>
-          </m:r>
-          <m:r>
-            <m:rPr>
-              <m:sty m:val="p"/>
-            </m:rPr>
-            <m:t>[</m:t>
-          </m:r>
-          <m:r>
-            <m:rPr>
-              <m:sty m:val="p"/>
-            </m:rPr>
-            <m:t>−</m:t>
-          </m:r>
-          <m:r>
-            <m:t>1</m:t>
-          </m:r>
-          <m:r>
-            <m:rPr>
-              <m:sty m:val="p"/>
-            </m:rPr>
-            <m:t>,</m:t>
-          </m:r>
-          <m:r>
-            <m:rPr>
-              <m:sty m:val="p"/>
-            </m:rPr>
-            <m:t>+</m:t>
-          </m:r>
-          <m:r>
-            <m:t>1</m:t>
-          </m:r>
-          <m:r>
-            <m:rPr>
-              <m:sty m:val="p"/>
-            </m:rPr>
-            <m:t>]</m:t>
-          </m:r>
-        </m:oMath>
-      </m:oMathPara>
-    </w:p>
-    <w:p>
-      <w:pPr>
-        <w:pStyle w:val="Compact"/>
-        <w:numPr>
-          <w:ilvl w:val="0"/>
-          <w:numId w:val="1000"/>
-        </w:numPr>
-      </w:pPr>
-      <w:r>
-        <w:t xml:space="preserve">where</w:t>
-      </w:r>
-      <w:r>
-        <w:t xml:space="preserve"> </w:t>
+        <w:t xml:space="preserve">: Measures cluster separation and point cohesion (</w:t>
       </w:r>
       <m:oMath>
         <m:r>
-          <m:t>a</m:t>
+          <m:t>s</m:t>
         </m:r>
         <m:r>
           <m:rPr>
@@ -6777,51 +6199,61 @@
           </m:rPr>
           <m:t>)</m:t>
         </m:r>
-      </m:oMath>
-      <w:r>
-        <w:t xml:space="preserve"> </w:t>
-      </w:r>
-      <w:r>
-        <w:t xml:space="preserve">is the mean intra-cluster distance and</w:t>
-      </w:r>
-      <w:r>
-        <w:t xml:space="preserve"> </w:t>
-      </w:r>
-      <m:oMath>
-        <m:r>
-          <m:t>b</m:t>
-        </m:r>
         <m:r>
           <m:rPr>
             <m:sty m:val="p"/>
           </m:rPr>
-          <m:t>(</m:t>
-        </m:r>
-        <m:r>
-          <m:t>i</m:t>
+          <m:t>∈</m:t>
         </m:r>
         <m:r>
           <m:rPr>
             <m:sty m:val="p"/>
           </m:rPr>
-          <m:t>)</m:t>
+          <m:t>[</m:t>
+        </m:r>
+        <m:r>
+          <m:rPr>
+            <m:sty m:val="p"/>
+          </m:rPr>
+          <m:t>−</m:t>
+        </m:r>
+        <m:r>
+          <m:t>1</m:t>
+        </m:r>
+        <m:r>
+          <m:rPr>
+            <m:sty m:val="p"/>
+          </m:rPr>
+          <m:t>,</m:t>
+        </m:r>
+        <m:r>
+          <m:rPr>
+            <m:sty m:val="p"/>
+          </m:rPr>
+          <m:t>+</m:t>
+        </m:r>
+        <m:r>
+          <m:t>1</m:t>
+        </m:r>
+        <m:r>
+          <m:rPr>
+            <m:sty m:val="p"/>
+          </m:rPr>
+          <m:t>]</m:t>
         </m:r>
       </m:oMath>
       <w:r>
-        <w:t xml:space="preserve"> </w:t>
-      </w:r>
-      <w:r>
-        <w:t xml:space="preserve">is the mean nearest-cluster distance.</w:t>
-      </w:r>
-    </w:p>
-    <w:p>
-      <w:pPr>
-        <w:pStyle w:val="Compact"/>
-        <w:numPr>
-          <w:ilvl w:val="0"/>
-          <w:numId w:val="1009"/>
-        </w:numPr>
-      </w:pPr>
+        <w:t xml:space="preserve">).</w:t>
+      </w:r>
+      <w:r>
+        <w:t xml:space="preserve"> </w:t>
+      </w:r>
+      <w:r>
+        <w:t xml:space="preserve">3.</w:t>
+      </w:r>
+      <w:r>
+        <w:t xml:space="preserve"> </w:t>
+      </w:r>
       <w:r>
         <w:rPr>
           <w:b/>
@@ -6830,249 +6262,7 @@
         <w:t xml:space="preserve">Davies-Bouldin Index (DBI)</w:t>
       </w:r>
       <w:r>
-        <w:t xml:space="preserve">: Evaluates the ratio of intra-cluster scatter to inter-cluster separation:</w:t>
-      </w:r>
-    </w:p>
-    <w:p>
-      <w:pPr>
-        <w:pStyle w:val="Compact"/>
-      </w:pPr>
-      <m:oMathPara>
-        <m:oMathParaPr>
-          <m:jc m:val="center"/>
-        </m:oMathParaPr>
-        <m:oMath>
-          <m:sSub>
-            <m:e>
-              <m:r>
-                <m:t>R</m:t>
-              </m:r>
-            </m:e>
-            <m:sub>
-              <m:r>
-                <m:t>i</m:t>
-              </m:r>
-              <m:r>
-                <m:t>j</m:t>
-              </m:r>
-            </m:sub>
-          </m:sSub>
-          <m:r>
-            <m:rPr>
-              <m:sty m:val="p"/>
-            </m:rPr>
-            <m:t>=</m:t>
-          </m:r>
-          <m:r>
-            <m:t>r</m:t>
-          </m:r>
-          <m:r>
-            <m:t>a</m:t>
-          </m:r>
-          <m:r>
-            <m:t>c</m:t>
-          </m:r>
-          <m:sSub>
-            <m:e>
-              <m:r>
-                <m:t>s</m:t>
-              </m:r>
-            </m:e>
-            <m:sub>
-              <m:r>
-                <m:t>i</m:t>
-              </m:r>
-            </m:sub>
-          </m:sSub>
-          <m:r>
-            <m:rPr>
-              <m:sty m:val="p"/>
-            </m:rPr>
-            <m:t>+</m:t>
-          </m:r>
-          <m:sSub>
-            <m:e>
-              <m:r>
-                <m:t>s</m:t>
-              </m:r>
-            </m:e>
-            <m:sub>
-              <m:r>
-                <m:t>j</m:t>
-              </m:r>
-            </m:sub>
-          </m:sSub>
-          <m:r>
-            <m:t>d</m:t>
-          </m:r>
-          <m:r>
-            <m:rPr>
-              <m:sty m:val="p"/>
-            </m:rPr>
-            <m:t>(</m:t>
-          </m:r>
-          <m:sSub>
-            <m:e>
-              <m:r>
-                <m:t>μ</m:t>
-              </m:r>
-            </m:e>
-            <m:sub>
-              <m:r>
-                <m:t>i</m:t>
-              </m:r>
-            </m:sub>
-          </m:sSub>
-          <m:r>
-            <m:rPr>
-              <m:sty m:val="p"/>
-            </m:rPr>
-            <m:t>,</m:t>
-          </m:r>
-          <m:sSub>
-            <m:e>
-              <m:r>
-                <m:t>μ</m:t>
-              </m:r>
-            </m:e>
-            <m:sub>
-              <m:r>
-                <m:t>j</m:t>
-              </m:r>
-            </m:sub>
-          </m:sSub>
-          <m:r>
-            <m:rPr>
-              <m:sty m:val="p"/>
-            </m:rPr>
-            <m:t>)</m:t>
-          </m:r>
-          <m:r>
-            <m:rPr>
-              <m:sty m:val="p"/>
-            </m:rPr>
-            <m:t>,</m:t>
-          </m:r>
-          <m:r>
-            <m:t> </m:t>
-          </m:r>
-          <m:r>
-            <m:t>e</m:t>
-          </m:r>
-          <m:r>
-            <m:t>x</m:t>
-          </m:r>
-          <m:r>
-            <m:t>t</m:t>
-          </m:r>
-          <m:r>
-            <m:t>D</m:t>
-          </m:r>
-          <m:r>
-            <m:t>B</m:t>
-          </m:r>
-          <m:r>
-            <m:rPr>
-              <m:sty m:val="p"/>
-            </m:rPr>
-            <m:t>=</m:t>
-          </m:r>
-          <m:r>
-            <m:t>r</m:t>
-          </m:r>
-          <m:r>
-            <m:t>a</m:t>
-          </m:r>
-          <m:r>
-            <m:t>c</m:t>
-          </m:r>
-          <m:r>
-            <m:t>1</m:t>
-          </m:r>
-          <m:r>
-            <m:t>k</m:t>
-          </m:r>
-          <m:nary>
-            <m:naryPr>
-              <m:chr m:val="∑"/>
-              <m:limLoc m:val="undOvr"/>
-              <m:subHide m:val="off"/>
-              <m:supHide m:val="off"/>
-            </m:naryPr>
-            <m:sub>
-              <m:r>
-                <m:t>i</m:t>
-              </m:r>
-              <m:r>
-                <m:rPr>
-                  <m:sty m:val="p"/>
-                </m:rPr>
-                <m:t>=</m:t>
-              </m:r>
-              <m:r>
-                <m:t>1</m:t>
-              </m:r>
-            </m:sub>
-            <m:sup>
-              <m:r>
-                <m:t>k</m:t>
-              </m:r>
-            </m:sup>
-            <m:e>
-              <m:limLow>
-                <m:e>
-                  <m:r>
-                    <m:rPr>
-                      <m:sty m:val="p"/>
-                    </m:rPr>
-                    <m:t>max</m:t>
-                  </m:r>
-                </m:e>
-                <m:lim>
-                  <m:r>
-                    <m:t>j</m:t>
-                  </m:r>
-                  <m:r>
-                    <m:t>e</m:t>
-                  </m:r>
-                  <m:r>
-                    <m:t>q</m:t>
-                  </m:r>
-                  <m:r>
-                    <m:t>i</m:t>
-                  </m:r>
-                </m:lim>
-              </m:limLow>
-            </m:e>
-          </m:nary>
-          <m:sSub>
-            <m:e>
-              <m:r>
-                <m:t>R</m:t>
-              </m:r>
-            </m:e>
-            <m:sub>
-              <m:r>
-                <m:t>i</m:t>
-              </m:r>
-              <m:r>
-                <m:t>j</m:t>
-              </m:r>
-            </m:sub>
-          </m:sSub>
-        </m:oMath>
-      </m:oMathPara>
-    </w:p>
-    <w:p>
-      <w:pPr>
-        <w:pStyle w:val="Compact"/>
-        <w:numPr>
-          <w:ilvl w:val="0"/>
-          <w:numId w:val="1000"/>
-        </w:numPr>
-      </w:pPr>
-      <w:r>
-        <w:t xml:space="preserve">Lower values indicate tighter, more distinct clusters.</w:t>
+        <w:t xml:space="preserve">: Ratio of intra-cluster scatter to inter-cluster separation (lower is superior).</w:t>
       </w:r>
     </w:p>
     <w:p>
@@ -7082,7 +6272,7 @@
       <w:r>
         <w:drawing>
           <wp:inline>
-            <wp:extent cx="4533900" cy="1484875"/>
+            <wp:extent cx="3307080" cy="1083085"/>
             <wp:effectExtent b="0" l="0" r="0" t="0"/>
             <wp:docPr descr="Elbow &amp; Silhouette Diagnostics" title="" id="63" name="Picture"/>
             <a:graphic>
@@ -7103,7 +6293,7 @@
                   <pic:spPr bwMode="auto">
                     <a:xfrm>
                       <a:off x="0" y="0"/>
-                      <a:ext cx="4533900" cy="1484875"/>
+                      <a:ext cx="3307080" cy="1083085"/>
                     </a:xfrm>
                     <a:prstGeom prst="rect">
                       <a:avLst/>
@@ -7131,7 +6321,7 @@
       </w:r>
     </w:p>
     <w:bookmarkEnd w:id="65"/>
-    <w:bookmarkStart w:id="69" w:name="Xc819a971068a435cba2d8c1b2a4ff8c662333c1"/>
+    <w:bookmarkStart w:id="66" w:name="Xc819a971068a435cba2d8c1b2a4ff8c662333c1"/>
     <w:p>
       <w:pPr>
         <w:pStyle w:val="Heading3"/>
@@ -7392,7 +6582,7 @@
               <w:jc w:val="left"/>
             </w:pPr>
             <w:r>
-              <w:t xml:space="preserve">High mathematical separation; merely splits active vs. inactive accounts (too coarse)</w:t>
+              <w:t xml:space="preserve">High separation; binary active vs. inactive split (too coarse)</w:t>
             </w:r>
           </w:p>
         </w:tc>
@@ -7465,7 +6655,7 @@
               <w:jc w:val="left"/>
             </w:pPr>
             <w:r>
-              <w:t xml:space="preserve">Identifies active, mid, churned; fails to distinguish high-value VIP whales</w:t>
+              <w:t xml:space="preserve">Identifies active, mid, churned; fails to distinguish VIP whales</w:t>
             </w:r>
           </w:p>
         </w:tc>
@@ -7568,7 +6758,7 @@
                 <w:b/>
                 <w:bCs/>
               </w:rPr>
-              <w:t xml:space="preserve">Optimal commercial granularity; isolates VIP Champions, Loyalists, Promising, Lost</w:t>
+              <w:t xml:space="preserve">Optimal commercial granularity; isolates 4 distinct personas</w:t>
             </w:r>
           </w:p>
         </w:tc>
@@ -7714,68 +6904,18 @@
               <w:jc w:val="left"/>
             </w:pPr>
             <w:r>
-              <w:t xml:space="preserve">Over-fragmentation; increases campaign management overhead without value gain</w:t>
+              <w:t xml:space="preserve">Over-fragmentation; increases campaign management overhead</w:t>
             </w:r>
           </w:p>
         </w:tc>
       </w:tr>
     </w:tbl>
     <w:p>
-      <w:pPr>
-        <w:pStyle w:val="CaptionedFigure"/>
-      </w:pPr>
-      <w:r>
-        <w:drawing>
-          <wp:inline>
-            <wp:extent cx="4533900" cy="1917098"/>
-            <wp:effectExtent b="0" l="0" r="0" t="0"/>
-            <wp:docPr descr="Ward Dendrogram" title="" id="67" name="Picture"/>
-            <a:graphic>
-              <a:graphicData uri="http://schemas.openxmlformats.org/drawingml/2006/picture">
-                <pic:pic>
-                  <pic:nvPicPr>
-                    <pic:cNvPr descr="../plots/09_hierarchical_dendrogram.png" id="68" name="Picture"/>
-                    <pic:cNvPicPr>
-                      <a:picLocks noChangeArrowheads="1" noChangeAspect="1"/>
-                    </pic:cNvPicPr>
-                  </pic:nvPicPr>
-                  <pic:blipFill>
-                    <a:blip r:embed="rId66"/>
-                    <a:stretch>
-                      <a:fillRect/>
-                    </a:stretch>
-                  </pic:blipFill>
-                  <pic:spPr bwMode="auto">
-                    <a:xfrm>
-                      <a:off x="0" y="0"/>
-                      <a:ext cx="4533900" cy="1917098"/>
-                    </a:xfrm>
-                    <a:prstGeom prst="rect">
-                      <a:avLst/>
-                    </a:prstGeom>
-                    <a:noFill/>
-                    <a:ln w="9525">
-                      <a:noFill/>
-                      <a:headEnd/>
-                      <a:tailEnd/>
-                    </a:ln>
-                  </pic:spPr>
-                </pic:pic>
-              </a:graphicData>
-            </a:graphic>
-          </wp:inline>
-        </w:drawing>
-      </w:r>
-    </w:p>
-    <w:p>
-      <w:pPr>
-        <w:pStyle w:val="ImageCaption"/>
-      </w:pPr>
-      <w:r>
-        <w:t xml:space="preserve">Ward Dendrogram</w:t>
-      </w:r>
-    </w:p>
-    <w:bookmarkEnd w:id="69"/>
+      <w:r>
+        <w:br w:type="page"/>
+      </w:r>
+    </w:p>
+    <w:bookmarkEnd w:id="66"/>
     <w:bookmarkStart w:id="70" w:name="X0037df3c2388a0c8cbe9dc176a625c8588a863a"/>
     <w:p>
       <w:pPr>
@@ -8262,7 +7402,7 @@
               <w:jc w:val="left"/>
             </w:pPr>
             <w:r>
-              <w:t xml:space="preserve">Fails density test: lumps 4,303 points into 1 giant cluster; flags 35 noise points</w:t>
+              <w:t xml:space="preserve">Fails density test: lumps 4,303 points into 1 cluster; 35 noise points</w:t>
             </w:r>
           </w:p>
         </w:tc>
@@ -8270,7 +7410,104 @@
     </w:tbl>
     <w:p>
       <w:pPr>
-        <w:pStyle w:val="BodyText"/>
+        <w:pStyle w:val="CaptionedFigure"/>
+      </w:pPr>
+      <w:r>
+        <w:drawing>
+          <wp:inline>
+            <wp:extent cx="3467100" cy="1466016"/>
+            <wp:effectExtent b="0" l="0" r="0" t="0"/>
+            <wp:docPr descr="Ward Dendrogram" title="" id="68" name="Picture"/>
+            <a:graphic>
+              <a:graphicData uri="http://schemas.openxmlformats.org/drawingml/2006/picture">
+                <pic:pic>
+                  <pic:nvPicPr>
+                    <pic:cNvPr descr="../plots/09_hierarchical_dendrogram.png" id="69" name="Picture"/>
+                    <pic:cNvPicPr>
+                      <a:picLocks noChangeArrowheads="1" noChangeAspect="1"/>
+                    </pic:cNvPicPr>
+                  </pic:nvPicPr>
+                  <pic:blipFill>
+                    <a:blip r:embed="rId67"/>
+                    <a:stretch>
+                      <a:fillRect/>
+                    </a:stretch>
+                  </pic:blipFill>
+                  <pic:spPr bwMode="auto">
+                    <a:xfrm>
+                      <a:off x="0" y="0"/>
+                      <a:ext cx="3467100" cy="1466016"/>
+                    </a:xfrm>
+                    <a:prstGeom prst="rect">
+                      <a:avLst/>
+                    </a:prstGeom>
+                    <a:noFill/>
+                    <a:ln w="9525">
+                      <a:noFill/>
+                      <a:headEnd/>
+                      <a:tailEnd/>
+                    </a:ln>
+                  </pic:spPr>
+                </pic:pic>
+              </a:graphicData>
+            </a:graphic>
+          </wp:inline>
+        </w:drawing>
+      </w:r>
+    </w:p>
+    <w:p>
+      <w:pPr>
+        <w:pStyle w:val="ImageCaption"/>
+      </w:pPr>
+      <w:r>
+        <w:t xml:space="preserve">Ward Dendrogram</w:t>
+      </w:r>
+    </w:p>
+    <w:p>
+      <w:pPr>
+        <w:pStyle w:val="Compact"/>
+        <w:numPr>
+          <w:ilvl w:val="0"/>
+          <w:numId w:val="1012"/>
+        </w:numPr>
+      </w:pPr>
+      <w:r>
+        <w:rPr>
+          <w:b/>
+          <w:bCs/>
+        </w:rPr>
+        <w:t xml:space="preserve">Topological Confirmation</w:t>
+      </w:r>
+      <w:r>
+        <w:t xml:space="preserve">: The Ward-linkage dendrogram above displays four prominent, highly separated primary branches above linkage distance threshold 12.0. This independently validates the 4-cluster topological structure discovered by K-Means, confirming that customer behavioral patterns naturally divide into four distinct archetypes.</w:t>
+      </w:r>
+    </w:p>
+    <w:p>
+      <w:pPr>
+        <w:pStyle w:val="Compact"/>
+        <w:numPr>
+          <w:ilvl w:val="0"/>
+          <w:numId w:val="1012"/>
+        </w:numPr>
+      </w:pPr>
+      <w:r>
+        <w:rPr>
+          <w:b/>
+          <w:bCs/>
+        </w:rPr>
+        <w:t xml:space="preserve">DBSCAN Evaluation</w:t>
+      </w:r>
+      <w:r>
+        <w:t xml:space="preserve">: In continuous normalized RFM space, density-based clustering fails to form natural boundaries because the data forms a continuous Gaussian cloud rather than discrete islands. DBSCAN merged 99.2% of points into a single cluster while isolating 35 extreme spenders as noise.</w:t>
+      </w:r>
+    </w:p>
+    <w:p>
+      <w:pPr>
+        <w:pStyle w:val="Compact"/>
+        <w:numPr>
+          <w:ilvl w:val="0"/>
+          <w:numId w:val="1012"/>
+        </w:numPr>
       </w:pPr>
       <w:r>
         <w:t xml:space="preserve">The champion K-Means model was trained and serialized to</w:t>
@@ -9213,7 +8450,7 @@
       <w:r>
         <w:drawing>
           <wp:inline>
-            <wp:extent cx="4533900" cy="2861320"/>
+            <wp:extent cx="3467100" cy="2188068"/>
             <wp:effectExtent b="0" l="0" r="0" t="0"/>
             <wp:docPr descr="2D PCA Customer Clusters" title="" id="73" name="Picture"/>
             <a:graphic>
@@ -9234,7 +8471,7 @@
                   <pic:spPr bwMode="auto">
                     <a:xfrm>
                       <a:off x="0" y="0"/>
-                      <a:ext cx="4533900" cy="2861320"/>
+                      <a:ext cx="3467100" cy="2188068"/>
                     </a:xfrm>
                     <a:prstGeom prst="rect">
                       <a:avLst/>
@@ -9262,7 +8499,7 @@
       </w:r>
     </w:p>
     <w:bookmarkEnd w:id="75"/>
-    <w:bookmarkStart w:id="79" w:name="X3ceedf5a3793bf6c6c004344a003d70a1825161"/>
+    <w:bookmarkStart w:id="76" w:name="X3ceedf5a3793bf6c6c004344a003d70a1825161"/>
     <w:p>
       <w:pPr>
         <w:pStyle w:val="Heading3"/>
@@ -9480,26 +8717,194 @@
       </w:r>
     </w:p>
     <w:p>
+      <w:r>
+        <w:br w:type="page"/>
+      </w:r>
+    </w:p>
+    <w:bookmarkEnd w:id="76"/>
+    <w:bookmarkStart w:id="80" w:name="Xb5058afbbdcaf806aa0a3bdb4e777dc3578a7f5"/>
+    <w:p>
+      <w:pPr>
+        <w:pStyle w:val="Heading3"/>
+      </w:pPr>
+      <w:r>
+        <w:t xml:space="preserve">9.3 Comparative Metric Dynamics Across Personas</w:t>
+      </w:r>
+    </w:p>
+    <w:p>
+      <w:pPr>
+        <w:pStyle w:val="FirstParagraph"/>
+      </w:pPr>
+      <w:r>
+        <w:t xml:space="preserve">Examining the cross-metric distributions across the four personas reveals decisive behavioral divergence:</w:t>
+      </w:r>
+      <w:r>
+        <w:t xml:space="preserve"> </w:t>
+      </w:r>
+      <w:r>
+        <w:t xml:space="preserve">-</w:t>
+      </w:r>
+      <w:r>
+        <w:t xml:space="preserve"> </w:t>
+      </w:r>
+      <w:r>
+        <w:rPr>
+          <w:b/>
+          <w:bCs/>
+        </w:rPr>
+        <w:t xml:space="preserve">Recency Gradient</w:t>
+      </w:r>
+      <w:r>
+        <w:t xml:space="preserve">: Champions display fresh recency (</w:t>
+      </w:r>
+      <w:r>
+        <w:rPr>
+          <w:b/>
+          <w:bCs/>
+        </w:rPr>
+        <w:t xml:space="preserve">12.08 days</w:t>
+      </w:r>
+      <w:r>
+        <w:t xml:space="preserve">; median 8.0 days), closely followed by Promising Shoppers (</w:t>
+      </w:r>
+      <w:r>
+        <w:rPr>
+          <w:b/>
+          <w:bCs/>
+        </w:rPr>
+        <w:t xml:space="preserve">18.21 days</w:t>
+      </w:r>
+      <w:r>
+        <w:t xml:space="preserve">; median 17.0 days). In contrast, Lost Inactive accounts average</w:t>
+      </w:r>
+      <w:r>
+        <w:t xml:space="preserve"> </w:t>
+      </w:r>
+      <w:r>
+        <w:rPr>
+          <w:b/>
+          <w:bCs/>
+        </w:rPr>
+        <w:t xml:space="preserve">182.63 days</w:t>
+      </w:r>
+      <w:r>
+        <w:t xml:space="preserve"> </w:t>
+      </w:r>
+      <w:r>
+        <w:t xml:space="preserve">(over 6 months since last purchase).</w:t>
+      </w:r>
+      <w:r>
+        <w:t xml:space="preserve"> </w:t>
+      </w:r>
+      <w:r>
+        <w:t xml:space="preserve">-</w:t>
+      </w:r>
+      <w:r>
+        <w:t xml:space="preserve"> </w:t>
+      </w:r>
+      <w:r>
+        <w:rPr>
+          <w:b/>
+          <w:bCs/>
+        </w:rPr>
+        <w:t xml:space="preserve">Frequency Disparity</w:t>
+      </w:r>
+      <w:r>
+        <w:t xml:space="preserve">: Champions make an average of</w:t>
+      </w:r>
+      <w:r>
+        <w:t xml:space="preserve"> </w:t>
+      </w:r>
+      <w:r>
+        <w:rPr>
+          <w:b/>
+          <w:bCs/>
+        </w:rPr>
+        <w:t xml:space="preserve">13.79 orders per year</w:t>
+      </w:r>
+      <w:r>
+        <w:t xml:space="preserve">, compared to 4.11 for Loyal Repeaters, 2.14 for Promising Shoppers, and 1.32 for Lost Inactive buyers.</w:t>
+      </w:r>
+      <w:r>
+        <w:t xml:space="preserve"> </w:t>
+      </w:r>
+      <w:r>
+        <w:t xml:space="preserve">-</w:t>
+      </w:r>
+      <w:r>
+        <w:t xml:space="preserve"> </w:t>
+      </w:r>
+      <w:r>
+        <w:rPr>
+          <w:b/>
+          <w:bCs/>
+        </w:rPr>
+        <w:t xml:space="preserve">Monetary &amp; AOV Maturity</w:t>
+      </w:r>
+      <w:r>
+        <w:t xml:space="preserve">: Champions spend an average of</w:t>
+      </w:r>
+      <w:r>
+        <w:t xml:space="preserve"> </w:t>
+      </w:r>
+      <w:r>
+        <w:rPr>
+          <w:b/>
+          <w:bCs/>
+        </w:rPr>
+        <w:t xml:space="preserve">£8,112.93</w:t>
+      </w:r>
+      <w:r>
+        <w:t xml:space="preserve">, over 4.5× regular repeaters (£1,804.82) and 23× churned buyers (£347.85). Furthermore, repeat relationship depth directly expands basket value: Champions achieve an AOV of</w:t>
+      </w:r>
+      <w:r>
+        <w:t xml:space="preserve"> </w:t>
+      </w:r>
+      <w:r>
+        <w:rPr>
+          <w:b/>
+          <w:bCs/>
+        </w:rPr>
+        <w:t xml:space="preserve">£623.83</w:t>
+      </w:r>
+      <w:r>
+        <w:t xml:space="preserve">, whereas new Promising accounts average</w:t>
+      </w:r>
+      <w:r>
+        <w:t xml:space="preserve"> </w:t>
+      </w:r>
+      <w:r>
+        <w:rPr>
+          <w:b/>
+          <w:bCs/>
+        </w:rPr>
+        <w:t xml:space="preserve">£278.34</w:t>
+      </w:r>
+      <w:r>
+        <w:t xml:space="preserve">.</w:t>
+      </w:r>
+    </w:p>
+    <w:p>
       <w:pPr>
         <w:pStyle w:val="CaptionedFigure"/>
       </w:pPr>
       <w:r>
         <w:drawing>
           <wp:inline>
-            <wp:extent cx="4533900" cy="2913006"/>
+            <wp:extent cx="3467100" cy="2227592"/>
             <wp:effectExtent b="0" l="0" r="0" t="0"/>
-            <wp:docPr descr="Persona Metric Comparison" title="" id="77" name="Picture"/>
+            <wp:docPr descr="Persona Metric Comparison" title="" id="78" name="Picture"/>
             <a:graphic>
               <a:graphicData uri="http://schemas.openxmlformats.org/drawingml/2006/picture">
                 <pic:pic>
                   <pic:nvPicPr>
-                    <pic:cNvPr descr="../plots/11_cluster_persona_metrics.png" id="78" name="Picture"/>
+                    <pic:cNvPr descr="../plots/11_cluster_persona_metrics.png" id="79" name="Picture"/>
                     <pic:cNvPicPr>
                       <a:picLocks noChangeArrowheads="1" noChangeAspect="1"/>
                     </pic:cNvPicPr>
                   </pic:nvPicPr>
                   <pic:blipFill>
-                    <a:blip r:embed="rId76"/>
+                    <a:blip r:embed="rId77"/>
                     <a:stretch>
                       <a:fillRect/>
                     </a:stretch>
@@ -9507,7 +8912,7 @@
                   <pic:spPr bwMode="auto">
                     <a:xfrm>
                       <a:off x="0" y="0"/>
-                      <a:ext cx="4533900" cy="2913006"/>
+                      <a:ext cx="3467100" cy="2227592"/>
                     </a:xfrm>
                     <a:prstGeom prst="rect">
                       <a:avLst/>
@@ -9534,22 +8939,12 @@
         <w:t xml:space="preserve">Persona Metric Comparison</w:t>
       </w:r>
     </w:p>
-    <w:bookmarkEnd w:id="79"/>
-    <w:bookmarkStart w:id="83" w:name="comparative-metric-dynamics"/>
-    <w:p>
-      <w:pPr>
-        <w:pStyle w:val="Heading3"/>
-      </w:pPr>
-      <w:r>
-        <w:t xml:space="preserve">9.3 Comparative Metric Dynamics</w:t>
-      </w:r>
-    </w:p>
     <w:p>
       <w:pPr>
         <w:pStyle w:val="Compact"/>
         <w:numPr>
           <w:ilvl w:val="0"/>
-          <w:numId w:val="1010"/>
+          <w:numId w:val="1013"/>
         </w:numPr>
       </w:pPr>
       <w:r>
@@ -9557,101 +8952,210 @@
           <w:b/>
           <w:bCs/>
         </w:rPr>
-        <w:t xml:space="preserve">Recency Gradient</w:t>
-      </w:r>
-      <w:r>
-        <w:t xml:space="preserve">: Champions display fresh recency (</w:t>
-      </w:r>
-      <w:r>
-        <w:rPr>
-          <w:b/>
-          <w:bCs/>
-        </w:rPr>
-        <w:t xml:space="preserve">12.08 days</w:t>
-      </w:r>
-      <w:r>
-        <w:t xml:space="preserve">; median 8.0 days), closely followed by Promising Shoppers (</w:t>
-      </w:r>
-      <w:r>
-        <w:rPr>
-          <w:b/>
-          <w:bCs/>
-        </w:rPr>
-        <w:t xml:space="preserve">18.21 days</w:t>
-      </w:r>
-      <w:r>
-        <w:t xml:space="preserve">; median 17.0 days). In contrast, Lost Inactive accounts average</w:t>
-      </w:r>
-      <w:r>
-        <w:t xml:space="preserve"> </w:t>
-      </w:r>
-      <w:r>
-        <w:rPr>
-          <w:b/>
-          <w:bCs/>
-        </w:rPr>
-        <w:t xml:space="preserve">182.63 days</w:t>
-      </w:r>
-      <w:r>
-        <w:t xml:space="preserve"> </w:t>
-      </w:r>
-      <w:r>
-        <w:t xml:space="preserve">(over 6 months since last purchase).</w:t>
-      </w:r>
-    </w:p>
-    <w:p>
-      <w:pPr>
-        <w:pStyle w:val="Compact"/>
-        <w:numPr>
-          <w:ilvl w:val="0"/>
-          <w:numId w:val="1010"/>
-        </w:numPr>
-      </w:pPr>
-      <w:r>
-        <w:rPr>
-          <w:b/>
-          <w:bCs/>
-        </w:rPr>
-        <w:t xml:space="preserve">Monetary &amp; AOV Maturity</w:t>
-      </w:r>
-      <w:r>
-        <w:t xml:space="preserve">: Champions spend</w:t>
-      </w:r>
-      <w:r>
-        <w:t xml:space="preserve"> </w:t>
-      </w:r>
-      <w:r>
-        <w:rPr>
-          <w:b/>
-          <w:bCs/>
-        </w:rPr>
-        <w:t xml:space="preserve">£8,112.93</w:t>
-      </w:r>
-      <w:r>
-        <w:t xml:space="preserve">, over 4.5× regular repeaters (£1,804.82) and 23× churned buyers (£347.85). Furthermore, repeat relationship depth directly expands basket value: Champions achieve an AOV of</w:t>
-      </w:r>
-      <w:r>
-        <w:t xml:space="preserve"> </w:t>
-      </w:r>
-      <w:r>
-        <w:rPr>
-          <w:b/>
-          <w:bCs/>
-        </w:rPr>
-        <w:t xml:space="preserve">£623.83</w:t>
-      </w:r>
-      <w:r>
-        <w:t xml:space="preserve">, whereas new Promising accounts average</w:t>
-      </w:r>
-      <w:r>
-        <w:t xml:space="preserve"> </w:t>
-      </w:r>
-      <w:r>
-        <w:rPr>
-          <w:b/>
-          <w:bCs/>
-        </w:rPr>
-        <w:t xml:space="preserve">£278.34</w:t>
+        <w:t xml:space="preserve">Basket Economics</w:t>
+      </w:r>
+      <w:r>
+        <w:t xml:space="preserve">: Repeat buyers not only purchase more frequently, but consolidate their purchasing into larger order sizes, reflecting brand trust and wholesale catalog adoption.</w:t>
+      </w:r>
+    </w:p>
+    <w:p>
+      <w:r>
+        <w:br w:type="page"/>
+      </w:r>
+    </w:p>
+    <w:bookmarkEnd w:id="80"/>
+    <w:bookmarkStart w:id="84" w:name="X2a9930e70ac1082f937a8ac6e1c39f6fea34af4"/>
+    <w:p>
+      <w:pPr>
+        <w:pStyle w:val="Heading3"/>
+      </w:pPr>
+      <w:r>
+        <w:t xml:space="preserve">9.4 Pareto Asymmetry: 43.4% of Customers Drive 88.5% of Revenue</w:t>
+      </w:r>
+    </w:p>
+    <w:p>
+      <w:pPr>
+        <w:pStyle w:val="FirstParagraph"/>
+      </w:pPr>
+      <w:r>
+        <w:t xml:space="preserve">Plot 12 establishes empirical proof of the Pareto Principle (80/20 rule) in digital retail:</w:t>
+      </w:r>
+      <w:r>
+        <w:t xml:space="preserve"> </w:t>
+      </w:r>
+      <w:r>
+        <w:t xml:space="preserve">-</w:t>
+      </w:r>
+      <w:r>
+        <w:t xml:space="preserve"> </w:t>
+      </w:r>
+      <w:r>
+        <w:rPr>
+          <w:b/>
+          <w:bCs/>
+        </w:rPr>
+        <w:t xml:space="preserve">Champions / Whales</w:t>
+      </w:r>
+      <w:r>
+        <w:t xml:space="preserve">: Represent only</w:t>
+      </w:r>
+      <w:r>
+        <w:t xml:space="preserve"> </w:t>
+      </w:r>
+      <w:r>
+        <w:rPr>
+          <w:b/>
+          <w:bCs/>
+        </w:rPr>
+        <w:t xml:space="preserve">16.34% of headcount</w:t>
+      </w:r>
+      <w:r>
+        <w:t xml:space="preserve">, yet generate</w:t>
+      </w:r>
+      <w:r>
+        <w:t xml:space="preserve"> </w:t>
+      </w:r>
+      <w:r>
+        <w:rPr>
+          <w:b/>
+          <w:bCs/>
+        </w:rPr>
+        <w:t xml:space="preserve">64.72% of total company revenue (£5.75M)</w:t>
+      </w:r>
+      <w:r>
+        <w:t xml:space="preserve">.</w:t>
+      </w:r>
+      <w:r>
+        <w:t xml:space="preserve"> </w:t>
+      </w:r>
+      <w:r>
+        <w:t xml:space="preserve">-</w:t>
+      </w:r>
+      <w:r>
+        <w:t xml:space="preserve"> </w:t>
+      </w:r>
+      <w:r>
+        <w:rPr>
+          <w:b/>
+          <w:bCs/>
+        </w:rPr>
+        <w:t xml:space="preserve">Loyal Active Repeaters</w:t>
+      </w:r>
+      <w:r>
+        <w:t xml:space="preserve">: Represent</w:t>
+      </w:r>
+      <w:r>
+        <w:t xml:space="preserve"> </w:t>
+      </w:r>
+      <w:r>
+        <w:rPr>
+          <w:b/>
+          <w:bCs/>
+        </w:rPr>
+        <w:t xml:space="preserve">27.04% of headcount</w:t>
+      </w:r>
+      <w:r>
+        <w:t xml:space="preserve">, contributing</w:t>
+      </w:r>
+      <w:r>
+        <w:t xml:space="preserve"> </w:t>
+      </w:r>
+      <w:r>
+        <w:rPr>
+          <w:b/>
+          <w:bCs/>
+        </w:rPr>
+        <w:t xml:space="preserve">23.82% of revenue (£2.12M)</w:t>
+      </w:r>
+      <w:r>
+        <w:t xml:space="preserve">.</w:t>
+      </w:r>
+      <w:r>
+        <w:t xml:space="preserve"> </w:t>
+      </w:r>
+      <w:r>
+        <w:t xml:space="preserve">-</w:t>
+      </w:r>
+      <w:r>
+        <w:t xml:space="preserve"> </w:t>
+      </w:r>
+      <w:r>
+        <w:rPr>
+          <w:b/>
+          <w:bCs/>
+        </w:rPr>
+        <w:t xml:space="preserve">The Power Tier (Champions + Loyalists)</w:t>
+      </w:r>
+      <w:r>
+        <w:t xml:space="preserve">: Combined, these two cohorts comprise</w:t>
+      </w:r>
+      <w:r>
+        <w:t xml:space="preserve"> </w:t>
+      </w:r>
+      <w:r>
+        <w:rPr>
+          <w:b/>
+          <w:bCs/>
+        </w:rPr>
+        <w:t xml:space="preserve">43.38% of customers (1,882 accounts) and generate 88.54% of gross revenue (£7.87M of £8.89M)</w:t>
+      </w:r>
+      <w:r>
+        <w:t xml:space="preserve">.</w:t>
+      </w:r>
+      <w:r>
+        <w:t xml:space="preserve"> </w:t>
+      </w:r>
+      <w:r>
+        <w:t xml:space="preserve">-</w:t>
+      </w:r>
+      <w:r>
+        <w:t xml:space="preserve"> </w:t>
+      </w:r>
+      <w:r>
+        <w:rPr>
+          <w:b/>
+          <w:bCs/>
+        </w:rPr>
+        <w:t xml:space="preserve">The Dormant Tail</w:t>
+      </w:r>
+      <w:r>
+        <w:t xml:space="preserve">: The</w:t>
+      </w:r>
+      <w:r>
+        <w:t xml:space="preserve"> </w:t>
+      </w:r>
+      <w:r>
+        <w:rPr>
+          <w:b/>
+          <w:bCs/>
+        </w:rPr>
+        <w:t xml:space="preserve">Lost / Churned Inactive</w:t>
+      </w:r>
+      <w:r>
+        <w:t xml:space="preserve"> </w:t>
+      </w:r>
+      <w:r>
+        <w:t xml:space="preserve">cohort constitutes the single largest group by headcount (</w:t>
+      </w:r>
+      <w:r>
+        <w:rPr>
+          <w:b/>
+          <w:bCs/>
+        </w:rPr>
+        <w:t xml:space="preserve">37.28%</w:t>
+      </w:r>
+      <w:r>
+        <w:t xml:space="preserve">, 1,617 users), but delivers merely</w:t>
+      </w:r>
+      <w:r>
+        <w:t xml:space="preserve"> </w:t>
+      </w:r>
+      <w:r>
+        <w:rPr>
+          <w:b/>
+          <w:bCs/>
+        </w:rPr>
+        <w:t xml:space="preserve">6.33% of revenue (£562.5K)</w:t>
       </w:r>
       <w:r>
         <w:t xml:space="preserve">.</w:t>
@@ -9664,20 +9168,20 @@
       <w:r>
         <w:drawing>
           <wp:inline>
-            <wp:extent cx="4533900" cy="2234029"/>
+            <wp:extent cx="3467100" cy="1708375"/>
             <wp:effectExtent b="0" l="0" r="0" t="0"/>
-            <wp:docPr descr="Pareto Revenue Concentration" title="" id="81" name="Picture"/>
+            <wp:docPr descr="Pareto Revenue Concentration" title="" id="82" name="Picture"/>
             <a:graphic>
               <a:graphicData uri="http://schemas.openxmlformats.org/drawingml/2006/picture">
                 <pic:pic>
                   <pic:nvPicPr>
-                    <pic:cNvPr descr="../plots/12_segment_revenue_contribution.png" id="82" name="Picture"/>
+                    <pic:cNvPr descr="../plots/12_segment_revenue_contribution.png" id="83" name="Picture"/>
                     <pic:cNvPicPr>
                       <a:picLocks noChangeArrowheads="1" noChangeAspect="1"/>
                     </pic:cNvPicPr>
                   </pic:nvPicPr>
                   <pic:blipFill>
-                    <a:blip r:embed="rId80"/>
+                    <a:blip r:embed="rId81"/>
                     <a:stretch>
                       <a:fillRect/>
                     </a:stretch>
@@ -9685,7 +9189,7 @@
                   <pic:spPr bwMode="auto">
                     <a:xfrm>
                       <a:off x="0" y="0"/>
-                      <a:ext cx="4533900" cy="2234029"/>
+                      <a:ext cx="3467100" cy="1708375"/>
                     </a:xfrm>
                     <a:prstGeom prst="rect">
                       <a:avLst/>
@@ -9712,426 +9216,6 @@
         <w:t xml:space="preserve">Pareto Revenue Concentration</w:t>
       </w:r>
     </w:p>
-    <w:bookmarkEnd w:id="83"/>
-    <w:bookmarkStart w:id="84" w:name="X2a9930e70ac1082f937a8ac6e1c39f6fea34af4"/>
-    <w:p>
-      <w:pPr>
-        <w:pStyle w:val="Heading3"/>
-      </w:pPr>
-      <w:r>
-        <w:t xml:space="preserve">9.4 Pareto Asymmetry: 43.4% of Customers Drive 88.5% of Revenue</w:t>
-      </w:r>
-    </w:p>
-    <w:p>
-      <w:pPr>
-        <w:pStyle w:val="FirstParagraph"/>
-      </w:pPr>
-      <w:r>
-        <w:t xml:space="preserve">Plot 12 establishes empirical proof of the Pareto Principle (80/20 rule) in digital retail:</w:t>
-      </w:r>
-      <w:r>
-        <w:t xml:space="preserve"> </w:t>
-      </w:r>
-      <w:r>
-        <w:t xml:space="preserve">-</w:t>
-      </w:r>
-      <w:r>
-        <w:t xml:space="preserve"> </w:t>
-      </w:r>
-      <w:r>
-        <w:rPr>
-          <w:b/>
-          <w:bCs/>
-        </w:rPr>
-        <w:t xml:space="preserve">Champions / Whales</w:t>
-      </w:r>
-      <w:r>
-        <w:t xml:space="preserve">: Represent only</w:t>
-      </w:r>
-      <w:r>
-        <w:t xml:space="preserve"> </w:t>
-      </w:r>
-      <w:r>
-        <w:rPr>
-          <w:b/>
-          <w:bCs/>
-        </w:rPr>
-        <w:t xml:space="preserve">16.34% of headcount</w:t>
-      </w:r>
-      <w:r>
-        <w:t xml:space="preserve">, yet generate</w:t>
-      </w:r>
-      <w:r>
-        <w:t xml:space="preserve"> </w:t>
-      </w:r>
-      <w:r>
-        <w:rPr>
-          <w:b/>
-          <w:bCs/>
-        </w:rPr>
-        <w:t xml:space="preserve">64.72% of total company revenue (£5.75M)</w:t>
-      </w:r>
-      <w:r>
-        <w:t xml:space="preserve">.</w:t>
-      </w:r>
-      <w:r>
-        <w:t xml:space="preserve"> </w:t>
-      </w:r>
-      <w:r>
-        <w:t xml:space="preserve">-</w:t>
-      </w:r>
-      <w:r>
-        <w:t xml:space="preserve"> </w:t>
-      </w:r>
-      <w:r>
-        <w:rPr>
-          <w:b/>
-          <w:bCs/>
-        </w:rPr>
-        <w:t xml:space="preserve">Loyal Active Repeaters</w:t>
-      </w:r>
-      <w:r>
-        <w:t xml:space="preserve">: Represent</w:t>
-      </w:r>
-      <w:r>
-        <w:t xml:space="preserve"> </w:t>
-      </w:r>
-      <w:r>
-        <w:rPr>
-          <w:b/>
-          <w:bCs/>
-        </w:rPr>
-        <w:t xml:space="preserve">27.04% of headcount</w:t>
-      </w:r>
-      <w:r>
-        <w:t xml:space="preserve">, contributing</w:t>
-      </w:r>
-      <w:r>
-        <w:t xml:space="preserve"> </w:t>
-      </w:r>
-      <w:r>
-        <w:rPr>
-          <w:b/>
-          <w:bCs/>
-        </w:rPr>
-        <w:t xml:space="preserve">23.82% of revenue (£2.12M)</w:t>
-      </w:r>
-      <w:r>
-        <w:t xml:space="preserve">.</w:t>
-      </w:r>
-      <w:r>
-        <w:t xml:space="preserve"> </w:t>
-      </w:r>
-      <w:r>
-        <w:t xml:space="preserve">-</w:t>
-      </w:r>
-      <w:r>
-        <w:t xml:space="preserve"> </w:t>
-      </w:r>
-      <w:r>
-        <w:rPr>
-          <w:b/>
-          <w:bCs/>
-        </w:rPr>
-        <w:t xml:space="preserve">The Power Tier (Champions + Loyalists)</w:t>
-      </w:r>
-      <w:r>
-        <w:t xml:space="preserve">: Combined, these two cohorts comprise</w:t>
-      </w:r>
-      <w:r>
-        <w:t xml:space="preserve"> </w:t>
-      </w:r>
-      <w:r>
-        <w:rPr>
-          <w:b/>
-          <w:bCs/>
-        </w:rPr>
-        <w:t xml:space="preserve">43.38% of customers (1,882 accounts) and generate 88.54% of gross revenue (£7.87M of £8.89M)</w:t>
-      </w:r>
-      <w:r>
-        <w:t xml:space="preserve">.</w:t>
-      </w:r>
-      <w:r>
-        <w:t xml:space="preserve"> </w:t>
-      </w:r>
-      <w:r>
-        <w:t xml:space="preserve">-</w:t>
-      </w:r>
-      <w:r>
-        <w:t xml:space="preserve"> </w:t>
-      </w:r>
-      <w:r>
-        <w:rPr>
-          <w:b/>
-          <w:bCs/>
-        </w:rPr>
-        <w:t xml:space="preserve">The Dormant Tail</w:t>
-      </w:r>
-      <w:r>
-        <w:t xml:space="preserve">: The</w:t>
-      </w:r>
-      <w:r>
-        <w:t xml:space="preserve"> </w:t>
-      </w:r>
-      <w:r>
-        <w:rPr>
-          <w:b/>
-          <w:bCs/>
-        </w:rPr>
-        <w:t xml:space="preserve">Lost / Churned Inactive</w:t>
-      </w:r>
-      <w:r>
-        <w:t xml:space="preserve"> </w:t>
-      </w:r>
-      <w:r>
-        <w:t xml:space="preserve">cohort constitutes the single largest group by headcount (</w:t>
-      </w:r>
-      <w:r>
-        <w:rPr>
-          <w:b/>
-          <w:bCs/>
-        </w:rPr>
-        <w:t xml:space="preserve">37.28%</w:t>
-      </w:r>
-      <w:r>
-        <w:t xml:space="preserve">, 1,617 users), but delivers merely</w:t>
-      </w:r>
-      <w:r>
-        <w:t xml:space="preserve"> </w:t>
-      </w:r>
-      <w:r>
-        <w:rPr>
-          <w:b/>
-          <w:bCs/>
-        </w:rPr>
-        <w:t xml:space="preserve">6.33% of revenue (£562.5K)</w:t>
-      </w:r>
-      <w:r>
-        <w:t xml:space="preserve">.</w:t>
-      </w:r>
-    </w:p>
-    <w:p>
-      <w:r>
-        <w:pict>
-          <v:rect style="width:0;height:1.5pt" o:hralign="center" o:hrstd="t" o:hr="t"/>
-        </w:pict>
-      </w:r>
-    </w:p>
-    <w:bookmarkEnd w:id="84"/>
-    <w:bookmarkStart w:id="89" w:name="prescriptive-retail-marketing-playbooks"/>
-    <w:p>
-      <w:pPr>
-        <w:pStyle w:val="Heading3"/>
-      </w:pPr>
-      <w:r>
-        <w:t xml:space="preserve">9.5 Prescriptive Retail Marketing Playbooks</w:t>
-      </w:r>
-    </w:p>
-    <w:p>
-      <w:pPr>
-        <w:pStyle w:val="FirstParagraph"/>
-      </w:pPr>
-      <w:r>
-        <w:t xml:space="preserve">Based on these empirical profiles, we formulate four tailored operational playbooks:</w:t>
-      </w:r>
-    </w:p>
-    <w:bookmarkStart w:id="85" w:name="Xe0aa5ac247239277def8395900939b9a65a93af"/>
-    <w:p>
-      <w:pPr>
-        <w:pStyle w:val="Heading4"/>
-      </w:pPr>
-      <w:r>
-        <w:t xml:space="preserve">Playbook 1: Champions / VIP Whales (High Value, High Frequency, High Recency)</w:t>
-      </w:r>
-    </w:p>
-    <w:p>
-      <w:pPr>
-        <w:pStyle w:val="Compact"/>
-        <w:numPr>
-          <w:ilvl w:val="0"/>
-          <w:numId w:val="1011"/>
-        </w:numPr>
-      </w:pPr>
-      <w:r>
-        <w:rPr>
-          <w:b/>
-          <w:bCs/>
-        </w:rPr>
-        <w:t xml:space="preserve">Dedicated Concierge Service</w:t>
-      </w:r>
-      <w:r>
-        <w:t xml:space="preserve">: Provide direct telephone and priority email account representatives for bulk corporate and wholesale purchasers.</w:t>
-      </w:r>
-    </w:p>
-    <w:p>
-      <w:pPr>
-        <w:pStyle w:val="Compact"/>
-        <w:numPr>
-          <w:ilvl w:val="0"/>
-          <w:numId w:val="1011"/>
-        </w:numPr>
-      </w:pPr>
-      <w:r>
-        <w:rPr>
-          <w:b/>
-          <w:bCs/>
-        </w:rPr>
-        <w:t xml:space="preserve">Early Product Catalog Access</w:t>
-      </w:r>
-      <w:r>
-        <w:t xml:space="preserve">: Grant early ordering windows for seasonal Christmas collections before public listing to prevent high-demand SKU stockouts.</w:t>
-      </w:r>
-    </w:p>
-    <w:p>
-      <w:pPr>
-        <w:pStyle w:val="Compact"/>
-        <w:numPr>
-          <w:ilvl w:val="0"/>
-          <w:numId w:val="1011"/>
-        </w:numPr>
-      </w:pPr>
-      <w:r>
-        <w:rPr>
-          <w:b/>
-          <w:bCs/>
-        </w:rPr>
-        <w:t xml:space="preserve">Tiered Volume Rebates</w:t>
-      </w:r>
-      <w:r>
-        <w:t xml:space="preserve">: Introduce formal quarterly rebate structures (e.g. 5% credit on spend exceeding £10,000) to incentivize wallet-share consolidation.</w:t>
-      </w:r>
-    </w:p>
-    <w:bookmarkEnd w:id="85"/>
-    <w:bookmarkStart w:id="86" w:name="X67ac00b731fa7854f79e094f6c437c7b5eba97f"/>
-    <w:p>
-      <w:pPr>
-        <w:pStyle w:val="Heading4"/>
-      </w:pPr>
-      <w:r>
-        <w:t xml:space="preserve">Playbook 2: Loyal Active Repeaters (Consistent Value, Solid Frequency)</w:t>
-      </w:r>
-    </w:p>
-    <w:p>
-      <w:pPr>
-        <w:pStyle w:val="Compact"/>
-        <w:numPr>
-          <w:ilvl w:val="0"/>
-          <w:numId w:val="1012"/>
-        </w:numPr>
-      </w:pPr>
-      <w:r>
-        <w:rPr>
-          <w:b/>
-          <w:bCs/>
-        </w:rPr>
-        <w:t xml:space="preserve">Personalized Cross-Selling Engines</w:t>
-      </w:r>
-      <w:r>
-        <w:t xml:space="preserve">: Leverage market-basket association rules to recommend complementary novelties (e.g. pairing bunting with tea light holders).</w:t>
-      </w:r>
-    </w:p>
-    <w:p>
-      <w:pPr>
-        <w:pStyle w:val="Compact"/>
-        <w:numPr>
-          <w:ilvl w:val="0"/>
-          <w:numId w:val="1012"/>
-        </w:numPr>
-      </w:pPr>
-      <w:r>
-        <w:rPr>
-          <w:b/>
-          <w:bCs/>
-        </w:rPr>
-        <w:t xml:space="preserve">Gamified Loyalty Progression</w:t>
-      </w:r>
-      <w:r>
-        <w:t xml:space="preserve">: Offer milestone rewards (e.g. </w:t>
-      </w:r>
-      <w:r>
-        <w:t xml:space="preserve">“Order 5 times this season to unlock free priority shipping for a year”</w:t>
-      </w:r>
-      <w:r>
-        <w:t xml:space="preserve">) to graduate them into Champions.</w:t>
-      </w:r>
-    </w:p>
-    <w:p>
-      <w:pPr>
-        <w:pStyle w:val="Compact"/>
-        <w:numPr>
-          <w:ilvl w:val="0"/>
-          <w:numId w:val="1012"/>
-        </w:numPr>
-      </w:pPr>
-      <w:r>
-        <w:rPr>
-          <w:b/>
-          <w:bCs/>
-        </w:rPr>
-        <w:t xml:space="preserve">Review &amp; Brand Advocacy Programs</w:t>
-      </w:r>
-      <w:r>
-        <w:t xml:space="preserve">: Solicit verified customer photo reviews in exchange for loyalty reward points.</w:t>
-      </w:r>
-    </w:p>
-    <w:bookmarkEnd w:id="86"/>
-    <w:bookmarkStart w:id="87" w:name="X5fba93cd53ddd6c293e48569073e82011c80fc3"/>
-    <w:p>
-      <w:pPr>
-        <w:pStyle w:val="Heading4"/>
-      </w:pPr>
-      <w:r>
-        <w:t xml:space="preserve">Playbook 3: Promising Recent Shoppers (High Recency, Low Frequency)</w:t>
-      </w:r>
-    </w:p>
-    <w:p>
-      <w:pPr>
-        <w:pStyle w:val="Compact"/>
-        <w:numPr>
-          <w:ilvl w:val="0"/>
-          <w:numId w:val="1013"/>
-        </w:numPr>
-      </w:pPr>
-      <w:r>
-        <w:rPr>
-          <w:b/>
-          <w:bCs/>
-        </w:rPr>
-        <w:t xml:space="preserve">Onboarding Email Nurture Sequence</w:t>
-      </w:r>
-      <w:r>
-        <w:t xml:space="preserve">: Automate a 3-part educational welcome series introducing top gift categories within 7 days of initial purchase.</w:t>
-      </w:r>
-    </w:p>
-    <w:p>
-      <w:pPr>
-        <w:pStyle w:val="Compact"/>
-        <w:numPr>
-          <w:ilvl w:val="0"/>
-          <w:numId w:val="1013"/>
-        </w:numPr>
-      </w:pPr>
-      <w:r>
-        <w:rPr>
-          <w:b/>
-          <w:bCs/>
-        </w:rPr>
-        <w:t xml:space="preserve">Second-Purchase Acceleration Incentive</w:t>
-      </w:r>
-      <w:r>
-        <w:t xml:space="preserve">: Offer a time-limited 15% discount coupon valid for 21 days following first checkout to establish immediate repeat purchasing habits.</w:t>
-      </w:r>
-    </w:p>
-    <w:bookmarkEnd w:id="87"/>
-    <w:bookmarkStart w:id="88" w:name="X5e3f2050d999884e56065302884665203f6ec80"/>
-    <w:p>
-      <w:pPr>
-        <w:pStyle w:val="Heading4"/>
-      </w:pPr>
-      <w:r>
-        <w:t xml:space="preserve">Playbook 4: Lost / Churned Inactive (Lapsed &gt; 180 Days, Low Frequency)</w:t>
-      </w:r>
-    </w:p>
     <w:p>
       <w:pPr>
         <w:pStyle w:val="Compact"/>
@@ -10145,10 +9229,42 @@
           <w:b/>
           <w:bCs/>
         </w:rPr>
-        <w:t xml:space="preserve">Automated Win-Back Campaign</w:t>
-      </w:r>
-      <w:r>
-        <w:t xml:space="preserve">: Trigger targeted re-engagement email blasts with subject lines highlighting newly curated collections and a £10 gift voucher.</w:t>
+        <w:t xml:space="preserve">Commercial Mandate</w:t>
+      </w:r>
+      <w:r>
+        <w:t xml:space="preserve">: Protecting and nurturing the top 43.4% of accounts is paramount. A 5% attrition in Champions would erase more enterprise profit than the entire annual gross sales of the Lost cohort.</w:t>
+      </w:r>
+    </w:p>
+    <w:p>
+      <w:r>
+        <w:br w:type="page"/>
+      </w:r>
+    </w:p>
+    <w:bookmarkEnd w:id="84"/>
+    <w:bookmarkStart w:id="89" w:name="prescriptive-retail-marketing-playbooks"/>
+    <w:p>
+      <w:pPr>
+        <w:pStyle w:val="Heading3"/>
+      </w:pPr>
+      <w:r>
+        <w:t xml:space="preserve">9.5 Prescriptive Retail Marketing Playbooks</w:t>
+      </w:r>
+    </w:p>
+    <w:p>
+      <w:pPr>
+        <w:pStyle w:val="FirstParagraph"/>
+      </w:pPr>
+      <w:r>
+        <w:t xml:space="preserve">Based on these empirical profiles, we formulate four tailored operational playbooks:</w:t>
+      </w:r>
+    </w:p>
+    <w:bookmarkStart w:id="85" w:name="Xe0aa5ac247239277def8395900939b9a65a93af"/>
+    <w:p>
+      <w:pPr>
+        <w:pStyle w:val="Heading4"/>
+      </w:pPr>
+      <w:r>
+        <w:t xml:space="preserve">Playbook 1: Champions / VIP Whales (High Value, High Frequency, High Recency)</w:t>
       </w:r>
     </w:p>
     <w:p>
@@ -10156,7 +9272,7 @@
         <w:pStyle w:val="Compact"/>
         <w:numPr>
           <w:ilvl w:val="0"/>
-          <w:numId w:val="1014"/>
+          <w:numId w:val="1015"/>
         </w:numPr>
       </w:pPr>
       <w:r>
@@ -10164,10 +9280,10 @@
           <w:b/>
           <w:bCs/>
         </w:rPr>
-        <w:t xml:space="preserve">Feedback &amp; Churn Diagnostics</w:t>
-      </w:r>
-      <w:r>
-        <w:t xml:space="preserve">: Deploy a single-question exit survey to identify reasons for attrition (product quality, pricing, delivery speed).</w:t>
+        <w:t xml:space="preserve">Dedicated Concierge Service</w:t>
+      </w:r>
+      <w:r>
+        <w:t xml:space="preserve">: Provide direct telephone and priority email account representatives for bulk corporate and wholesale purchasers.</w:t>
       </w:r>
     </w:p>
     <w:p>
@@ -10175,7 +9291,214 @@
         <w:pStyle w:val="Compact"/>
         <w:numPr>
           <w:ilvl w:val="0"/>
-          <w:numId w:val="1014"/>
+          <w:numId w:val="1015"/>
+        </w:numPr>
+      </w:pPr>
+      <w:r>
+        <w:rPr>
+          <w:b/>
+          <w:bCs/>
+        </w:rPr>
+        <w:t xml:space="preserve">Early Product Catalog Access</w:t>
+      </w:r>
+      <w:r>
+        <w:t xml:space="preserve">: Grant early ordering windows for seasonal Christmas collections before public listing to prevent high-demand SKU stockouts.</w:t>
+      </w:r>
+    </w:p>
+    <w:p>
+      <w:pPr>
+        <w:pStyle w:val="Compact"/>
+        <w:numPr>
+          <w:ilvl w:val="0"/>
+          <w:numId w:val="1015"/>
+        </w:numPr>
+      </w:pPr>
+      <w:r>
+        <w:rPr>
+          <w:b/>
+          <w:bCs/>
+        </w:rPr>
+        <w:t xml:space="preserve">Tiered Volume Rebates</w:t>
+      </w:r>
+      <w:r>
+        <w:t xml:space="preserve">: Introduce formal quarterly rebate structures (e.g. 5% credit on spend exceeding £10,000) to incentivize wallet-share consolidation.</w:t>
+      </w:r>
+    </w:p>
+    <w:bookmarkEnd w:id="85"/>
+    <w:bookmarkStart w:id="86" w:name="X67ac00b731fa7854f79e094f6c437c7b5eba97f"/>
+    <w:p>
+      <w:pPr>
+        <w:pStyle w:val="Heading4"/>
+      </w:pPr>
+      <w:r>
+        <w:t xml:space="preserve">Playbook 2: Loyal Active Repeaters (Consistent Value, Solid Frequency)</w:t>
+      </w:r>
+    </w:p>
+    <w:p>
+      <w:pPr>
+        <w:pStyle w:val="Compact"/>
+        <w:numPr>
+          <w:ilvl w:val="0"/>
+          <w:numId w:val="1016"/>
+        </w:numPr>
+      </w:pPr>
+      <w:r>
+        <w:rPr>
+          <w:b/>
+          <w:bCs/>
+        </w:rPr>
+        <w:t xml:space="preserve">Personalized Cross-Selling Engines</w:t>
+      </w:r>
+      <w:r>
+        <w:t xml:space="preserve">: Leverage market-basket association rules to recommend complementary novelties (e.g. pairing bunting with tea light holders).</w:t>
+      </w:r>
+    </w:p>
+    <w:p>
+      <w:pPr>
+        <w:pStyle w:val="Compact"/>
+        <w:numPr>
+          <w:ilvl w:val="0"/>
+          <w:numId w:val="1016"/>
+        </w:numPr>
+      </w:pPr>
+      <w:r>
+        <w:rPr>
+          <w:b/>
+          <w:bCs/>
+        </w:rPr>
+        <w:t xml:space="preserve">Gamified Loyalty Progression</w:t>
+      </w:r>
+      <w:r>
+        <w:t xml:space="preserve">: Offer milestone rewards (e.g. </w:t>
+      </w:r>
+      <w:r>
+        <w:t xml:space="preserve">“Order 5 times this season to unlock free priority shipping for a year”</w:t>
+      </w:r>
+      <w:r>
+        <w:t xml:space="preserve">) to graduate them into Champions.</w:t>
+      </w:r>
+    </w:p>
+    <w:p>
+      <w:pPr>
+        <w:pStyle w:val="Compact"/>
+        <w:numPr>
+          <w:ilvl w:val="0"/>
+          <w:numId w:val="1016"/>
+        </w:numPr>
+      </w:pPr>
+      <w:r>
+        <w:rPr>
+          <w:b/>
+          <w:bCs/>
+        </w:rPr>
+        <w:t xml:space="preserve">Review &amp; Brand Advocacy Programs</w:t>
+      </w:r>
+      <w:r>
+        <w:t xml:space="preserve">: Solicit verified customer photo reviews in exchange for loyalty reward points.</w:t>
+      </w:r>
+    </w:p>
+    <w:bookmarkEnd w:id="86"/>
+    <w:bookmarkStart w:id="87" w:name="X5fba93cd53ddd6c293e48569073e82011c80fc3"/>
+    <w:p>
+      <w:pPr>
+        <w:pStyle w:val="Heading4"/>
+      </w:pPr>
+      <w:r>
+        <w:t xml:space="preserve">Playbook 3: Promising Recent Shoppers (High Recency, Low Frequency)</w:t>
+      </w:r>
+    </w:p>
+    <w:p>
+      <w:pPr>
+        <w:pStyle w:val="Compact"/>
+        <w:numPr>
+          <w:ilvl w:val="0"/>
+          <w:numId w:val="1017"/>
+        </w:numPr>
+      </w:pPr>
+      <w:r>
+        <w:rPr>
+          <w:b/>
+          <w:bCs/>
+        </w:rPr>
+        <w:t xml:space="preserve">Onboarding Email Nurture Sequence</w:t>
+      </w:r>
+      <w:r>
+        <w:t xml:space="preserve">: Automate a 3-part educational welcome series introducing top gift categories within 7 days of initial purchase.</w:t>
+      </w:r>
+    </w:p>
+    <w:p>
+      <w:pPr>
+        <w:pStyle w:val="Compact"/>
+        <w:numPr>
+          <w:ilvl w:val="0"/>
+          <w:numId w:val="1017"/>
+        </w:numPr>
+      </w:pPr>
+      <w:r>
+        <w:rPr>
+          <w:b/>
+          <w:bCs/>
+        </w:rPr>
+        <w:t xml:space="preserve">Second-Purchase Acceleration Incentive</w:t>
+      </w:r>
+      <w:r>
+        <w:t xml:space="preserve">: Offer a time-limited 15% discount coupon valid for 21 days following first checkout to establish immediate repeat purchasing habits.</w:t>
+      </w:r>
+    </w:p>
+    <w:bookmarkEnd w:id="87"/>
+    <w:bookmarkStart w:id="88" w:name="X5e3f2050d999884e56065302884665203f6ec80"/>
+    <w:p>
+      <w:pPr>
+        <w:pStyle w:val="Heading4"/>
+      </w:pPr>
+      <w:r>
+        <w:t xml:space="preserve">Playbook 4: Lost / Churned Inactive (Lapsed &gt; 180 Days, Low Frequency)</w:t>
+      </w:r>
+    </w:p>
+    <w:p>
+      <w:pPr>
+        <w:pStyle w:val="Compact"/>
+        <w:numPr>
+          <w:ilvl w:val="0"/>
+          <w:numId w:val="1018"/>
+        </w:numPr>
+      </w:pPr>
+      <w:r>
+        <w:rPr>
+          <w:b/>
+          <w:bCs/>
+        </w:rPr>
+        <w:t xml:space="preserve">Automated Win-Back Campaign</w:t>
+      </w:r>
+      <w:r>
+        <w:t xml:space="preserve">: Trigger targeted re-engagement email blasts with subject lines highlighting newly curated collections and a £10 gift voucher.</w:t>
+      </w:r>
+    </w:p>
+    <w:p>
+      <w:pPr>
+        <w:pStyle w:val="Compact"/>
+        <w:numPr>
+          <w:ilvl w:val="0"/>
+          <w:numId w:val="1018"/>
+        </w:numPr>
+      </w:pPr>
+      <w:r>
+        <w:rPr>
+          <w:b/>
+          <w:bCs/>
+        </w:rPr>
+        <w:t xml:space="preserve">Feedback &amp; Churn Diagnostics</w:t>
+      </w:r>
+      <w:r>
+        <w:t xml:space="preserve">: Deploy a single-question exit survey to identify reasons for attrition (product quality, pricing, delivery speed).</w:t>
+      </w:r>
+    </w:p>
+    <w:p>
+      <w:pPr>
+        <w:pStyle w:val="Compact"/>
+        <w:numPr>
+          <w:ilvl w:val="0"/>
+          <w:numId w:val="1018"/>
         </w:numPr>
       </w:pPr>
       <w:r>
@@ -11252,7 +10575,7 @@
         <w:pStyle w:val="Compact"/>
         <w:numPr>
           <w:ilvl w:val="0"/>
-          <w:numId w:val="1015"/>
+          <w:numId w:val="1019"/>
         </w:numPr>
       </w:pPr>
       <w:r>
@@ -11287,7 +10610,7 @@
         <w:pStyle w:val="Compact"/>
         <w:numPr>
           <w:ilvl w:val="0"/>
-          <w:numId w:val="1015"/>
+          <w:numId w:val="1019"/>
         </w:numPr>
       </w:pPr>
       <w:r>
@@ -11322,7 +10645,7 @@
         <w:pStyle w:val="Compact"/>
         <w:numPr>
           <w:ilvl w:val="0"/>
-          <w:numId w:val="1015"/>
+          <w:numId w:val="1019"/>
         </w:numPr>
       </w:pPr>
       <w:r>
@@ -11357,7 +10680,7 @@
         <w:pStyle w:val="Compact"/>
         <w:numPr>
           <w:ilvl w:val="0"/>
-          <w:numId w:val="1015"/>
+          <w:numId w:val="1019"/>
         </w:numPr>
       </w:pPr>
       <w:r>
@@ -11392,7 +10715,7 @@
         <w:pStyle w:val="Compact"/>
         <w:numPr>
           <w:ilvl w:val="0"/>
-          <w:numId w:val="1015"/>
+          <w:numId w:val="1019"/>
         </w:numPr>
       </w:pPr>
       <w:r>
@@ -11427,7 +10750,7 @@
         <w:pStyle w:val="Compact"/>
         <w:numPr>
           <w:ilvl w:val="0"/>
-          <w:numId w:val="1015"/>
+          <w:numId w:val="1019"/>
         </w:numPr>
       </w:pPr>
       <w:r>
@@ -11462,7 +10785,7 @@
         <w:pStyle w:val="Compact"/>
         <w:numPr>
           <w:ilvl w:val="0"/>
-          <w:numId w:val="1015"/>
+          <w:numId w:val="1019"/>
         </w:numPr>
       </w:pPr>
       <w:r>
@@ -11497,7 +10820,7 @@
         <w:pStyle w:val="Compact"/>
         <w:numPr>
           <w:ilvl w:val="0"/>
-          <w:numId w:val="1015"/>
+          <w:numId w:val="1019"/>
         </w:numPr>
       </w:pPr>
       <w:r>
@@ -11532,7 +10855,7 @@
         <w:pStyle w:val="Compact"/>
         <w:numPr>
           <w:ilvl w:val="0"/>
-          <w:numId w:val="1015"/>
+          <w:numId w:val="1019"/>
         </w:numPr>
       </w:pPr>
       <w:r>
@@ -11567,7 +10890,7 @@
         <w:pStyle w:val="Compact"/>
         <w:numPr>
           <w:ilvl w:val="0"/>
-          <w:numId w:val="1015"/>
+          <w:numId w:val="1019"/>
         </w:numPr>
       </w:pPr>
       <w:r>
@@ -11930,18 +11253,6 @@
     </w:lvlOverride>
   </w:num>
   <w:num w:numId="1002">
-    <w:abstractNumId w:val="991"/>
-  </w:num>
-  <w:num w:numId="1003">
-    <w:abstractNumId w:val="991"/>
-  </w:num>
-  <w:num w:numId="1004">
-    <w:abstractNumId w:val="991"/>
-  </w:num>
-  <w:num w:numId="1005">
-    <w:abstractNumId w:val="991"/>
-  </w:num>
-  <w:num w:numId="1006">
     <w:abstractNumId w:val="99411"/>
     <w:lvlOverride w:ilvl="0">
       <w:startOverride w:val="1"/>
@@ -11971,65 +11282,23 @@
       <w:startOverride w:val="1"/>
     </w:lvlOverride>
   </w:num>
+  <w:num w:numId="1003">
+    <w:abstractNumId w:val="991"/>
+  </w:num>
+  <w:num w:numId="1004">
+    <w:abstractNumId w:val="991"/>
+  </w:num>
+  <w:num w:numId="1005">
+    <w:abstractNumId w:val="991"/>
+  </w:num>
+  <w:num w:numId="1006">
+    <w:abstractNumId w:val="991"/>
+  </w:num>
   <w:num w:numId="1007">
-    <w:abstractNumId w:val="99411"/>
-    <w:lvlOverride w:ilvl="0">
-      <w:startOverride w:val="1"/>
-    </w:lvlOverride>
-    <w:lvlOverride w:ilvl="1">
-      <w:startOverride w:val="1"/>
-    </w:lvlOverride>
-    <w:lvlOverride w:ilvl="2">
-      <w:startOverride w:val="1"/>
-    </w:lvlOverride>
-    <w:lvlOverride w:ilvl="3">
-      <w:startOverride w:val="1"/>
-    </w:lvlOverride>
-    <w:lvlOverride w:ilvl="4">
-      <w:startOverride w:val="1"/>
-    </w:lvlOverride>
-    <w:lvlOverride w:ilvl="5">
-      <w:startOverride w:val="1"/>
-    </w:lvlOverride>
-    <w:lvlOverride w:ilvl="6">
-      <w:startOverride w:val="1"/>
-    </w:lvlOverride>
-    <w:lvlOverride w:ilvl="7">
-      <w:startOverride w:val="1"/>
-    </w:lvlOverride>
-    <w:lvlOverride w:ilvl="8">
-      <w:startOverride w:val="1"/>
-    </w:lvlOverride>
+    <w:abstractNumId w:val="991"/>
   </w:num>
   <w:num w:numId="1008">
-    <w:abstractNumId w:val="99411"/>
-    <w:lvlOverride w:ilvl="0">
-      <w:startOverride w:val="1"/>
-    </w:lvlOverride>
-    <w:lvlOverride w:ilvl="1">
-      <w:startOverride w:val="1"/>
-    </w:lvlOverride>
-    <w:lvlOverride w:ilvl="2">
-      <w:startOverride w:val="1"/>
-    </w:lvlOverride>
-    <w:lvlOverride w:ilvl="3">
-      <w:startOverride w:val="1"/>
-    </w:lvlOverride>
-    <w:lvlOverride w:ilvl="4">
-      <w:startOverride w:val="1"/>
-    </w:lvlOverride>
-    <w:lvlOverride w:ilvl="5">
-      <w:startOverride w:val="1"/>
-    </w:lvlOverride>
-    <w:lvlOverride w:ilvl="6">
-      <w:startOverride w:val="1"/>
-    </w:lvlOverride>
-    <w:lvlOverride w:ilvl="7">
-      <w:startOverride w:val="1"/>
-    </w:lvlOverride>
-    <w:lvlOverride w:ilvl="8">
-      <w:startOverride w:val="1"/>
-    </w:lvlOverride>
+    <w:abstractNumId w:val="991"/>
   </w:num>
   <w:num w:numId="1009">
     <w:abstractNumId w:val="99411"/>
@@ -12062,10 +11331,64 @@
     </w:lvlOverride>
   </w:num>
   <w:num w:numId="1010">
-    <w:abstractNumId w:val="991"/>
+    <w:abstractNumId w:val="99411"/>
+    <w:lvlOverride w:ilvl="0">
+      <w:startOverride w:val="1"/>
+    </w:lvlOverride>
+    <w:lvlOverride w:ilvl="1">
+      <w:startOverride w:val="1"/>
+    </w:lvlOverride>
+    <w:lvlOverride w:ilvl="2">
+      <w:startOverride w:val="1"/>
+    </w:lvlOverride>
+    <w:lvlOverride w:ilvl="3">
+      <w:startOverride w:val="1"/>
+    </w:lvlOverride>
+    <w:lvlOverride w:ilvl="4">
+      <w:startOverride w:val="1"/>
+    </w:lvlOverride>
+    <w:lvlOverride w:ilvl="5">
+      <w:startOverride w:val="1"/>
+    </w:lvlOverride>
+    <w:lvlOverride w:ilvl="6">
+      <w:startOverride w:val="1"/>
+    </w:lvlOverride>
+    <w:lvlOverride w:ilvl="7">
+      <w:startOverride w:val="1"/>
+    </w:lvlOverride>
+    <w:lvlOverride w:ilvl="8">
+      <w:startOverride w:val="1"/>
+    </w:lvlOverride>
   </w:num>
   <w:num w:numId="1011">
-    <w:abstractNumId w:val="991"/>
+    <w:abstractNumId w:val="99411"/>
+    <w:lvlOverride w:ilvl="0">
+      <w:startOverride w:val="1"/>
+    </w:lvlOverride>
+    <w:lvlOverride w:ilvl="1">
+      <w:startOverride w:val="1"/>
+    </w:lvlOverride>
+    <w:lvlOverride w:ilvl="2">
+      <w:startOverride w:val="1"/>
+    </w:lvlOverride>
+    <w:lvlOverride w:ilvl="3">
+      <w:startOverride w:val="1"/>
+    </w:lvlOverride>
+    <w:lvlOverride w:ilvl="4">
+      <w:startOverride w:val="1"/>
+    </w:lvlOverride>
+    <w:lvlOverride w:ilvl="5">
+      <w:startOverride w:val="1"/>
+    </w:lvlOverride>
+    <w:lvlOverride w:ilvl="6">
+      <w:startOverride w:val="1"/>
+    </w:lvlOverride>
+    <w:lvlOverride w:ilvl="7">
+      <w:startOverride w:val="1"/>
+    </w:lvlOverride>
+    <w:lvlOverride w:ilvl="8">
+      <w:startOverride w:val="1"/>
+    </w:lvlOverride>
   </w:num>
   <w:num w:numId="1012">
     <w:abstractNumId w:val="991"/>
@@ -12077,6 +11400,18 @@
     <w:abstractNumId w:val="991"/>
   </w:num>
   <w:num w:numId="1015">
+    <w:abstractNumId w:val="991"/>
+  </w:num>
+  <w:num w:numId="1016">
+    <w:abstractNumId w:val="991"/>
+  </w:num>
+  <w:num w:numId="1017">
+    <w:abstractNumId w:val="991"/>
+  </w:num>
+  <w:num w:numId="1018">
+    <w:abstractNumId w:val="991"/>
+  </w:num>
+  <w:num w:numId="1019">
     <w:abstractNumId w:val="99411"/>
     <w:lvlOverride w:ilvl="0">
       <w:startOverride w:val="1"/>

--- a/capstone_2_onlineretail/reports/Retail_Customer_Segmentation_Report.docx
+++ b/capstone_2_onlineretail/reports/Retail_Customer_Segmentation_Report.docx
@@ -440,7 +440,7 @@
           <w:b/>
           <w:bCs/>
         </w:rPr>
-        <w:t xml:space="preserve">Lost / Churned Inactive</w:t>
+        <w:t xml:space="preserve">Lapsed / Inactive Customers</w:t>
       </w:r>
       <w:r>
         <w:t xml:space="preserve"> </w:t>
@@ -1168,7 +1168,7 @@
         <w:t xml:space="preserve">)</w:t>
       </w:r>
       <w:r>
-        <w:t xml:space="preserve">: Total gross dollar value spent across all transactions.</w:t>
+        <w:t xml:space="preserve">: Total gross British Pound (£) value spent across all transactions.</w:t>
       </w:r>
     </w:p>
     <w:p>
@@ -4058,7 +4058,7 @@
         <w:t xml:space="preserve">)</w:t>
       </w:r>
       <w:r>
-        <w:t xml:space="preserve">: Mean £2,054.27, Median £674.45, Max £280,206.02, Skewness:</w:t>
+        <w:t xml:space="preserve">: Mean £2,048.69, Median £668.57, Max £280,206.02, Skewness:</w:t>
       </w:r>
       <w:r>
         <w:t xml:space="preserve"> </w:t>
@@ -5138,7 +5138,7 @@
         <w:t xml:space="preserve">93.87% of total variance</w:t>
       </w:r>
       <w:r>
-        <w:t xml:space="preserve">, providing an analytically lossless 2D subspace for visual clustering diagnostics.</w:t>
+        <w:t xml:space="preserve">, providing an high-fidelity 2D visualization subspace (retaining 93.87% of behavioral variance) for visual clustering diagnostics.</w:t>
       </w:r>
     </w:p>
     <w:p>
@@ -5317,7 +5317,7 @@
         <w:t xml:space="preserve">Convex Spherical Geometry Alignment</w:t>
       </w:r>
       <w:r>
-        <w:t xml:space="preserve">: Following logarithmic transformation and standard scaling, the RFM feature distributions closely approximate isotropic multivariate normal clouds. K-Means is mathematically optimal for identifying spherical, convex partitions in standardized Euclidean spaces.</w:t>
+        <w:t xml:space="preserve">: Following logarithmic transformation and standard scaling, the RFM feature distributions closely approximate isotropic multivariate normal clouds. K-Means is well-suited for identifying spherical, convex partitions in standardized Euclidean spaces.</w:t>
       </w:r>
     </w:p>
     <w:p>
@@ -7366,7 +7366,7 @@
               <w:jc w:val="center"/>
             </w:pPr>
             <w:r>
-              <w:t xml:space="preserve">0.0000</w:t>
+              <w:t xml:space="preserve">N/A (Degenerate)</w:t>
             </w:r>
           </w:p>
         </w:tc>
@@ -7378,7 +7378,7 @@
               <w:jc w:val="center"/>
             </w:pPr>
             <w:r>
-              <w:t xml:space="preserve">0.0000</w:t>
+              <w:t xml:space="preserve">N/A (Degenerate)</w:t>
             </w:r>
           </w:p>
         </w:tc>
@@ -7402,7 +7402,7 @@
               <w:jc w:val="left"/>
             </w:pPr>
             <w:r>
-              <w:t xml:space="preserve">Fails density test: lumps 4,303 points into 1 cluster; 35 noise points</w:t>
+              <w:t xml:space="preserve">Fails density test: collapses 4,303 points into 1 cluster; 35 noise points</w:t>
             </w:r>
           </w:p>
         </w:tc>
@@ -8163,7 +8163,7 @@
                 <w:b/>
                 <w:bCs/>
               </w:rPr>
-              <w:t xml:space="preserve">Lost / Churned Inactive</w:t>
+              <w:t xml:space="preserve">Lapsed / Inactive Customers</w:t>
             </w:r>
           </w:p>
         </w:tc>
@@ -8357,7 +8357,7 @@
                 <w:b/>
                 <w:bCs/>
               </w:rPr>
-              <w:t xml:space="preserve">92.51 days</w:t>
+              <w:t xml:space="preserve">92.54 days</w:t>
             </w:r>
           </w:p>
         </w:tc>
@@ -8389,7 +8389,7 @@
                 <w:b/>
                 <w:bCs/>
               </w:rPr>
-              <w:t xml:space="preserve">£2,054.27</w:t>
+              <w:t xml:space="preserve">£2,048.69</w:t>
             </w:r>
           </w:p>
         </w:tc>
@@ -8405,7 +8405,7 @@
                 <w:b/>
                 <w:bCs/>
               </w:rPr>
-              <w:t xml:space="preserve">£441.72</w:t>
+              <w:t xml:space="preserve">£417.65</w:t>
             </w:r>
           </w:p>
         </w:tc>
@@ -8661,7 +8661,7 @@
           <w:b/>
           <w:bCs/>
         </w:rPr>
-        <w:t xml:space="preserve">Lost / Churned Inactive</w:t>
+        <w:t xml:space="preserve">Lapsed / Inactive Customers</w:t>
       </w:r>
       <w:r>
         <w:t xml:space="preserve"> </w:t>
@@ -8775,7 +8775,7 @@
         <w:t xml:space="preserve">18.21 days</w:t>
       </w:r>
       <w:r>
-        <w:t xml:space="preserve">; median 17.0 days). In contrast, Lost Inactive accounts average</w:t>
+        <w:t xml:space="preserve">; median 17.0 days). In contrast, Lapsed Inactive accounts average</w:t>
       </w:r>
       <w:r>
         <w:t xml:space="preserve"> </w:t>
@@ -8823,7 +8823,7 @@
         <w:t xml:space="preserve">13.79 orders per year</w:t>
       </w:r>
       <w:r>
-        <w:t xml:space="preserve">, compared to 4.11 for Loyal Repeaters, 2.14 for Promising Shoppers, and 1.32 for Lost Inactive buyers.</w:t>
+        <w:t xml:space="preserve">, compared to 4.11 for Loyal Repeaters, 2.14 for Promising Shoppers, and 1.32 for Lapsed Inactive buyers.</w:t>
       </w:r>
       <w:r>
         <w:t xml:space="preserve"> </w:t>
@@ -8891,7 +8891,7 @@
       <w:r>
         <w:drawing>
           <wp:inline>
-            <wp:extent cx="3467100" cy="2227592"/>
+            <wp:extent cx="3467100" cy="2239748"/>
             <wp:effectExtent b="0" l="0" r="0" t="0"/>
             <wp:docPr descr="Persona Metric Comparison" title="" id="78" name="Picture"/>
             <a:graphic>
@@ -8912,7 +8912,7 @@
                   <pic:spPr bwMode="auto">
                     <a:xfrm>
                       <a:off x="0" y="0"/>
-                      <a:ext cx="3467100" cy="2227592"/>
+                      <a:ext cx="3467100" cy="2239748"/>
                     </a:xfrm>
                     <a:prstGeom prst="rect">
                       <a:avLst/>
@@ -9129,7 +9129,7 @@
           <w:b/>
           <w:bCs/>
         </w:rPr>
-        <w:t xml:space="preserve">Lost / Churned Inactive</w:t>
+        <w:t xml:space="preserve">Lapsed / Inactive Customers</w:t>
       </w:r>
       <w:r>
         <w:t xml:space="preserve"> </w:t>
@@ -9446,13 +9446,13 @@
       </w:r>
     </w:p>
     <w:bookmarkEnd w:id="87"/>
-    <w:bookmarkStart w:id="88" w:name="X5e3f2050d999884e56065302884665203f6ec80"/>
+    <w:bookmarkStart w:id="88" w:name="X2d0cdbf1b24d938e55c066e56ad8d0d51d0389d"/>
     <w:p>
       <w:pPr>
         <w:pStyle w:val="Heading4"/>
       </w:pPr>
       <w:r>
-        <w:t xml:space="preserve">Playbook 4: Lost / Churned Inactive (Lapsed &gt; 180 Days, Low Frequency)</w:t>
+        <w:t xml:space="preserve">Playbook 4: Lapsed / Inactive Customers (Lapsed &gt; 180 Days, Low Frequency)</w:t>
       </w:r>
     </w:p>
     <w:p>
@@ -10448,7 +10448,7 @@
           <w:rPr>
             <w:rStyle w:val="VerbatimChar"/>
           </w:rPr>
-          <w:t xml:space="preserve">capstone_2_onlineretail/notebooks/01_retail_customer_segmentation.ipynb</w:t>
+          <w:t xml:space="preserve">01_retail_customer_segmentation.ipynb</w:t>
         </w:r>
       </w:hyperlink>
       <w:r>
